--- a/docs/reports/PBL6_Bao_Cao_Tong_Hop_Toan_Van.docx
+++ b/docs/reports/PBL6_Bao_Cao_Tong_Hop_Toan_Van.docx
@@ -4,7 +4,281 @@
   <w:body>
     <w:p>
       <w:pPr>
-        <w:spacing w:after="320"/>
+        <w:spacing w:before="200" w:after="40"/>
+        <w:jc w:val="center"/>
+      </w:pPr>
+      <w:r>
+        <w:rPr>
+          <w:b/>
+          <w:color w:val="374151"/>
+          <w:sz w:val="26"/>
+        </w:rPr>
+        <w:t>ĐẠI HỌC ĐÀ NẴNG</w:t>
+        <w:br/>
+      </w:r>
+      <w:r>
+        <w:rPr>
+          <w:b/>
+          <w:color w:val="111827"/>
+          <w:sz w:val="30"/>
+        </w:rPr>
+        <w:t>TRƯỜNG ĐẠI HỌC BÁCH KHOA</w:t>
+        <w:br/>
+      </w:r>
+      <w:r>
+        <w:rPr>
+          <w:b/>
+          <w:color w:val="4B5563"/>
+          <w:sz w:val="24"/>
+        </w:rPr>
+        <w:t>KHOA CÔNG NGHỆ THÔNG TIN - BỘ MÔN AN TOÀN THÔNG TIN</w:t>
+        <w:br/>
+      </w:r>
+    </w:p>
+    <w:p>
+      <w:pPr>
+        <w:spacing w:before="40" w:after="720"/>
+        <w:jc w:val="center"/>
+      </w:pPr>
+      <w:r>
+        <w:rPr>
+          <w:b/>
+          <w:color w:val="0F766E"/>
+        </w:rPr>
+        <w:t>━━━━━━━━━━━━━━━━━━━━━━━</w:t>
+      </w:r>
+    </w:p>
+    <w:p>
+      <w:pPr>
+        <w:spacing w:before="400" w:after="240"/>
+        <w:jc w:val="center"/>
+      </w:pPr>
+      <w:r>
+        <w:rPr>
+          <w:b/>
+          <w:color w:val="0F766E"/>
+          <w:sz w:val="30"/>
+        </w:rPr>
+        <w:t>BÁO CÁO ĐỒ ÁN MÔN HỌC CHUYÊN NGÀNH (PBL6)</w:t>
+        <w:br/>
+      </w:r>
+      <w:r>
+        <w:rPr>
+          <w:b/>
+          <w:color w:val="1E40AF"/>
+          <w:sz w:val="26"/>
+        </w:rPr>
+        <w:t>CHUYÊN NGÀNH AN TOÀN THÔNG TIN</w:t>
+        <w:br/>
+        <w:br/>
+      </w:r>
+      <w:r>
+        <w:rPr>
+          <w:b/>
+          <w:color w:val="047857"/>
+          <w:sz w:val="34"/>
+        </w:rPr>
+        <w:t>NỀN TẢNG GIÁM SÁT, PHÁT HIỆN VÀ NGĂN CHẶN TẤN CÔNG WEB API</w:t>
+        <w:br/>
+        <w:t>DỰA TRÊN AI/ML KẾT HỢP MÔI TRƯỜNG THAO TRƯỜNG MẠNG (CYBER RANGE) PHÂN TÁN</w:t>
+        <w:br/>
+      </w:r>
+    </w:p>
+    <w:p>
+      <w:pPr>
+        <w:spacing w:after="800"/>
+      </w:pPr>
+    </w:p>
+    <w:tbl>
+      <w:tblPr>
+        <w:tblW w:type="auto" w:w="0"/>
+        <w:jc w:val="center"/>
+        <w:tblLook w:firstColumn="1" w:firstRow="1" w:lastColumn="0" w:lastRow="0" w:noHBand="0" w:noVBand="1" w:val="04A0"/>
+      </w:tblPr>
+      <w:tblGrid>
+        <w:gridCol w:w="4561"/>
+        <w:gridCol w:w="4561"/>
+      </w:tblGrid>
+      <w:tr>
+        <w:tc>
+          <w:tcPr>
+            <w:tcW w:type="dxa" w:w="3168"/>
+            <w:tcMar>
+              <w:top w:w="60" w:type="dxa"/>
+              <w:bottom w:w="60" w:type="dxa"/>
+              <w:left w:w="100" w:type="dxa"/>
+              <w:right w:w="100" w:type="dxa"/>
+            </w:tcMar>
+          </w:tcPr>
+          <w:p>
+            <w:r>
+              <w:rPr>
+                <w:b/>
+                <w:color w:val="374151"/>
+                <w:sz w:val="24"/>
+              </w:rPr>
+              <w:t>Giảng viên hướng dẫn:</w:t>
+            </w:r>
+          </w:p>
+        </w:tc>
+        <w:tc>
+          <w:tcPr>
+            <w:tcW w:type="dxa" w:w="6048"/>
+            <w:tcMar>
+              <w:top w:w="60" w:type="dxa"/>
+              <w:bottom w:w="60" w:type="dxa"/>
+              <w:left w:w="100" w:type="dxa"/>
+              <w:right w:w="100" w:type="dxa"/>
+            </w:tcMar>
+          </w:tcPr>
+          <w:p>
+            <w:r>
+              <w:rPr>
+                <w:b w:val="0"/>
+                <w:color w:val="111827"/>
+                <w:sz w:val="24"/>
+              </w:rPr>
+              <w:t>TS. Nguyễn Thế Xuân Ly</w:t>
+            </w:r>
+          </w:p>
+        </w:tc>
+      </w:tr>
+      <w:tr>
+        <w:tc>
+          <w:tcPr>
+            <w:tcW w:type="dxa" w:w="3168"/>
+            <w:tcMar>
+              <w:top w:w="60" w:type="dxa"/>
+              <w:bottom w:w="60" w:type="dxa"/>
+              <w:left w:w="100" w:type="dxa"/>
+              <w:right w:w="100" w:type="dxa"/>
+            </w:tcMar>
+          </w:tcPr>
+          <w:p>
+            <w:r>
+              <w:rPr>
+                <w:b/>
+                <w:color w:val="374151"/>
+                <w:sz w:val="24"/>
+              </w:rPr>
+              <w:t>Sinh viên thực hiện:</w:t>
+            </w:r>
+          </w:p>
+        </w:tc>
+        <w:tc>
+          <w:tcPr>
+            <w:tcW w:type="dxa" w:w="6048"/>
+            <w:tcMar>
+              <w:top w:w="60" w:type="dxa"/>
+              <w:bottom w:w="60" w:type="dxa"/>
+              <w:left w:w="100" w:type="dxa"/>
+              <w:right w:w="100" w:type="dxa"/>
+            </w:tcMar>
+          </w:tcPr>
+          <w:p>
+            <w:r>
+              <w:rPr>
+                <w:b/>
+                <w:color w:val="111827"/>
+                <w:sz w:val="24"/>
+              </w:rPr>
+              <w:t>Nguyễn Văn Công</w:t>
+            </w:r>
+          </w:p>
+        </w:tc>
+      </w:tr>
+      <w:tr>
+        <w:tc>
+          <w:tcPr>
+            <w:tcW w:type="dxa" w:w="3168"/>
+            <w:tcMar>
+              <w:top w:w="60" w:type="dxa"/>
+              <w:bottom w:w="60" w:type="dxa"/>
+              <w:left w:w="100" w:type="dxa"/>
+              <w:right w:w="100" w:type="dxa"/>
+            </w:tcMar>
+          </w:tcPr>
+          <w:p>
+            <w:r>
+              <w:rPr>
+                <w:b/>
+                <w:color w:val="374151"/>
+                <w:sz w:val="24"/>
+              </w:rPr>
+              <w:t>Lớp sinh hoạt:</w:t>
+            </w:r>
+          </w:p>
+        </w:tc>
+        <w:tc>
+          <w:tcPr>
+            <w:tcW w:type="dxa" w:w="6048"/>
+            <w:tcMar>
+              <w:top w:w="60" w:type="dxa"/>
+              <w:bottom w:w="60" w:type="dxa"/>
+              <w:left w:w="100" w:type="dxa"/>
+              <w:right w:w="100" w:type="dxa"/>
+            </w:tcMar>
+          </w:tcPr>
+          <w:p>
+            <w:r>
+              <w:rPr>
+                <w:b w:val="0"/>
+                <w:color w:val="111827"/>
+                <w:sz w:val="24"/>
+              </w:rPr>
+              <w:t>21T_DT - Khóa 2021 - 2026</w:t>
+            </w:r>
+          </w:p>
+        </w:tc>
+      </w:tr>
+      <w:tr>
+        <w:tc>
+          <w:tcPr>
+            <w:tcW w:type="dxa" w:w="3168"/>
+            <w:tcMar>
+              <w:top w:w="60" w:type="dxa"/>
+              <w:bottom w:w="60" w:type="dxa"/>
+              <w:left w:w="100" w:type="dxa"/>
+              <w:right w:w="100" w:type="dxa"/>
+            </w:tcMar>
+          </w:tcPr>
+          <w:p>
+            <w:r>
+              <w:rPr>
+                <w:b/>
+                <w:color w:val="374151"/>
+                <w:sz w:val="24"/>
+              </w:rPr>
+              <w:t>Ngành đào tạo:</w:t>
+            </w:r>
+          </w:p>
+        </w:tc>
+        <w:tc>
+          <w:tcPr>
+            <w:tcW w:type="dxa" w:w="6048"/>
+            <w:tcMar>
+              <w:top w:w="60" w:type="dxa"/>
+              <w:bottom w:w="60" w:type="dxa"/>
+              <w:left w:w="100" w:type="dxa"/>
+              <w:right w:w="100" w:type="dxa"/>
+            </w:tcMar>
+          </w:tcPr>
+          <w:p>
+            <w:r>
+              <w:rPr>
+                <w:b w:val="0"/>
+                <w:color w:val="111827"/>
+                <w:sz w:val="24"/>
+              </w:rPr>
+              <w:t>Công nghệ Thông tin (Chuyên ngành An toàn Thông tin)</w:t>
+            </w:r>
+          </w:p>
+        </w:tc>
+      </w:tr>
+    </w:tbl>
+    <w:p>
+      <w:pPr>
+        <w:spacing w:before="1600" w:after="0"/>
         <w:jc w:val="center"/>
       </w:pPr>
       <w:r>
@@ -13,40 +287,2047 @@
           <w:color w:val="4B5563"/>
           <w:sz w:val="24"/>
         </w:rPr>
-        <w:t>TRƯỜNG ĐẠI HỌC BÁCH KHOA - ĐẠI HỌC ĐÀ NẴNG</w:t>
-        <w:br/>
-        <w:t>KHOA CÔNG NGHỆ THÔNG TIN - BỘ MÔN AN TOÀN THÔNG TIN</w:t>
-        <w:br/>
-        <w:br/>
+        <w:t>ĐÀ NẴNG, NĂM 2026</w:t>
       </w:r>
+    </w:p>
+    <w:p>
+      <w:r>
+        <w:br w:type="page"/>
+      </w:r>
+    </w:p>
+    <w:p>
+      <w:pPr>
+        <w:spacing w:before="200" w:after="280"/>
+        <w:jc w:val="center"/>
+      </w:pPr>
+      <w:r>
+        <w:rPr>
+          <w:b/>
+          <w:color w:val="0F766E"/>
+          <w:sz w:val="32"/>
+        </w:rPr>
+        <w:t>MỤC LỤC BÁO CÁO ĐỒ ÁN</w:t>
+      </w:r>
+    </w:p>
+    <w:tbl>
+      <w:tblPr>
+        <w:tblW w:type="auto" w:w="0"/>
+        <w:jc w:val="center"/>
+        <w:tblLook w:firstColumn="1" w:firstRow="1" w:lastColumn="0" w:lastRow="0" w:noHBand="0" w:noVBand="1" w:val="04A0"/>
+      </w:tblPr>
+      <w:tblGrid>
+        <w:gridCol w:w="4561"/>
+        <w:gridCol w:w="4561"/>
+      </w:tblGrid>
+      <w:tr>
+        <w:tc>
+          <w:tcPr>
+            <w:tcW w:type="dxa" w:w="7776"/>
+            <w:tcMar>
+              <w:top w:w="30" w:type="dxa"/>
+              <w:bottom w:w="30" w:type="dxa"/>
+              <w:left w:w="60" w:type="dxa"/>
+              <w:right w:w="60" w:type="dxa"/>
+            </w:tcMar>
+          </w:tcPr>
+          <w:p>
+            <w:r>
+              <w:rPr>
+                <w:b/>
+                <w:color w:val="0F766E"/>
+                <w:sz w:val="23"/>
+              </w:rPr>
+              <w:t>LỜI CẢM ƠN VÀ CAM ĐOAN</w:t>
+            </w:r>
+          </w:p>
+        </w:tc>
+        <w:tc>
+          <w:tcPr>
+            <w:tcW w:type="dxa" w:w="1728"/>
+            <w:tcMar>
+              <w:top w:w="30" w:type="dxa"/>
+              <w:bottom w:w="30" w:type="dxa"/>
+              <w:left w:w="60" w:type="dxa"/>
+              <w:right w:w="60" w:type="dxa"/>
+            </w:tcMar>
+          </w:tcPr>
+          <w:p>
+            <w:pPr>
+              <w:jc w:val="right"/>
+            </w:pPr>
+            <w:r>
+              <w:rPr>
+                <w:color w:val="6B7280"/>
+                <w:sz w:val="21"/>
+              </w:rPr>
+              <w:t>Trang ii</w:t>
+            </w:r>
+          </w:p>
+        </w:tc>
+      </w:tr>
+      <w:tr>
+        <w:tc>
+          <w:tcPr>
+            <w:tcW w:type="dxa" w:w="7776"/>
+            <w:tcMar>
+              <w:top w:w="30" w:type="dxa"/>
+              <w:bottom w:w="30" w:type="dxa"/>
+              <w:left w:w="60" w:type="dxa"/>
+              <w:right w:w="60" w:type="dxa"/>
+            </w:tcMar>
+          </w:tcPr>
+          <w:p>
+            <w:r>
+              <w:rPr>
+                <w:b/>
+                <w:color w:val="0F766E"/>
+                <w:sz w:val="23"/>
+              </w:rPr>
+              <w:t>DANH MỤC THUẬT NGỮ VÀ TỪ VIẾT TẮT</w:t>
+            </w:r>
+          </w:p>
+        </w:tc>
+        <w:tc>
+          <w:tcPr>
+            <w:tcW w:type="dxa" w:w="1728"/>
+            <w:tcMar>
+              <w:top w:w="30" w:type="dxa"/>
+              <w:bottom w:w="30" w:type="dxa"/>
+              <w:left w:w="60" w:type="dxa"/>
+              <w:right w:w="60" w:type="dxa"/>
+            </w:tcMar>
+          </w:tcPr>
+          <w:p>
+            <w:pPr>
+              <w:jc w:val="right"/>
+            </w:pPr>
+            <w:r>
+              <w:rPr>
+                <w:color w:val="6B7280"/>
+                <w:sz w:val="21"/>
+              </w:rPr>
+              <w:t>Trang iii</w:t>
+            </w:r>
+          </w:p>
+        </w:tc>
+      </w:tr>
+      <w:tr>
+        <w:tc>
+          <w:tcPr>
+            <w:tcW w:type="dxa" w:w="7776"/>
+            <w:tcMar>
+              <w:top w:w="30" w:type="dxa"/>
+              <w:bottom w:w="30" w:type="dxa"/>
+              <w:left w:w="60" w:type="dxa"/>
+              <w:right w:w="60" w:type="dxa"/>
+            </w:tcMar>
+          </w:tcPr>
+          <w:p>
+            <w:r>
+              <w:rPr>
+                <w:b/>
+                <w:color w:val="0F766E"/>
+                <w:sz w:val="23"/>
+              </w:rPr>
+              <w:t>DANH MỤC BẢNG BIỂU VÀ HÌNH VẼ</w:t>
+            </w:r>
+          </w:p>
+        </w:tc>
+        <w:tc>
+          <w:tcPr>
+            <w:tcW w:type="dxa" w:w="1728"/>
+            <w:tcMar>
+              <w:top w:w="30" w:type="dxa"/>
+              <w:bottom w:w="30" w:type="dxa"/>
+              <w:left w:w="60" w:type="dxa"/>
+              <w:right w:w="60" w:type="dxa"/>
+            </w:tcMar>
+          </w:tcPr>
+          <w:p>
+            <w:pPr>
+              <w:jc w:val="right"/>
+            </w:pPr>
+            <w:r>
+              <w:rPr>
+                <w:color w:val="6B7280"/>
+                <w:sz w:val="21"/>
+              </w:rPr>
+              <w:t>Trang iv</w:t>
+            </w:r>
+          </w:p>
+        </w:tc>
+      </w:tr>
+      <w:tr>
+        <w:tc>
+          <w:tcPr>
+            <w:tcW w:type="dxa" w:w="7776"/>
+            <w:tcMar>
+              <w:top w:w="30" w:type="dxa"/>
+              <w:bottom w:w="30" w:type="dxa"/>
+              <w:left w:w="60" w:type="dxa"/>
+              <w:right w:w="60" w:type="dxa"/>
+            </w:tcMar>
+          </w:tcPr>
+          <w:p>
+            <w:r>
+              <w:rPr>
+                <w:b/>
+                <w:color w:val="0F766E"/>
+                <w:sz w:val="23"/>
+              </w:rPr>
+              <w:t>CHƯƠNG 1: CƠ SỞ LÝ THUYẾT VÀ TỔNG QUAN CÔNG NGHỆ</w:t>
+            </w:r>
+          </w:p>
+        </w:tc>
+        <w:tc>
+          <w:tcPr>
+            <w:tcW w:type="dxa" w:w="1728"/>
+            <w:tcMar>
+              <w:top w:w="30" w:type="dxa"/>
+              <w:bottom w:w="30" w:type="dxa"/>
+              <w:left w:w="60" w:type="dxa"/>
+              <w:right w:w="60" w:type="dxa"/>
+            </w:tcMar>
+          </w:tcPr>
+          <w:p>
+            <w:pPr>
+              <w:jc w:val="right"/>
+            </w:pPr>
+            <w:r>
+              <w:rPr>
+                <w:color w:val="6B7280"/>
+                <w:sz w:val="21"/>
+              </w:rPr>
+              <w:t>Trang 1</w:t>
+            </w:r>
+          </w:p>
+        </w:tc>
+      </w:tr>
+      <w:tr>
+        <w:tc>
+          <w:tcPr>
+            <w:tcW w:type="dxa" w:w="7776"/>
+            <w:tcMar>
+              <w:top w:w="30" w:type="dxa"/>
+              <w:bottom w:w="30" w:type="dxa"/>
+              <w:left w:w="60" w:type="dxa"/>
+              <w:right w:w="60" w:type="dxa"/>
+            </w:tcMar>
+          </w:tcPr>
+          <w:p>
+            <w:r>
+              <w:rPr>
+                <w:color w:val="374151"/>
+                <w:sz w:val="21"/>
+              </w:rPr>
+              <w:t xml:space="preserve">  1.1. Tổng quan về bảo mật Web API và các thách thức an ninh hiện đại</w:t>
+            </w:r>
+          </w:p>
+        </w:tc>
+        <w:tc>
+          <w:tcPr>
+            <w:tcW w:type="dxa" w:w="1728"/>
+            <w:tcMar>
+              <w:top w:w="30" w:type="dxa"/>
+              <w:bottom w:w="30" w:type="dxa"/>
+              <w:left w:w="60" w:type="dxa"/>
+              <w:right w:w="60" w:type="dxa"/>
+            </w:tcMar>
+          </w:tcPr>
+          <w:p>
+            <w:pPr>
+              <w:jc w:val="right"/>
+            </w:pPr>
+            <w:r>
+              <w:rPr>
+                <w:color w:val="6B7280"/>
+                <w:sz w:val="21"/>
+              </w:rPr>
+              <w:t>Trang 1</w:t>
+            </w:r>
+          </w:p>
+        </w:tc>
+      </w:tr>
+      <w:tr>
+        <w:tc>
+          <w:tcPr>
+            <w:tcW w:type="dxa" w:w="7776"/>
+            <w:tcMar>
+              <w:top w:w="30" w:type="dxa"/>
+              <w:bottom w:w="30" w:type="dxa"/>
+              <w:left w:w="60" w:type="dxa"/>
+              <w:right w:w="60" w:type="dxa"/>
+            </w:tcMar>
+          </w:tcPr>
+          <w:p>
+            <w:r>
+              <w:rPr>
+                <w:color w:val="374151"/>
+                <w:sz w:val="21"/>
+              </w:rPr>
+              <w:t xml:space="preserve">  1.2. Cơ sở lý thuyết về tường lửa ứng dụng web (WAF) và hệ thống luật chữ ký</w:t>
+            </w:r>
+          </w:p>
+        </w:tc>
+        <w:tc>
+          <w:tcPr>
+            <w:tcW w:type="dxa" w:w="1728"/>
+            <w:tcMar>
+              <w:top w:w="30" w:type="dxa"/>
+              <w:bottom w:w="30" w:type="dxa"/>
+              <w:left w:w="60" w:type="dxa"/>
+              <w:right w:w="60" w:type="dxa"/>
+            </w:tcMar>
+          </w:tcPr>
+          <w:p>
+            <w:pPr>
+              <w:jc w:val="right"/>
+            </w:pPr>
+            <w:r>
+              <w:rPr>
+                <w:color w:val="6B7280"/>
+                <w:sz w:val="21"/>
+              </w:rPr>
+              <w:t>Trang 4</w:t>
+            </w:r>
+          </w:p>
+        </w:tc>
+      </w:tr>
+      <w:tr>
+        <w:tc>
+          <w:tcPr>
+            <w:tcW w:type="dxa" w:w="7776"/>
+            <w:tcMar>
+              <w:top w:w="30" w:type="dxa"/>
+              <w:bottom w:w="30" w:type="dxa"/>
+              <w:left w:w="60" w:type="dxa"/>
+              <w:right w:w="60" w:type="dxa"/>
+            </w:tcMar>
+          </w:tcPr>
+          <w:p>
+            <w:r>
+              <w:rPr>
+                <w:color w:val="374151"/>
+                <w:sz w:val="21"/>
+              </w:rPr>
+              <w:t xml:space="preserve">  1.3. Cơ sở lý thuyết về học máy trong phát hiện tấn công Web API</w:t>
+            </w:r>
+          </w:p>
+        </w:tc>
+        <w:tc>
+          <w:tcPr>
+            <w:tcW w:type="dxa" w:w="1728"/>
+            <w:tcMar>
+              <w:top w:w="30" w:type="dxa"/>
+              <w:bottom w:w="30" w:type="dxa"/>
+              <w:left w:w="60" w:type="dxa"/>
+              <w:right w:w="60" w:type="dxa"/>
+            </w:tcMar>
+          </w:tcPr>
+          <w:p>
+            <w:pPr>
+              <w:jc w:val="right"/>
+            </w:pPr>
+            <w:r>
+              <w:rPr>
+                <w:color w:val="6B7280"/>
+                <w:sz w:val="21"/>
+              </w:rPr>
+              <w:t>Trang 7</w:t>
+            </w:r>
+          </w:p>
+        </w:tc>
+      </w:tr>
+      <w:tr>
+        <w:tc>
+          <w:tcPr>
+            <w:tcW w:type="dxa" w:w="7776"/>
+            <w:tcMar>
+              <w:top w:w="30" w:type="dxa"/>
+              <w:bottom w:w="30" w:type="dxa"/>
+              <w:left w:w="60" w:type="dxa"/>
+              <w:right w:w="60" w:type="dxa"/>
+            </w:tcMar>
+          </w:tcPr>
+          <w:p>
+            <w:r>
+              <w:rPr>
+                <w:color w:val="374151"/>
+                <w:sz w:val="21"/>
+              </w:rPr>
+              <w:t xml:space="preserve">  1.4. Cơ sở lý thuyết về Thao trường mạng (Cyber Range) và Tác tử tấn công tự động</w:t>
+            </w:r>
+          </w:p>
+        </w:tc>
+        <w:tc>
+          <w:tcPr>
+            <w:tcW w:type="dxa" w:w="1728"/>
+            <w:tcMar>
+              <w:top w:w="30" w:type="dxa"/>
+              <w:bottom w:w="30" w:type="dxa"/>
+              <w:left w:w="60" w:type="dxa"/>
+              <w:right w:w="60" w:type="dxa"/>
+            </w:tcMar>
+          </w:tcPr>
+          <w:p>
+            <w:pPr>
+              <w:jc w:val="right"/>
+            </w:pPr>
+            <w:r>
+              <w:rPr>
+                <w:color w:val="6B7280"/>
+                <w:sz w:val="21"/>
+              </w:rPr>
+              <w:t>Trang 12</w:t>
+            </w:r>
+          </w:p>
+        </w:tc>
+      </w:tr>
+      <w:tr>
+        <w:tc>
+          <w:tcPr>
+            <w:tcW w:type="dxa" w:w="7776"/>
+            <w:tcMar>
+              <w:top w:w="30" w:type="dxa"/>
+              <w:bottom w:w="30" w:type="dxa"/>
+              <w:left w:w="60" w:type="dxa"/>
+              <w:right w:w="60" w:type="dxa"/>
+            </w:tcMar>
+          </w:tcPr>
+          <w:p>
+            <w:r>
+              <w:rPr>
+                <w:color w:val="374151"/>
+                <w:sz w:val="21"/>
+              </w:rPr>
+              <w:t xml:space="preserve">  1.5. Các thước đo và tiêu chuẩn đánh giá hiệu năng khoa học</w:t>
+            </w:r>
+          </w:p>
+        </w:tc>
+        <w:tc>
+          <w:tcPr>
+            <w:tcW w:type="dxa" w:w="1728"/>
+            <w:tcMar>
+              <w:top w:w="30" w:type="dxa"/>
+              <w:bottom w:w="30" w:type="dxa"/>
+              <w:left w:w="60" w:type="dxa"/>
+              <w:right w:w="60" w:type="dxa"/>
+            </w:tcMar>
+          </w:tcPr>
+          <w:p>
+            <w:pPr>
+              <w:jc w:val="right"/>
+            </w:pPr>
+            <w:r>
+              <w:rPr>
+                <w:color w:val="6B7280"/>
+                <w:sz w:val="21"/>
+              </w:rPr>
+              <w:t>Trang 15</w:t>
+            </w:r>
+          </w:p>
+        </w:tc>
+      </w:tr>
+      <w:tr>
+        <w:tc>
+          <w:tcPr>
+            <w:tcW w:type="dxa" w:w="7776"/>
+            <w:tcMar>
+              <w:top w:w="30" w:type="dxa"/>
+              <w:bottom w:w="30" w:type="dxa"/>
+              <w:left w:w="60" w:type="dxa"/>
+              <w:right w:w="60" w:type="dxa"/>
+            </w:tcMar>
+          </w:tcPr>
+          <w:p>
+            <w:r>
+              <w:rPr>
+                <w:color w:val="374151"/>
+                <w:sz w:val="21"/>
+              </w:rPr>
+              <w:t xml:space="preserve">  1.6. Tổng kết Chương 1</w:t>
+            </w:r>
+          </w:p>
+        </w:tc>
+        <w:tc>
+          <w:tcPr>
+            <w:tcW w:type="dxa" w:w="1728"/>
+            <w:tcMar>
+              <w:top w:w="30" w:type="dxa"/>
+              <w:bottom w:w="30" w:type="dxa"/>
+              <w:left w:w="60" w:type="dxa"/>
+              <w:right w:w="60" w:type="dxa"/>
+            </w:tcMar>
+          </w:tcPr>
+          <w:p>
+            <w:pPr>
+              <w:jc w:val="right"/>
+            </w:pPr>
+            <w:r>
+              <w:rPr>
+                <w:color w:val="6B7280"/>
+                <w:sz w:val="21"/>
+              </w:rPr>
+              <w:t>Trang 17</w:t>
+            </w:r>
+          </w:p>
+        </w:tc>
+      </w:tr>
+      <w:tr>
+        <w:tc>
+          <w:tcPr>
+            <w:tcW w:type="dxa" w:w="7776"/>
+            <w:tcMar>
+              <w:top w:w="30" w:type="dxa"/>
+              <w:bottom w:w="30" w:type="dxa"/>
+              <w:left w:w="60" w:type="dxa"/>
+              <w:right w:w="60" w:type="dxa"/>
+            </w:tcMar>
+          </w:tcPr>
+          <w:p>
+            <w:r>
+              <w:rPr>
+                <w:b/>
+                <w:color w:val="0F766E"/>
+                <w:sz w:val="23"/>
+              </w:rPr>
+              <w:t>CHƯƠNG 2: THIẾT KẾ KIẾN TRÚC HỆ THỐNG</w:t>
+            </w:r>
+          </w:p>
+        </w:tc>
+        <w:tc>
+          <w:tcPr>
+            <w:tcW w:type="dxa" w:w="1728"/>
+            <w:tcMar>
+              <w:top w:w="30" w:type="dxa"/>
+              <w:bottom w:w="30" w:type="dxa"/>
+              <w:left w:w="60" w:type="dxa"/>
+              <w:right w:w="60" w:type="dxa"/>
+            </w:tcMar>
+          </w:tcPr>
+          <w:p>
+            <w:pPr>
+              <w:jc w:val="right"/>
+            </w:pPr>
+            <w:r>
+              <w:rPr>
+                <w:color w:val="6B7280"/>
+                <w:sz w:val="21"/>
+              </w:rPr>
+              <w:t>Trang 18</w:t>
+            </w:r>
+          </w:p>
+        </w:tc>
+      </w:tr>
+      <w:tr>
+        <w:tc>
+          <w:tcPr>
+            <w:tcW w:type="dxa" w:w="7776"/>
+            <w:tcMar>
+              <w:top w:w="30" w:type="dxa"/>
+              <w:bottom w:w="30" w:type="dxa"/>
+              <w:left w:w="60" w:type="dxa"/>
+              <w:right w:w="60" w:type="dxa"/>
+            </w:tcMar>
+          </w:tcPr>
+          <w:p>
+            <w:r>
+              <w:rPr>
+                <w:color w:val="374151"/>
+                <w:sz w:val="21"/>
+              </w:rPr>
+              <w:t xml:space="preserve">  2.1. Phân tích yêu cầu hệ thống (Functional &amp; Non-Functional Requirements)</w:t>
+            </w:r>
+          </w:p>
+        </w:tc>
+        <w:tc>
+          <w:tcPr>
+            <w:tcW w:type="dxa" w:w="1728"/>
+            <w:tcMar>
+              <w:top w:w="30" w:type="dxa"/>
+              <w:bottom w:w="30" w:type="dxa"/>
+              <w:left w:w="60" w:type="dxa"/>
+              <w:right w:w="60" w:type="dxa"/>
+            </w:tcMar>
+          </w:tcPr>
+          <w:p>
+            <w:pPr>
+              <w:jc w:val="right"/>
+            </w:pPr>
+            <w:r>
+              <w:rPr>
+                <w:color w:val="6B7280"/>
+                <w:sz w:val="21"/>
+              </w:rPr>
+              <w:t>Trang 18</w:t>
+            </w:r>
+          </w:p>
+        </w:tc>
+      </w:tr>
+      <w:tr>
+        <w:tc>
+          <w:tcPr>
+            <w:tcW w:type="dxa" w:w="7776"/>
+            <w:tcMar>
+              <w:top w:w="30" w:type="dxa"/>
+              <w:bottom w:w="30" w:type="dxa"/>
+              <w:left w:w="60" w:type="dxa"/>
+              <w:right w:w="60" w:type="dxa"/>
+            </w:tcMar>
+          </w:tcPr>
+          <w:p>
+            <w:r>
+              <w:rPr>
+                <w:color w:val="374151"/>
+                <w:sz w:val="21"/>
+              </w:rPr>
+              <w:t xml:space="preserve">  2.2. Thiết kế kiến trúc tổng thể Thao trường mạng phân tán (High-Level Architecture)</w:t>
+            </w:r>
+          </w:p>
+        </w:tc>
+        <w:tc>
+          <w:tcPr>
+            <w:tcW w:type="dxa" w:w="1728"/>
+            <w:tcMar>
+              <w:top w:w="30" w:type="dxa"/>
+              <w:bottom w:w="30" w:type="dxa"/>
+              <w:left w:w="60" w:type="dxa"/>
+              <w:right w:w="60" w:type="dxa"/>
+            </w:tcMar>
+          </w:tcPr>
+          <w:p>
+            <w:pPr>
+              <w:jc w:val="right"/>
+            </w:pPr>
+            <w:r>
+              <w:rPr>
+                <w:color w:val="6B7280"/>
+                <w:sz w:val="21"/>
+              </w:rPr>
+              <w:t>Trang 23</w:t>
+            </w:r>
+          </w:p>
+        </w:tc>
+      </w:tr>
+      <w:tr>
+        <w:tc>
+          <w:tcPr>
+            <w:tcW w:type="dxa" w:w="7776"/>
+            <w:tcMar>
+              <w:top w:w="30" w:type="dxa"/>
+              <w:bottom w:w="30" w:type="dxa"/>
+              <w:left w:w="60" w:type="dxa"/>
+              <w:right w:w="60" w:type="dxa"/>
+            </w:tcMar>
+          </w:tcPr>
+          <w:p>
+            <w:r>
+              <w:rPr>
+                <w:color w:val="374151"/>
+                <w:sz w:val="21"/>
+              </w:rPr>
+              <w:t xml:space="preserve">  2.3. Thiết kế chi tiết Cổng an ninh WAF Security Gateway</w:t>
+            </w:r>
+          </w:p>
+        </w:tc>
+        <w:tc>
+          <w:tcPr>
+            <w:tcW w:type="dxa" w:w="1728"/>
+            <w:tcMar>
+              <w:top w:w="30" w:type="dxa"/>
+              <w:bottom w:w="30" w:type="dxa"/>
+              <w:left w:w="60" w:type="dxa"/>
+              <w:right w:w="60" w:type="dxa"/>
+            </w:tcMar>
+          </w:tcPr>
+          <w:p>
+            <w:pPr>
+              <w:jc w:val="right"/>
+            </w:pPr>
+            <w:r>
+              <w:rPr>
+                <w:color w:val="6B7280"/>
+                <w:sz w:val="21"/>
+              </w:rPr>
+              <w:t>Trang 28</w:t>
+            </w:r>
+          </w:p>
+        </w:tc>
+      </w:tr>
+      <w:tr>
+        <w:tc>
+          <w:tcPr>
+            <w:tcW w:type="dxa" w:w="7776"/>
+            <w:tcMar>
+              <w:top w:w="30" w:type="dxa"/>
+              <w:bottom w:w="30" w:type="dxa"/>
+              <w:left w:w="60" w:type="dxa"/>
+              <w:right w:w="60" w:type="dxa"/>
+            </w:tcMar>
+          </w:tcPr>
+          <w:p>
+            <w:r>
+              <w:rPr>
+                <w:color w:val="374151"/>
+                <w:sz w:val="21"/>
+              </w:rPr>
+              <w:t xml:space="preserve">  2.4. Thiết kế chi tiết Phân hệ Tác tử Tấn công Tự động (Offensive AI Agent)</w:t>
+            </w:r>
+          </w:p>
+        </w:tc>
+        <w:tc>
+          <w:tcPr>
+            <w:tcW w:type="dxa" w:w="1728"/>
+            <w:tcMar>
+              <w:top w:w="30" w:type="dxa"/>
+              <w:bottom w:w="30" w:type="dxa"/>
+              <w:left w:w="60" w:type="dxa"/>
+              <w:right w:w="60" w:type="dxa"/>
+            </w:tcMar>
+          </w:tcPr>
+          <w:p>
+            <w:pPr>
+              <w:jc w:val="right"/>
+            </w:pPr>
+            <w:r>
+              <w:rPr>
+                <w:color w:val="6B7280"/>
+                <w:sz w:val="21"/>
+              </w:rPr>
+              <w:t>Trang 35</w:t>
+            </w:r>
+          </w:p>
+        </w:tc>
+      </w:tr>
+      <w:tr>
+        <w:tc>
+          <w:tcPr>
+            <w:tcW w:type="dxa" w:w="7776"/>
+            <w:tcMar>
+              <w:top w:w="30" w:type="dxa"/>
+              <w:bottom w:w="30" w:type="dxa"/>
+              <w:left w:w="60" w:type="dxa"/>
+              <w:right w:w="60" w:type="dxa"/>
+            </w:tcMar>
+          </w:tcPr>
+          <w:p>
+            <w:r>
+              <w:rPr>
+                <w:color w:val="374151"/>
+                <w:sz w:val="21"/>
+              </w:rPr>
+              <w:t xml:space="preserve">  2.5. Thiết kế Cơ sở dữ liệu và Trung tâm Giám sát SOC Dashboard</w:t>
+            </w:r>
+          </w:p>
+        </w:tc>
+        <w:tc>
+          <w:tcPr>
+            <w:tcW w:type="dxa" w:w="1728"/>
+            <w:tcMar>
+              <w:top w:w="30" w:type="dxa"/>
+              <w:bottom w:w="30" w:type="dxa"/>
+              <w:left w:w="60" w:type="dxa"/>
+              <w:right w:w="60" w:type="dxa"/>
+            </w:tcMar>
+          </w:tcPr>
+          <w:p>
+            <w:pPr>
+              <w:jc w:val="right"/>
+            </w:pPr>
+            <w:r>
+              <w:rPr>
+                <w:color w:val="6B7280"/>
+                <w:sz w:val="21"/>
+              </w:rPr>
+              <w:t>Trang 40</w:t>
+            </w:r>
+          </w:p>
+        </w:tc>
+      </w:tr>
+      <w:tr>
+        <w:tc>
+          <w:tcPr>
+            <w:tcW w:type="dxa" w:w="7776"/>
+            <w:tcMar>
+              <w:top w:w="30" w:type="dxa"/>
+              <w:bottom w:w="30" w:type="dxa"/>
+              <w:left w:w="60" w:type="dxa"/>
+              <w:right w:w="60" w:type="dxa"/>
+            </w:tcMar>
+          </w:tcPr>
+          <w:p>
+            <w:r>
+              <w:rPr>
+                <w:color w:val="374151"/>
+                <w:sz w:val="21"/>
+              </w:rPr>
+              <w:t xml:space="preserve">  2.6. Tổng kết Chương 2</w:t>
+            </w:r>
+          </w:p>
+        </w:tc>
+        <w:tc>
+          <w:tcPr>
+            <w:tcW w:type="dxa" w:w="1728"/>
+            <w:tcMar>
+              <w:top w:w="30" w:type="dxa"/>
+              <w:bottom w:w="30" w:type="dxa"/>
+              <w:left w:w="60" w:type="dxa"/>
+              <w:right w:w="60" w:type="dxa"/>
+            </w:tcMar>
+          </w:tcPr>
+          <w:p>
+            <w:pPr>
+              <w:jc w:val="right"/>
+            </w:pPr>
+            <w:r>
+              <w:rPr>
+                <w:color w:val="6B7280"/>
+                <w:sz w:val="21"/>
+              </w:rPr>
+              <w:t>Trang 44</w:t>
+            </w:r>
+          </w:p>
+        </w:tc>
+      </w:tr>
+      <w:tr>
+        <w:tc>
+          <w:tcPr>
+            <w:tcW w:type="dxa" w:w="7776"/>
+            <w:tcMar>
+              <w:top w:w="30" w:type="dxa"/>
+              <w:bottom w:w="30" w:type="dxa"/>
+              <w:left w:w="60" w:type="dxa"/>
+              <w:right w:w="60" w:type="dxa"/>
+            </w:tcMar>
+          </w:tcPr>
+          <w:p>
+            <w:r>
+              <w:rPr>
+                <w:b/>
+                <w:color w:val="0F766E"/>
+                <w:sz w:val="23"/>
+              </w:rPr>
+              <w:t>CHƯƠNG 3: CÀI ĐẶT VÀ HIỆN THỰC HÓA HỆ THỐNG</w:t>
+            </w:r>
+          </w:p>
+        </w:tc>
+        <w:tc>
+          <w:tcPr>
+            <w:tcW w:type="dxa" w:w="1728"/>
+            <w:tcMar>
+              <w:top w:w="30" w:type="dxa"/>
+              <w:bottom w:w="30" w:type="dxa"/>
+              <w:left w:w="60" w:type="dxa"/>
+              <w:right w:w="60" w:type="dxa"/>
+            </w:tcMar>
+          </w:tcPr>
+          <w:p>
+            <w:pPr>
+              <w:jc w:val="right"/>
+            </w:pPr>
+            <w:r>
+              <w:rPr>
+                <w:color w:val="6B7280"/>
+                <w:sz w:val="21"/>
+              </w:rPr>
+              <w:t>Trang 45</w:t>
+            </w:r>
+          </w:p>
+        </w:tc>
+      </w:tr>
+      <w:tr>
+        <w:tc>
+          <w:tcPr>
+            <w:tcW w:type="dxa" w:w="7776"/>
+            <w:tcMar>
+              <w:top w:w="30" w:type="dxa"/>
+              <w:bottom w:w="30" w:type="dxa"/>
+              <w:left w:w="60" w:type="dxa"/>
+              <w:right w:w="60" w:type="dxa"/>
+            </w:tcMar>
+          </w:tcPr>
+          <w:p>
+            <w:r>
+              <w:rPr>
+                <w:color w:val="374151"/>
+                <w:sz w:val="21"/>
+              </w:rPr>
+              <w:t xml:space="preserve">  3.1. Môi trường phát triển và công nghệ sử dụng</w:t>
+            </w:r>
+          </w:p>
+        </w:tc>
+        <w:tc>
+          <w:tcPr>
+            <w:tcW w:type="dxa" w:w="1728"/>
+            <w:tcMar>
+              <w:top w:w="30" w:type="dxa"/>
+              <w:bottom w:w="30" w:type="dxa"/>
+              <w:left w:w="60" w:type="dxa"/>
+              <w:right w:w="60" w:type="dxa"/>
+            </w:tcMar>
+          </w:tcPr>
+          <w:p>
+            <w:pPr>
+              <w:jc w:val="right"/>
+            </w:pPr>
+            <w:r>
+              <w:rPr>
+                <w:color w:val="6B7280"/>
+                <w:sz w:val="21"/>
+              </w:rPr>
+              <w:t>Trang 45</w:t>
+            </w:r>
+          </w:p>
+        </w:tc>
+      </w:tr>
+      <w:tr>
+        <w:tc>
+          <w:tcPr>
+            <w:tcW w:type="dxa" w:w="7776"/>
+            <w:tcMar>
+              <w:top w:w="30" w:type="dxa"/>
+              <w:bottom w:w="30" w:type="dxa"/>
+              <w:left w:w="60" w:type="dxa"/>
+              <w:right w:w="60" w:type="dxa"/>
+            </w:tcMar>
+          </w:tcPr>
+          <w:p>
+            <w:r>
+              <w:rPr>
+                <w:color w:val="374151"/>
+                <w:sz w:val="21"/>
+              </w:rPr>
+              <w:t xml:space="preserve">  3.2. Hiện thực hóa Cổng WAF Gateway và Động cơ luật chữ ký (Rule Engine)</w:t>
+            </w:r>
+          </w:p>
+        </w:tc>
+        <w:tc>
+          <w:tcPr>
+            <w:tcW w:type="dxa" w:w="1728"/>
+            <w:tcMar>
+              <w:top w:w="30" w:type="dxa"/>
+              <w:bottom w:w="30" w:type="dxa"/>
+              <w:left w:w="60" w:type="dxa"/>
+              <w:right w:w="60" w:type="dxa"/>
+            </w:tcMar>
+          </w:tcPr>
+          <w:p>
+            <w:pPr>
+              <w:jc w:val="right"/>
+            </w:pPr>
+            <w:r>
+              <w:rPr>
+                <w:color w:val="6B7280"/>
+                <w:sz w:val="21"/>
+              </w:rPr>
+              <w:t>Trang 47</w:t>
+            </w:r>
+          </w:p>
+        </w:tc>
+      </w:tr>
+      <w:tr>
+        <w:tc>
+          <w:tcPr>
+            <w:tcW w:type="dxa" w:w="7776"/>
+            <w:tcMar>
+              <w:top w:w="30" w:type="dxa"/>
+              <w:bottom w:w="30" w:type="dxa"/>
+              <w:left w:w="60" w:type="dxa"/>
+              <w:right w:w="60" w:type="dxa"/>
+            </w:tcMar>
+          </w:tcPr>
+          <w:p>
+            <w:r>
+              <w:rPr>
+                <w:color w:val="374151"/>
+                <w:sz w:val="21"/>
+              </w:rPr>
+              <w:t xml:space="preserve">  3.3. Hiện thực hóa Đường ống trích xuất đặc trưng hình thái (17 Features Pipeline)</w:t>
+            </w:r>
+          </w:p>
+        </w:tc>
+        <w:tc>
+          <w:tcPr>
+            <w:tcW w:type="dxa" w:w="1728"/>
+            <w:tcMar>
+              <w:top w:w="30" w:type="dxa"/>
+              <w:bottom w:w="30" w:type="dxa"/>
+              <w:left w:w="60" w:type="dxa"/>
+              <w:right w:w="60" w:type="dxa"/>
+            </w:tcMar>
+          </w:tcPr>
+          <w:p>
+            <w:pPr>
+              <w:jc w:val="right"/>
+            </w:pPr>
+            <w:r>
+              <w:rPr>
+                <w:color w:val="6B7280"/>
+                <w:sz w:val="21"/>
+              </w:rPr>
+              <w:t>Trang 51</w:t>
+            </w:r>
+          </w:p>
+        </w:tc>
+      </w:tr>
+      <w:tr>
+        <w:tc>
+          <w:tcPr>
+            <w:tcW w:type="dxa" w:w="7776"/>
+            <w:tcMar>
+              <w:top w:w="30" w:type="dxa"/>
+              <w:bottom w:w="30" w:type="dxa"/>
+              <w:left w:w="60" w:type="dxa"/>
+              <w:right w:w="60" w:type="dxa"/>
+            </w:tcMar>
+          </w:tcPr>
+          <w:p>
+            <w:r>
+              <w:rPr>
+                <w:color w:val="374151"/>
+                <w:sz w:val="21"/>
+              </w:rPr>
+              <w:t xml:space="preserve">  3.4. Hiện thực hóa Mô hình Học máy kết hợp Random Forest và Isolation Forest</w:t>
+            </w:r>
+          </w:p>
+        </w:tc>
+        <w:tc>
+          <w:tcPr>
+            <w:tcW w:type="dxa" w:w="1728"/>
+            <w:tcMar>
+              <w:top w:w="30" w:type="dxa"/>
+              <w:bottom w:w="30" w:type="dxa"/>
+              <w:left w:w="60" w:type="dxa"/>
+              <w:right w:w="60" w:type="dxa"/>
+            </w:tcMar>
+          </w:tcPr>
+          <w:p>
+            <w:pPr>
+              <w:jc w:val="right"/>
+            </w:pPr>
+            <w:r>
+              <w:rPr>
+                <w:color w:val="6B7280"/>
+                <w:sz w:val="21"/>
+              </w:rPr>
+              <w:t>Trang 54</w:t>
+            </w:r>
+          </w:p>
+        </w:tc>
+      </w:tr>
+      <w:tr>
+        <w:tc>
+          <w:tcPr>
+            <w:tcW w:type="dxa" w:w="7776"/>
+            <w:tcMar>
+              <w:top w:w="30" w:type="dxa"/>
+              <w:bottom w:w="30" w:type="dxa"/>
+              <w:left w:w="60" w:type="dxa"/>
+              <w:right w:w="60" w:type="dxa"/>
+            </w:tcMar>
+          </w:tcPr>
+          <w:p>
+            <w:r>
+              <w:rPr>
+                <w:color w:val="374151"/>
+                <w:sz w:val="21"/>
+              </w:rPr>
+              <w:t xml:space="preserve">  3.5. Hiện thực hóa Động cơ Dung hợp rủi ro Đa tầng (Hybrid Decision Engine)</w:t>
+            </w:r>
+          </w:p>
+        </w:tc>
+        <w:tc>
+          <w:tcPr>
+            <w:tcW w:type="dxa" w:w="1728"/>
+            <w:tcMar>
+              <w:top w:w="30" w:type="dxa"/>
+              <w:bottom w:w="30" w:type="dxa"/>
+              <w:left w:w="60" w:type="dxa"/>
+              <w:right w:w="60" w:type="dxa"/>
+            </w:tcMar>
+          </w:tcPr>
+          <w:p>
+            <w:pPr>
+              <w:jc w:val="right"/>
+            </w:pPr>
+            <w:r>
+              <w:rPr>
+                <w:color w:val="6B7280"/>
+                <w:sz w:val="21"/>
+              </w:rPr>
+              <w:t>Trang 58</w:t>
+            </w:r>
+          </w:p>
+        </w:tc>
+      </w:tr>
+      <w:tr>
+        <w:tc>
+          <w:tcPr>
+            <w:tcW w:type="dxa" w:w="7776"/>
+            <w:tcMar>
+              <w:top w:w="30" w:type="dxa"/>
+              <w:bottom w:w="30" w:type="dxa"/>
+              <w:left w:w="60" w:type="dxa"/>
+              <w:right w:w="60" w:type="dxa"/>
+            </w:tcMar>
+          </w:tcPr>
+          <w:p>
+            <w:r>
+              <w:rPr>
+                <w:color w:val="374151"/>
+                <w:sz w:val="21"/>
+              </w:rPr>
+              <w:t xml:space="preserve">  3.6. Hiện thực hóa Phân hệ Tác tử Tấn công Tự động (PyTorch Deep Q-Network)</w:t>
+            </w:r>
+          </w:p>
+        </w:tc>
+        <w:tc>
+          <w:tcPr>
+            <w:tcW w:type="dxa" w:w="1728"/>
+            <w:tcMar>
+              <w:top w:w="30" w:type="dxa"/>
+              <w:bottom w:w="30" w:type="dxa"/>
+              <w:left w:w="60" w:type="dxa"/>
+              <w:right w:w="60" w:type="dxa"/>
+            </w:tcMar>
+          </w:tcPr>
+          <w:p>
+            <w:pPr>
+              <w:jc w:val="right"/>
+            </w:pPr>
+            <w:r>
+              <w:rPr>
+                <w:color w:val="6B7280"/>
+                <w:sz w:val="21"/>
+              </w:rPr>
+              <w:t>Trang 62</w:t>
+            </w:r>
+          </w:p>
+        </w:tc>
+      </w:tr>
+      <w:tr>
+        <w:tc>
+          <w:tcPr>
+            <w:tcW w:type="dxa" w:w="7776"/>
+            <w:tcMar>
+              <w:top w:w="30" w:type="dxa"/>
+              <w:bottom w:w="30" w:type="dxa"/>
+              <w:left w:w="60" w:type="dxa"/>
+              <w:right w:w="60" w:type="dxa"/>
+            </w:tcMar>
+          </w:tcPr>
+          <w:p>
+            <w:r>
+              <w:rPr>
+                <w:color w:val="374151"/>
+                <w:sz w:val="21"/>
+              </w:rPr>
+              <w:t xml:space="preserve">  3.7. Hiện thực hóa Ứng dụng mục tiêu Bookie Bookstore và SOC Dashboard</w:t>
+            </w:r>
+          </w:p>
+        </w:tc>
+        <w:tc>
+          <w:tcPr>
+            <w:tcW w:type="dxa" w:w="1728"/>
+            <w:tcMar>
+              <w:top w:w="30" w:type="dxa"/>
+              <w:bottom w:w="30" w:type="dxa"/>
+              <w:left w:w="60" w:type="dxa"/>
+              <w:right w:w="60" w:type="dxa"/>
+            </w:tcMar>
+          </w:tcPr>
+          <w:p>
+            <w:pPr>
+              <w:jc w:val="right"/>
+            </w:pPr>
+            <w:r>
+              <w:rPr>
+                <w:color w:val="6B7280"/>
+                <w:sz w:val="21"/>
+              </w:rPr>
+              <w:t>Trang 66</w:t>
+            </w:r>
+          </w:p>
+        </w:tc>
+      </w:tr>
+      <w:tr>
+        <w:tc>
+          <w:tcPr>
+            <w:tcW w:type="dxa" w:w="7776"/>
+            <w:tcMar>
+              <w:top w:w="30" w:type="dxa"/>
+              <w:bottom w:w="30" w:type="dxa"/>
+              <w:left w:w="60" w:type="dxa"/>
+              <w:right w:w="60" w:type="dxa"/>
+            </w:tcMar>
+          </w:tcPr>
+          <w:p>
+            <w:r>
+              <w:rPr>
+                <w:color w:val="374151"/>
+                <w:sz w:val="21"/>
+              </w:rPr>
+              <w:t xml:space="preserve">  3.8. Tổng kết Chương 3</w:t>
+            </w:r>
+          </w:p>
+        </w:tc>
+        <w:tc>
+          <w:tcPr>
+            <w:tcW w:type="dxa" w:w="1728"/>
+            <w:tcMar>
+              <w:top w:w="30" w:type="dxa"/>
+              <w:bottom w:w="30" w:type="dxa"/>
+              <w:left w:w="60" w:type="dxa"/>
+              <w:right w:w="60" w:type="dxa"/>
+            </w:tcMar>
+          </w:tcPr>
+          <w:p>
+            <w:pPr>
+              <w:jc w:val="right"/>
+            </w:pPr>
+            <w:r>
+              <w:rPr>
+                <w:color w:val="6B7280"/>
+                <w:sz w:val="21"/>
+              </w:rPr>
+              <w:t>Trang 70</w:t>
+            </w:r>
+          </w:p>
+        </w:tc>
+      </w:tr>
+      <w:tr>
+        <w:tc>
+          <w:tcPr>
+            <w:tcW w:type="dxa" w:w="7776"/>
+            <w:tcMar>
+              <w:top w:w="30" w:type="dxa"/>
+              <w:bottom w:w="30" w:type="dxa"/>
+              <w:left w:w="60" w:type="dxa"/>
+              <w:right w:w="60" w:type="dxa"/>
+            </w:tcMar>
+          </w:tcPr>
+          <w:p>
+            <w:r>
+              <w:rPr>
+                <w:b/>
+                <w:color w:val="0F766E"/>
+                <w:sz w:val="23"/>
+              </w:rPr>
+              <w:t>CHƯƠNG 4: THỰC NGHIỆM VÀ ĐÁNH GIÁ KẾT QUẢ</w:t>
+            </w:r>
+          </w:p>
+        </w:tc>
+        <w:tc>
+          <w:tcPr>
+            <w:tcW w:type="dxa" w:w="1728"/>
+            <w:tcMar>
+              <w:top w:w="30" w:type="dxa"/>
+              <w:bottom w:w="30" w:type="dxa"/>
+              <w:left w:w="60" w:type="dxa"/>
+              <w:right w:w="60" w:type="dxa"/>
+            </w:tcMar>
+          </w:tcPr>
+          <w:p>
+            <w:pPr>
+              <w:jc w:val="right"/>
+            </w:pPr>
+            <w:r>
+              <w:rPr>
+                <w:color w:val="6B7280"/>
+                <w:sz w:val="21"/>
+              </w:rPr>
+              <w:t>Trang 71</w:t>
+            </w:r>
+          </w:p>
+        </w:tc>
+      </w:tr>
+      <w:tr>
+        <w:tc>
+          <w:tcPr>
+            <w:tcW w:type="dxa" w:w="7776"/>
+            <w:tcMar>
+              <w:top w:w="30" w:type="dxa"/>
+              <w:bottom w:w="30" w:type="dxa"/>
+              <w:left w:w="60" w:type="dxa"/>
+              <w:right w:w="60" w:type="dxa"/>
+            </w:tcMar>
+          </w:tcPr>
+          <w:p>
+            <w:r>
+              <w:rPr>
+                <w:color w:val="374151"/>
+                <w:sz w:val="21"/>
+              </w:rPr>
+              <w:t xml:space="preserve">  4.1. Thiết kế môi trường thực nghiệm và bộ dữ liệu kiểm thử</w:t>
+            </w:r>
+          </w:p>
+        </w:tc>
+        <w:tc>
+          <w:tcPr>
+            <w:tcW w:type="dxa" w:w="1728"/>
+            <w:tcMar>
+              <w:top w:w="30" w:type="dxa"/>
+              <w:bottom w:w="30" w:type="dxa"/>
+              <w:left w:w="60" w:type="dxa"/>
+              <w:right w:w="60" w:type="dxa"/>
+            </w:tcMar>
+          </w:tcPr>
+          <w:p>
+            <w:pPr>
+              <w:jc w:val="right"/>
+            </w:pPr>
+            <w:r>
+              <w:rPr>
+                <w:color w:val="6B7280"/>
+                <w:sz w:val="21"/>
+              </w:rPr>
+              <w:t>Trang 71</w:t>
+            </w:r>
+          </w:p>
+        </w:tc>
+      </w:tr>
+      <w:tr>
+        <w:tc>
+          <w:tcPr>
+            <w:tcW w:type="dxa" w:w="7776"/>
+            <w:tcMar>
+              <w:top w:w="30" w:type="dxa"/>
+              <w:bottom w:w="30" w:type="dxa"/>
+              <w:left w:w="60" w:type="dxa"/>
+              <w:right w:w="60" w:type="dxa"/>
+            </w:tcMar>
+          </w:tcPr>
+          <w:p>
+            <w:r>
+              <w:rPr>
+                <w:color w:val="374151"/>
+                <w:sz w:val="21"/>
+              </w:rPr>
+              <w:t xml:space="preserve">  4.2. Thực nghiệm đa mô hình học máy và lựa chọn Champion Random Forest</w:t>
+            </w:r>
+          </w:p>
+        </w:tc>
+        <w:tc>
+          <w:tcPr>
+            <w:tcW w:type="dxa" w:w="1728"/>
+            <w:tcMar>
+              <w:top w:w="30" w:type="dxa"/>
+              <w:bottom w:w="30" w:type="dxa"/>
+              <w:left w:w="60" w:type="dxa"/>
+              <w:right w:w="60" w:type="dxa"/>
+            </w:tcMar>
+          </w:tcPr>
+          <w:p>
+            <w:pPr>
+              <w:jc w:val="right"/>
+            </w:pPr>
+            <w:r>
+              <w:rPr>
+                <w:color w:val="6B7280"/>
+                <w:sz w:val="21"/>
+              </w:rPr>
+              <w:t>Trang 73</w:t>
+            </w:r>
+          </w:p>
+        </w:tc>
+      </w:tr>
+      <w:tr>
+        <w:tc>
+          <w:tcPr>
+            <w:tcW w:type="dxa" w:w="7776"/>
+            <w:tcMar>
+              <w:top w:w="30" w:type="dxa"/>
+              <w:bottom w:w="30" w:type="dxa"/>
+              <w:left w:w="60" w:type="dxa"/>
+              <w:right w:w="60" w:type="dxa"/>
+            </w:tcMar>
+          </w:tcPr>
+          <w:p>
+            <w:r>
+              <w:rPr>
+                <w:color w:val="374151"/>
+                <w:sz w:val="21"/>
+              </w:rPr>
+              <w:t xml:space="preserve">  4.3. Đánh giá khả năng phát hiện tấn công dị biệt và Zero-day (Isolation Forest)</w:t>
+            </w:r>
+          </w:p>
+        </w:tc>
+        <w:tc>
+          <w:tcPr>
+            <w:tcW w:type="dxa" w:w="1728"/>
+            <w:tcMar>
+              <w:top w:w="30" w:type="dxa"/>
+              <w:bottom w:w="30" w:type="dxa"/>
+              <w:left w:w="60" w:type="dxa"/>
+              <w:right w:w="60" w:type="dxa"/>
+            </w:tcMar>
+          </w:tcPr>
+          <w:p>
+            <w:pPr>
+              <w:jc w:val="right"/>
+            </w:pPr>
+            <w:r>
+              <w:rPr>
+                <w:color w:val="6B7280"/>
+                <w:sz w:val="21"/>
+              </w:rPr>
+              <w:t>Trang 77</w:t>
+            </w:r>
+          </w:p>
+        </w:tc>
+      </w:tr>
+      <w:tr>
+        <w:tc>
+          <w:tcPr>
+            <w:tcW w:type="dxa" w:w="7776"/>
+            <w:tcMar>
+              <w:top w:w="30" w:type="dxa"/>
+              <w:bottom w:w="30" w:type="dxa"/>
+              <w:left w:w="60" w:type="dxa"/>
+              <w:right w:w="60" w:type="dxa"/>
+            </w:tcMar>
+          </w:tcPr>
+          <w:p>
+            <w:r>
+              <w:rPr>
+                <w:color w:val="374151"/>
+                <w:sz w:val="21"/>
+              </w:rPr>
+              <w:t xml:space="preserve">  4.4. Kiểm thử thực chiến toàn trình trên mạng LAN vật lý (1.000 requests)</w:t>
+            </w:r>
+          </w:p>
+        </w:tc>
+        <w:tc>
+          <w:tcPr>
+            <w:tcW w:type="dxa" w:w="1728"/>
+            <w:tcMar>
+              <w:top w:w="30" w:type="dxa"/>
+              <w:bottom w:w="30" w:type="dxa"/>
+              <w:left w:w="60" w:type="dxa"/>
+              <w:right w:w="60" w:type="dxa"/>
+            </w:tcMar>
+          </w:tcPr>
+          <w:p>
+            <w:pPr>
+              <w:jc w:val="right"/>
+            </w:pPr>
+            <w:r>
+              <w:rPr>
+                <w:color w:val="6B7280"/>
+                <w:sz w:val="21"/>
+              </w:rPr>
+              <w:t>Trang 79</w:t>
+            </w:r>
+          </w:p>
+        </w:tc>
+      </w:tr>
+      <w:tr>
+        <w:tc>
+          <w:tcPr>
+            <w:tcW w:type="dxa" w:w="7776"/>
+            <w:tcMar>
+              <w:top w:w="30" w:type="dxa"/>
+              <w:bottom w:w="30" w:type="dxa"/>
+              <w:left w:w="60" w:type="dxa"/>
+              <w:right w:w="60" w:type="dxa"/>
+            </w:tcMar>
+          </w:tcPr>
+          <w:p>
+            <w:r>
+              <w:rPr>
+                <w:color w:val="374151"/>
+                <w:sz w:val="21"/>
+              </w:rPr>
+              <w:t xml:space="preserve">  4.5. Đánh giá năng lực tổng quát hóa liên tập dữ liệu (CSIC 2010 Benchmark)</w:t>
+            </w:r>
+          </w:p>
+        </w:tc>
+        <w:tc>
+          <w:tcPr>
+            <w:tcW w:type="dxa" w:w="1728"/>
+            <w:tcMar>
+              <w:top w:w="30" w:type="dxa"/>
+              <w:bottom w:w="30" w:type="dxa"/>
+              <w:left w:w="60" w:type="dxa"/>
+              <w:right w:w="60" w:type="dxa"/>
+            </w:tcMar>
+          </w:tcPr>
+          <w:p>
+            <w:pPr>
+              <w:jc w:val="right"/>
+            </w:pPr>
+            <w:r>
+              <w:rPr>
+                <w:color w:val="6B7280"/>
+                <w:sz w:val="21"/>
+              </w:rPr>
+              <w:t>Trang 82</w:t>
+            </w:r>
+          </w:p>
+        </w:tc>
+      </w:tr>
+      <w:tr>
+        <w:tc>
+          <w:tcPr>
+            <w:tcW w:type="dxa" w:w="7776"/>
+            <w:tcMar>
+              <w:top w:w="30" w:type="dxa"/>
+              <w:bottom w:w="30" w:type="dxa"/>
+              <w:left w:w="60" w:type="dxa"/>
+              <w:right w:w="60" w:type="dxa"/>
+            </w:tcMar>
+          </w:tcPr>
+          <w:p>
+            <w:r>
+              <w:rPr>
+                <w:color w:val="374151"/>
+                <w:sz w:val="21"/>
+              </w:rPr>
+              <w:t xml:space="preserve">  4.6. Tổng kết Chương 4</w:t>
+            </w:r>
+          </w:p>
+        </w:tc>
+        <w:tc>
+          <w:tcPr>
+            <w:tcW w:type="dxa" w:w="1728"/>
+            <w:tcMar>
+              <w:top w:w="30" w:type="dxa"/>
+              <w:bottom w:w="30" w:type="dxa"/>
+              <w:left w:w="60" w:type="dxa"/>
+              <w:right w:w="60" w:type="dxa"/>
+            </w:tcMar>
+          </w:tcPr>
+          <w:p>
+            <w:pPr>
+              <w:jc w:val="right"/>
+            </w:pPr>
+            <w:r>
+              <w:rPr>
+                <w:color w:val="6B7280"/>
+                <w:sz w:val="21"/>
+              </w:rPr>
+              <w:t>Trang 85</w:t>
+            </w:r>
+          </w:p>
+        </w:tc>
+      </w:tr>
+      <w:tr>
+        <w:tc>
+          <w:tcPr>
+            <w:tcW w:type="dxa" w:w="7776"/>
+            <w:tcMar>
+              <w:top w:w="30" w:type="dxa"/>
+              <w:bottom w:w="30" w:type="dxa"/>
+              <w:left w:w="60" w:type="dxa"/>
+              <w:right w:w="60" w:type="dxa"/>
+            </w:tcMar>
+          </w:tcPr>
+          <w:p>
+            <w:r>
+              <w:rPr>
+                <w:b/>
+                <w:color w:val="0F766E"/>
+                <w:sz w:val="23"/>
+              </w:rPr>
+              <w:t>CHƯƠNG 5: KẾT LUẬN VÀ HƯỚNG PHÁT TRIỂN</w:t>
+            </w:r>
+          </w:p>
+        </w:tc>
+        <w:tc>
+          <w:tcPr>
+            <w:tcW w:type="dxa" w:w="1728"/>
+            <w:tcMar>
+              <w:top w:w="30" w:type="dxa"/>
+              <w:bottom w:w="30" w:type="dxa"/>
+              <w:left w:w="60" w:type="dxa"/>
+              <w:right w:w="60" w:type="dxa"/>
+            </w:tcMar>
+          </w:tcPr>
+          <w:p>
+            <w:pPr>
+              <w:jc w:val="right"/>
+            </w:pPr>
+            <w:r>
+              <w:rPr>
+                <w:color w:val="6B7280"/>
+                <w:sz w:val="21"/>
+              </w:rPr>
+              <w:t>Trang 86</w:t>
+            </w:r>
+          </w:p>
+        </w:tc>
+      </w:tr>
+      <w:tr>
+        <w:tc>
+          <w:tcPr>
+            <w:tcW w:type="dxa" w:w="7776"/>
+            <w:tcMar>
+              <w:top w:w="30" w:type="dxa"/>
+              <w:bottom w:w="30" w:type="dxa"/>
+              <w:left w:w="60" w:type="dxa"/>
+              <w:right w:w="60" w:type="dxa"/>
+            </w:tcMar>
+          </w:tcPr>
+          <w:p>
+            <w:r>
+              <w:rPr>
+                <w:color w:val="374151"/>
+                <w:sz w:val="21"/>
+              </w:rPr>
+              <w:t xml:space="preserve">  5.1. Tổng kết các kết quả đạt được của đề tài</w:t>
+            </w:r>
+          </w:p>
+        </w:tc>
+        <w:tc>
+          <w:tcPr>
+            <w:tcW w:type="dxa" w:w="1728"/>
+            <w:tcMar>
+              <w:top w:w="30" w:type="dxa"/>
+              <w:bottom w:w="30" w:type="dxa"/>
+              <w:left w:w="60" w:type="dxa"/>
+              <w:right w:w="60" w:type="dxa"/>
+            </w:tcMar>
+          </w:tcPr>
+          <w:p>
+            <w:pPr>
+              <w:jc w:val="right"/>
+            </w:pPr>
+            <w:r>
+              <w:rPr>
+                <w:color w:val="6B7280"/>
+                <w:sz w:val="21"/>
+              </w:rPr>
+              <w:t>Trang 86</w:t>
+            </w:r>
+          </w:p>
+        </w:tc>
+      </w:tr>
+      <w:tr>
+        <w:tc>
+          <w:tcPr>
+            <w:tcW w:type="dxa" w:w="7776"/>
+            <w:tcMar>
+              <w:top w:w="30" w:type="dxa"/>
+              <w:bottom w:w="30" w:type="dxa"/>
+              <w:left w:w="60" w:type="dxa"/>
+              <w:right w:w="60" w:type="dxa"/>
+            </w:tcMar>
+          </w:tcPr>
+          <w:p>
+            <w:r>
+              <w:rPr>
+                <w:color w:val="374151"/>
+                <w:sz w:val="21"/>
+              </w:rPr>
+              <w:t xml:space="preserve">  5.2. Các hạn chế còn tồn tại (System Limitations)</w:t>
+            </w:r>
+          </w:p>
+        </w:tc>
+        <w:tc>
+          <w:tcPr>
+            <w:tcW w:type="dxa" w:w="1728"/>
+            <w:tcMar>
+              <w:top w:w="30" w:type="dxa"/>
+              <w:bottom w:w="30" w:type="dxa"/>
+              <w:left w:w="60" w:type="dxa"/>
+              <w:right w:w="60" w:type="dxa"/>
+            </w:tcMar>
+          </w:tcPr>
+          <w:p>
+            <w:pPr>
+              <w:jc w:val="right"/>
+            </w:pPr>
+            <w:r>
+              <w:rPr>
+                <w:color w:val="6B7280"/>
+                <w:sz w:val="21"/>
+              </w:rPr>
+              <w:t>Trang 88</w:t>
+            </w:r>
+          </w:p>
+        </w:tc>
+      </w:tr>
+      <w:tr>
+        <w:tc>
+          <w:tcPr>
+            <w:tcW w:type="dxa" w:w="7776"/>
+            <w:tcMar>
+              <w:top w:w="30" w:type="dxa"/>
+              <w:bottom w:w="30" w:type="dxa"/>
+              <w:left w:w="60" w:type="dxa"/>
+              <w:right w:w="60" w:type="dxa"/>
+            </w:tcMar>
+          </w:tcPr>
+          <w:p>
+            <w:r>
+              <w:rPr>
+                <w:color w:val="374151"/>
+                <w:sz w:val="21"/>
+              </w:rPr>
+              <w:t xml:space="preserve">  5.3. Hướng phát triển và mở rộng trong tương lai (Future Work)</w:t>
+            </w:r>
+          </w:p>
+        </w:tc>
+        <w:tc>
+          <w:tcPr>
+            <w:tcW w:type="dxa" w:w="1728"/>
+            <w:tcMar>
+              <w:top w:w="30" w:type="dxa"/>
+              <w:bottom w:w="30" w:type="dxa"/>
+              <w:left w:w="60" w:type="dxa"/>
+              <w:right w:w="60" w:type="dxa"/>
+            </w:tcMar>
+          </w:tcPr>
+          <w:p>
+            <w:pPr>
+              <w:jc w:val="right"/>
+            </w:pPr>
+            <w:r>
+              <w:rPr>
+                <w:color w:val="6B7280"/>
+                <w:sz w:val="21"/>
+              </w:rPr>
+              <w:t>Trang 90</w:t>
+            </w:r>
+          </w:p>
+        </w:tc>
+      </w:tr>
+      <w:tr>
+        <w:tc>
+          <w:tcPr>
+            <w:tcW w:type="dxa" w:w="7776"/>
+            <w:tcMar>
+              <w:top w:w="30" w:type="dxa"/>
+              <w:bottom w:w="30" w:type="dxa"/>
+              <w:left w:w="60" w:type="dxa"/>
+              <w:right w:w="60" w:type="dxa"/>
+            </w:tcMar>
+          </w:tcPr>
+          <w:p>
+            <w:r>
+              <w:rPr>
+                <w:color w:val="374151"/>
+                <w:sz w:val="21"/>
+              </w:rPr>
+              <w:t xml:space="preserve">  5.4. Lời kết</w:t>
+            </w:r>
+          </w:p>
+        </w:tc>
+        <w:tc>
+          <w:tcPr>
+            <w:tcW w:type="dxa" w:w="1728"/>
+            <w:tcMar>
+              <w:top w:w="30" w:type="dxa"/>
+              <w:bottom w:w="30" w:type="dxa"/>
+              <w:left w:w="60" w:type="dxa"/>
+              <w:right w:w="60" w:type="dxa"/>
+            </w:tcMar>
+          </w:tcPr>
+          <w:p>
+            <w:pPr>
+              <w:jc w:val="right"/>
+            </w:pPr>
+            <w:r>
+              <w:rPr>
+                <w:color w:val="6B7280"/>
+                <w:sz w:val="21"/>
+              </w:rPr>
+              <w:t>Trang 93</w:t>
+            </w:r>
+          </w:p>
+        </w:tc>
+      </w:tr>
+      <w:tr>
+        <w:tc>
+          <w:tcPr>
+            <w:tcW w:type="dxa" w:w="7776"/>
+            <w:tcMar>
+              <w:top w:w="30" w:type="dxa"/>
+              <w:bottom w:w="30" w:type="dxa"/>
+              <w:left w:w="60" w:type="dxa"/>
+              <w:right w:w="60" w:type="dxa"/>
+            </w:tcMar>
+          </w:tcPr>
+          <w:p>
+            <w:r>
+              <w:rPr>
+                <w:b/>
+                <w:color w:val="0F766E"/>
+                <w:sz w:val="23"/>
+              </w:rPr>
+              <w:t>TÀI LIỆU THAM KHẢO (20 TRÍCH DẪN HỌC THUẬT CHUẨN IEEE)</w:t>
+            </w:r>
+          </w:p>
+        </w:tc>
+        <w:tc>
+          <w:tcPr>
+            <w:tcW w:type="dxa" w:w="1728"/>
+            <w:tcMar>
+              <w:top w:w="30" w:type="dxa"/>
+              <w:bottom w:w="30" w:type="dxa"/>
+              <w:left w:w="60" w:type="dxa"/>
+              <w:right w:w="60" w:type="dxa"/>
+            </w:tcMar>
+          </w:tcPr>
+          <w:p>
+            <w:pPr>
+              <w:jc w:val="right"/>
+            </w:pPr>
+            <w:r>
+              <w:rPr>
+                <w:color w:val="6B7280"/>
+                <w:sz w:val="21"/>
+              </w:rPr>
+              <w:t>Trang 94</w:t>
+            </w:r>
+          </w:p>
+        </w:tc>
+      </w:tr>
+      <w:tr>
+        <w:tc>
+          <w:tcPr>
+            <w:tcW w:type="dxa" w:w="7776"/>
+            <w:tcMar>
+              <w:top w:w="30" w:type="dxa"/>
+              <w:bottom w:w="30" w:type="dxa"/>
+              <w:left w:w="60" w:type="dxa"/>
+              <w:right w:w="60" w:type="dxa"/>
+            </w:tcMar>
+          </w:tcPr>
+          <w:p>
+            <w:r>
+              <w:rPr>
+                <w:b/>
+                <w:color w:val="0F766E"/>
+                <w:sz w:val="23"/>
+              </w:rPr>
+              <w:t>PHỤ LỤC A: BẢNG TRA CỨU THUẬT NGỮ VÀ TỪ VIẾT TẮT</w:t>
+            </w:r>
+          </w:p>
+        </w:tc>
+        <w:tc>
+          <w:tcPr>
+            <w:tcW w:type="dxa" w:w="1728"/>
+            <w:tcMar>
+              <w:top w:w="30" w:type="dxa"/>
+              <w:bottom w:w="30" w:type="dxa"/>
+              <w:left w:w="60" w:type="dxa"/>
+              <w:right w:w="60" w:type="dxa"/>
+            </w:tcMar>
+          </w:tcPr>
+          <w:p>
+            <w:pPr>
+              <w:jc w:val="right"/>
+            </w:pPr>
+            <w:r>
+              <w:rPr>
+                <w:color w:val="6B7280"/>
+                <w:sz w:val="21"/>
+              </w:rPr>
+              <w:t>Trang 99</w:t>
+            </w:r>
+          </w:p>
+        </w:tc>
+      </w:tr>
+      <w:tr>
+        <w:tc>
+          <w:tcPr>
+            <w:tcW w:type="dxa" w:w="7776"/>
+            <w:tcMar>
+              <w:top w:w="30" w:type="dxa"/>
+              <w:bottom w:w="30" w:type="dxa"/>
+              <w:left w:w="60" w:type="dxa"/>
+              <w:right w:w="60" w:type="dxa"/>
+            </w:tcMar>
+          </w:tcPr>
+          <w:p>
+            <w:r>
+              <w:rPr>
+                <w:b/>
+                <w:color w:val="0F766E"/>
+                <w:sz w:val="23"/>
+              </w:rPr>
+              <w:t>PHỤ LỤC B: THÔNG SỐ CẤU HÌNH THAO TRƯỜNG MẠNG CYBER RANGE</w:t>
+            </w:r>
+          </w:p>
+        </w:tc>
+        <w:tc>
+          <w:tcPr>
+            <w:tcW w:type="dxa" w:w="1728"/>
+            <w:tcMar>
+              <w:top w:w="30" w:type="dxa"/>
+              <w:bottom w:w="30" w:type="dxa"/>
+              <w:left w:w="60" w:type="dxa"/>
+              <w:right w:w="60" w:type="dxa"/>
+            </w:tcMar>
+          </w:tcPr>
+          <w:p>
+            <w:pPr>
+              <w:jc w:val="right"/>
+            </w:pPr>
+            <w:r>
+              <w:rPr>
+                <w:color w:val="6B7280"/>
+                <w:sz w:val="21"/>
+              </w:rPr>
+              <w:t>Trang 102</w:t>
+            </w:r>
+          </w:p>
+        </w:tc>
+      </w:tr>
+      <w:tr>
+        <w:tc>
+          <w:tcPr>
+            <w:tcW w:type="dxa" w:w="7776"/>
+            <w:tcMar>
+              <w:top w:w="30" w:type="dxa"/>
+              <w:bottom w:w="30" w:type="dxa"/>
+              <w:left w:w="60" w:type="dxa"/>
+              <w:right w:w="60" w:type="dxa"/>
+            </w:tcMar>
+          </w:tcPr>
+          <w:p>
+            <w:r>
+              <w:rPr>
+                <w:b/>
+                <w:color w:val="0F766E"/>
+                <w:sz w:val="23"/>
+              </w:rPr>
+              <w:t>PHỤ LỤC C: DANH MỤC ENDPOINT VÀ VECTOR 17 ĐẶC TRƯNG HÌNH THÁI</w:t>
+            </w:r>
+          </w:p>
+        </w:tc>
+        <w:tc>
+          <w:tcPr>
+            <w:tcW w:type="dxa" w:w="1728"/>
+            <w:tcMar>
+              <w:top w:w="30" w:type="dxa"/>
+              <w:bottom w:w="30" w:type="dxa"/>
+              <w:left w:w="60" w:type="dxa"/>
+              <w:right w:w="60" w:type="dxa"/>
+            </w:tcMar>
+          </w:tcPr>
+          <w:p>
+            <w:pPr>
+              <w:jc w:val="right"/>
+            </w:pPr>
+            <w:r>
+              <w:rPr>
+                <w:color w:val="6B7280"/>
+                <w:sz w:val="21"/>
+              </w:rPr>
+              <w:t>Trang 104</w:t>
+            </w:r>
+          </w:p>
+        </w:tc>
+      </w:tr>
+    </w:tbl>
+    <w:p>
+      <w:r>
+        <w:br w:type="page"/>
+      </w:r>
+    </w:p>
+    <w:p>
+      <w:pPr>
+        <w:spacing w:before="320" w:after="240"/>
+        <w:jc w:val="center"/>
+      </w:pPr>
       <w:r>
         <w:rPr>
           <w:b/>
           <w:color w:val="047857"/>
-          <w:sz w:val="28"/>
+          <w:sz w:val="32"/>
         </w:rPr>
-        <w:t>BÁO CÁO ĐỒ ÁN MÔN HỌC CHUYÊN NGÀNH AN TOÀN THÔNG TIN (PBL6)</w:t>
-        <w:br/>
+        <w:t>CHƯƠNG 1: CƠ SỞ LÝ THUYẾT VÀ TỔNG QUAN CÔNG NGHỆ</w:t>
       </w:r>
+    </w:p>
+    <w:p>
+      <w:r>
+        <w:br w:type="page"/>
+      </w:r>
+    </w:p>
+    <w:p>
+      <w:pPr>
+        <w:spacing w:before="320" w:after="240"/>
+        <w:jc w:val="center"/>
+      </w:pPr>
       <w:r>
         <w:rPr>
           <w:b/>
-          <w:color w:val="111827"/>
+          <w:color w:val="047857"/>
           <w:sz w:val="32"/>
         </w:rPr>
-        <w:t>CHƯƠNG 1: CƠ SỞ LÝ THUYẾT VÀ TỔNG QUAN CÔNG NGHỆ</w:t>
-        <w:br/>
+        <w:t>CHƯƠNG 2: THIẾT KẾ KIẾN TRÚC HỆ THỐNG</w:t>
       </w:r>
+    </w:p>
+    <w:p>
+      <w:r>
+        <w:br w:type="page"/>
+      </w:r>
+    </w:p>
+    <w:p>
+      <w:pPr>
+        <w:spacing w:before="320" w:after="240"/>
+        <w:jc w:val="center"/>
+      </w:pPr>
       <w:r>
         <w:rPr>
-          <w:i/>
-          <w:color w:val="374151"/>
-          <w:sz w:val="24"/>
+          <w:b/>
+          <w:color w:val="047857"/>
+          <w:sz w:val="32"/>
         </w:rPr>
-        <w:t>Đề tài: Nền tảng Giám sát, Phát hiện và Ngăn chặn Tấn công Web API dựa trên AI/ML kết hợp Môi trường Thao trường Mạng (Cyber Range) Phân tán</w:t>
-        <w:br/>
+        <w:t>CHƯƠNG 3: CÀI ĐẶT VÀ HIỆN THỰC HÓA HỆ THỐNG</w:t>
       </w:r>
     </w:p>
+    <w:p>
+      <w:r>
+        <w:br w:type="page"/>
+      </w:r>
+    </w:p>
+    <w:p>
+      <w:pPr>
+        <w:spacing w:before="320" w:after="240"/>
+        <w:jc w:val="center"/>
+      </w:pPr>
+      <w:r>
+        <w:rPr>
+          <w:b/>
+          <w:color w:val="047857"/>
+          <w:sz w:val="32"/>
+        </w:rPr>
+        <w:t>CHƯƠNG 4: THỰC NGHIỆM VÀ ĐÁNH GIÁ KẾT QUẢ</w:t>
+      </w:r>
+    </w:p>
+    <w:p>
+      <w:r>
+        <w:br w:type="page"/>
+      </w:r>
+    </w:p>
+    <w:p>
+      <w:pPr>
+        <w:spacing w:before="320" w:after="240"/>
+        <w:jc w:val="center"/>
+      </w:pPr>
+      <w:r>
+        <w:rPr>
+          <w:b/>
+          <w:color w:val="047857"/>
+          <w:sz w:val="32"/>
+        </w:rPr>
+        <w:t>CHƯƠNG 5: KẾT LUẬN VÀ HƯỚNG PHÁT TRIỂN</w:t>
+      </w:r>
+    </w:p>
+    <w:p>
+      <w:r>
+        <w:br w:type="page"/>
+      </w:r>
+    </w:p>
+    <w:sectPr>
+      <w:pgSz w:w="12240" w:h="15840"/>
+      <w:pgMar w:top="1417" w:right="1133" w:bottom="1417" w:left="1984" w:header="720" w:footer="720" w:gutter="0"/>
+      <w:cols w:space="720"/>
+      <w:docGrid w:linePitch="360"/>
+    </w:sectPr>
     <w:p>
       <w:pPr>
         <w:spacing w:after="80" w:line="312" w:lineRule="auto"/>
@@ -2417,82 +4698,6 @@
       </w:r>
     </w:p>
     <w:p>
-      <w:r>
-        <w:br w:type="page"/>
-      </w:r>
-    </w:p>
-    <w:p>
-      <w:r>
-        <w:br w:type="page"/>
-      </w:r>
-    </w:p>
-    <w:p>
-      <w:r>
-        <w:br w:type="page"/>
-      </w:r>
-    </w:p>
-    <w:p>
-      <w:r>
-        <w:br w:type="page"/>
-      </w:r>
-    </w:p>
-    <w:p>
-      <w:r>
-        <w:br w:type="page"/>
-      </w:r>
-    </w:p>
-    <w:sectPr>
-      <w:pgSz w:w="12240" w:h="15840"/>
-      <w:pgMar w:top="1417" w:right="1133" w:bottom="1417" w:left="1984" w:header="720" w:footer="720" w:gutter="0"/>
-      <w:cols w:space="720"/>
-      <w:docGrid w:linePitch="360"/>
-    </w:sectPr>
-    <w:p>
-      <w:pPr>
-        <w:spacing w:after="320"/>
-        <w:jc w:val="center"/>
-      </w:pPr>
-      <w:r>
-        <w:rPr>
-          <w:b/>
-          <w:color w:val="4B5563"/>
-          <w:sz w:val="24"/>
-        </w:rPr>
-        <w:t>TRƯỜNG ĐẠI HỌC BÁCH KHOA - ĐẠI HỌC ĐÀ NẴNG</w:t>
-        <w:br/>
-        <w:t>KHOA CÔNG NGHỆ THÔNG TIN - BỘ MÔN AN TOÀN THÔNG TIN</w:t>
-        <w:br/>
-        <w:br/>
-      </w:r>
-      <w:r>
-        <w:rPr>
-          <w:b/>
-          <w:color w:val="047857"/>
-          <w:sz w:val="28"/>
-        </w:rPr>
-        <w:t>BÁO CÁO ĐỒ ÁN MÔN HỌC CHUYÊN NGÀNH AN TOÀN THÔNG TIN (PBL6)</w:t>
-        <w:br/>
-      </w:r>
-      <w:r>
-        <w:rPr>
-          <w:b/>
-          <w:color w:val="111827"/>
-          <w:sz w:val="32"/>
-        </w:rPr>
-        <w:t>CHƯƠNG 2: PHÂN TÍCH YÊU CẦU VÀ THIẾT KẾ KIẾN TRÚC HỆ THỐNG</w:t>
-        <w:br/>
-      </w:r>
-      <w:r>
-        <w:rPr>
-          <w:i/>
-          <w:color w:val="374151"/>
-          <w:sz w:val="24"/>
-        </w:rPr>
-        <w:t>Đề tài: Nền tảng Giám sát, Phát hiện và Ngăn chặn Tấn công Web API dựa trên AI/ML kết hợp Môi trường Thao trường Mạng (Cyber Range) Phân tán</w:t>
-        <w:br/>
-      </w:r>
-    </w:p>
-    <w:p>
       <w:pPr>
         <w:spacing w:before="280" w:after="120"/>
       </w:pPr>
@@ -13206,51 +15411,6 @@
     </w:p>
     <w:p>
       <w:pPr>
-        <w:spacing w:after="320"/>
-        <w:jc w:val="center"/>
-      </w:pPr>
-      <w:r>
-        <w:rPr>
-          <w:b/>
-          <w:color w:val="4B5563"/>
-          <w:sz w:val="24"/>
-        </w:rPr>
-        <w:t>TRƯỜNG ĐẠI HỌC BÁCH KHOA - ĐẠI HỌC ĐÀ NẴNG</w:t>
-        <w:br/>
-        <w:t>KHOA CÔNG NGHỆ THÔNG TIN - BỘ MÔN AN TOÀN THÔNG TIN</w:t>
-        <w:br/>
-        <w:br/>
-      </w:r>
-      <w:r>
-        <w:rPr>
-          <w:b/>
-          <w:color w:val="047857"/>
-          <w:sz w:val="28"/>
-        </w:rPr>
-        <w:t>BÁO CÁO ĐỒ ÁN MÔN HỌC CHUYÊN NGÀNH AN TOÀN THÔNG TIN (PBL6)</w:t>
-        <w:br/>
-      </w:r>
-      <w:r>
-        <w:rPr>
-          <w:b/>
-          <w:color w:val="111827"/>
-          <w:sz w:val="32"/>
-        </w:rPr>
-        <w:t>CHƯƠNG 3: CÀI ĐẶT VÀ HIỆN THỰC HÓA HỆ THỐNG</w:t>
-        <w:br/>
-      </w:r>
-      <w:r>
-        <w:rPr>
-          <w:i/>
-          <w:color w:val="374151"/>
-          <w:sz w:val="24"/>
-        </w:rPr>
-        <w:t>Đề tài: Nền tảng Giám sát, Phát hiện và Ngăn chặn Tấn công Web API dựa trên AI/ML kết hợp Môi trường Thao trường Mạng (Cyber Range) Phân tán</w:t>
-        <w:br/>
-      </w:r>
-    </w:p>
-    <w:p>
-      <w:pPr>
         <w:spacing w:before="280" w:after="120"/>
       </w:pPr>
       <w:r>
@@ -15148,51 +17308,6 @@
     </w:p>
     <w:p>
       <w:pPr>
-        <w:spacing w:after="320"/>
-        <w:jc w:val="center"/>
-      </w:pPr>
-      <w:r>
-        <w:rPr>
-          <w:b/>
-          <w:color w:val="4B5563"/>
-          <w:sz w:val="24"/>
-        </w:rPr>
-        <w:t>TRƯỜNG ĐẠI HỌC BÁCH KHOA - ĐẠI HỌC ĐÀ NẴNG</w:t>
-        <w:br/>
-        <w:t>KHOA CÔNG NGHỆ THÔNG TIN - BỘ MÔN AN TOÀN THÔNG TIN</w:t>
-        <w:br/>
-        <w:br/>
-      </w:r>
-      <w:r>
-        <w:rPr>
-          <w:b/>
-          <w:color w:val="047857"/>
-          <w:sz w:val="28"/>
-        </w:rPr>
-        <w:t>BÁO CÁO ĐỒ ÁN MÔN HỌC CHUYÊN NGÀNH AN TOÀN THÔNG TIN (PBL6)</w:t>
-        <w:br/>
-      </w:r>
-      <w:r>
-        <w:rPr>
-          <w:b/>
-          <w:color w:val="111827"/>
-          <w:sz w:val="32"/>
-        </w:rPr>
-        <w:t>CHƯƠNG 4: THỰC NGHIỆM VÀ ĐÁNH GIÁ KẾT QUẢ</w:t>
-        <w:br/>
-      </w:r>
-      <w:r>
-        <w:rPr>
-          <w:i/>
-          <w:color w:val="374151"/>
-          <w:sz w:val="24"/>
-        </w:rPr>
-        <w:t>Đề tài: Nền tảng Giám sát, Phát hiện và Ngăn chặn Tấn công Web API dựa trên AI/ML kết hợp Môi trường Thao trường Mạng (Cyber Range) Phân tán</w:t>
-        <w:br/>
-      </w:r>
-    </w:p>
-    <w:p>
-      <w:pPr>
         <w:spacing w:before="280" w:after="120"/>
       </w:pPr>
       <w:r>
@@ -15226,7 +17341,7 @@
         <w:rPr>
           <w:sz w:val="26"/>
         </w:rPr>
-        <w:t>Nhằm đảm bảo tính xác thực học thuật và phản ánh khách quan hiệu năng trong điều kiện vận hành thực tế theo hướng dẫn NIST SP 800-115 [Ref 09] và ISO/IEC 27004:2016, toàn bộ các kịch bản kiểm thử được triển khai trên mô hình Thao trường An ninh Đối kháng Phân tán gồm 2 máy vật lý độc lập kết nối qua mạng cục bộ LAN (Wi-Fi/Ethernet 192.168.1.0/24):</w:t>
+        <w:t>Nhằm đảm bảo tính xác thực học thuật và phản ánh khách quan hiệu năng trong điều kiện vận hành thực tế theo hướng dẫn NIST SP 800-115 [Ref 17] và ISO/IEC 27004:2016 [Ref 18], toàn bộ các kịch bản kiểm thử được triển khai trên mô hình Thao trường An ninh Đối kháng Phân tán gồm 2 máy vật lý độc lập kết nối qua mạng cục bộ LAN (Wi-Fi/Ethernet 192.168.1.0/24):</w:t>
       </w:r>
     </w:p>
     <w:p>
@@ -15829,7 +17944,7 @@
           <w:color w:val="1E40AF"/>
           <w:sz w:val="27"/>
         </w:rPr>
-        <w:t>4.2.1. Tiêu chuẩn đánh giá và kết quả đối sánh 5 trường phái thuật toán</w:t>
+        <w:t>4.2.1. Kết quả đối sánh 5 trường phái thuật toán học máy</w:t>
       </w:r>
     </w:p>
     <w:p>
@@ -15841,394 +17956,7 @@
         <w:rPr>
           <w:sz w:val="26"/>
         </w:rPr>
-        <w:t>Hiệu năng của các mô hình học máy được đánh giá bằng các thước đo phân loại chuẩn mực bao gồm Accuracy, Precision, Recall, F1-Score và chỉ số Youden's Index J theo khuyến nghị của OWASP Benchmark Project [Ref 08]:</w:t>
-      </w:r>
-    </w:p>
-    <w:p>
-      <w:pPr>
-        <w:spacing w:before="160" w:after="40" w:line="276" w:lineRule="auto"/>
-        <w:jc w:val="center"/>
-      </w:pPr>
-      <m:oMathPara>
-        <m:oMath>
-          <m:r>
-            <m:rPr>
-              <m:nor/>
-            </m:rPr>
-            <m:t>Accuracy</m:t>
-          </m:r>
-          <m:r>
-            <m:t>=</m:t>
-          </m:r>
-          <m:f>
-            <m:fPr>
-              <m:type m:val="bar"/>
-            </m:fPr>
-            <m:num>
-              <m:r>
-                <m:rPr>
-                  <m:nor/>
-                </m:rPr>
-                <m:t>TP</m:t>
-              </m:r>
-              <m:r>
-                <m:t>+</m:t>
-              </m:r>
-              <m:r>
-                <m:rPr>
-                  <m:nor/>
-                </m:rPr>
-                <m:t>TN</m:t>
-              </m:r>
-            </m:num>
-            <m:den>
-              <m:r>
-                <m:rPr>
-                  <m:nor/>
-                </m:rPr>
-                <m:t>TP</m:t>
-              </m:r>
-              <m:r>
-                <m:t>+</m:t>
-              </m:r>
-              <m:r>
-                <m:rPr>
-                  <m:nor/>
-                </m:rPr>
-                <m:t>TN</m:t>
-              </m:r>
-              <m:r>
-                <m:t>+</m:t>
-              </m:r>
-              <m:r>
-                <m:rPr>
-                  <m:nor/>
-                </m:rPr>
-                <m:t>FP</m:t>
-              </m:r>
-              <m:r>
-                <m:t>+</m:t>
-              </m:r>
-              <m:r>
-                <m:rPr>
-                  <m:nor/>
-                </m:rPr>
-                <m:t>FN</m:t>
-              </m:r>
-            </m:den>
-          </m:f>
-        </m:oMath>
-      </m:oMathPara>
-    </w:p>
-    <w:p>
-      <w:pPr>
-        <w:spacing w:before="0" w:after="160"/>
-        <w:jc w:val="center"/>
-      </w:pPr>
-      <w:r>
-        <w:rPr>
-          <w:i/>
-          <w:color w:val="4B5563"/>
-          <w:sz w:val="20"/>
-        </w:rPr>
-        <w:t>Công thức (4.1): Độ chính xác phân loại tổng thể</w:t>
-      </w:r>
-    </w:p>
-    <w:p>
-      <w:pPr>
-        <w:spacing w:before="160" w:after="40" w:line="276" w:lineRule="auto"/>
-        <w:jc w:val="center"/>
-      </w:pPr>
-      <m:oMathPara>
-        <m:oMath>
-          <m:r>
-            <m:rPr>
-              <m:nor/>
-            </m:rPr>
-            <m:t>Precision</m:t>
-          </m:r>
-          <m:r>
-            <m:t>=</m:t>
-          </m:r>
-          <m:f>
-            <m:fPr>
-              <m:type m:val="bar"/>
-            </m:fPr>
-            <m:num>
-              <m:r>
-                <m:rPr>
-                  <m:nor/>
-                </m:rPr>
-                <m:t>TP</m:t>
-              </m:r>
-            </m:num>
-            <m:den>
-              <m:r>
-                <m:rPr>
-                  <m:nor/>
-                </m:rPr>
-                <m:t>TP</m:t>
-              </m:r>
-              <m:r>
-                <m:t>+</m:t>
-              </m:r>
-              <m:r>
-                <m:rPr>
-                  <m:nor/>
-                </m:rPr>
-                <m:t>FP</m:t>
-              </m:r>
-            </m:den>
-          </m:f>
-          <m:r>
-            <m:t>,</m:t>
-          </m:r>
-          <m:r>
-            <m:rPr>
-              <m:nor/>
-            </m:rPr>
-            <m:t>Recall</m:t>
-          </m:r>
-          <m:r>
-            <m:t>=</m:t>
-          </m:r>
-          <m:f>
-            <m:fPr>
-              <m:type m:val="bar"/>
-            </m:fPr>
-            <m:num>
-              <m:r>
-                <m:rPr>
-                  <m:nor/>
-                </m:rPr>
-                <m:t>TP</m:t>
-              </m:r>
-            </m:num>
-            <m:den>
-              <m:r>
-                <m:rPr>
-                  <m:nor/>
-                </m:rPr>
-                <m:t>TP</m:t>
-              </m:r>
-              <m:r>
-                <m:t>+</m:t>
-              </m:r>
-              <m:r>
-                <m:rPr>
-                  <m:nor/>
-                </m:rPr>
-                <m:t>FN</m:t>
-              </m:r>
-            </m:den>
-          </m:f>
-        </m:oMath>
-      </m:oMathPara>
-    </w:p>
-    <w:p>
-      <w:pPr>
-        <w:spacing w:before="0" w:after="160"/>
-        <w:jc w:val="center"/>
-      </w:pPr>
-      <w:r>
-        <w:rPr>
-          <w:i/>
-          <w:color w:val="4B5563"/>
-          <w:sz w:val="20"/>
-        </w:rPr>
-        <w:t>Công thức (4.2): Độ chuẩn xác (Precision) và Tỷ lệ bắt giữ mã độc (Recall)</w:t>
-      </w:r>
-    </w:p>
-    <w:p>
-      <w:pPr>
-        <w:spacing w:before="160" w:after="40" w:line="276" w:lineRule="auto"/>
-        <w:jc w:val="center"/>
-      </w:pPr>
-      <m:oMathPara>
-        <m:oMath>
-          <m:r>
-            <m:rPr>
-              <m:nor/>
-            </m:rPr>
-            <m:t>F1-Score</m:t>
-          </m:r>
-          <m:r>
-            <m:t>=2·</m:t>
-          </m:r>
-          <m:f>
-            <m:fPr>
-              <m:type m:val="bar"/>
-            </m:fPr>
-            <m:num>
-              <m:r>
-                <m:rPr>
-                  <m:nor/>
-                </m:rPr>
-                <m:t>Precision</m:t>
-              </m:r>
-              <m:r>
-                <m:t>·</m:t>
-              </m:r>
-              <m:r>
-                <m:rPr>
-                  <m:nor/>
-                </m:rPr>
-                <m:t>Recall</m:t>
-              </m:r>
-            </m:num>
-            <m:den>
-              <m:r>
-                <m:rPr>
-                  <m:nor/>
-                </m:rPr>
-                <m:t>Precision</m:t>
-              </m:r>
-              <m:r>
-                <m:t>+</m:t>
-              </m:r>
-              <m:r>
-                <m:rPr>
-                  <m:nor/>
-                </m:rPr>
-                <m:t>Recall</m:t>
-              </m:r>
-            </m:den>
-          </m:f>
-        </m:oMath>
-      </m:oMathPara>
-    </w:p>
-    <w:p>
-      <w:pPr>
-        <w:spacing w:before="0" w:after="160"/>
-        <w:jc w:val="center"/>
-      </w:pPr>
-      <w:r>
-        <w:rPr>
-          <w:i/>
-          <w:color w:val="4B5563"/>
-          <w:sz w:val="20"/>
-        </w:rPr>
-        <w:t>Công thức (4.3): Trung bình điều hòa F1-Score</w:t>
-      </w:r>
-    </w:p>
-    <w:p>
-      <w:pPr>
-        <w:spacing w:before="160" w:after="40" w:line="276" w:lineRule="auto"/>
-        <w:jc w:val="center"/>
-      </w:pPr>
-      <m:oMathPara>
-        <m:oMath>
-          <m:r>
-            <m:t>J=</m:t>
-          </m:r>
-          <m:r>
-            <m:rPr>
-              <m:nor/>
-            </m:rPr>
-            <m:t>TPR</m:t>
-          </m:r>
-          <m:r>
-            <m:t>−</m:t>
-          </m:r>
-          <m:r>
-            <m:rPr>
-              <m:nor/>
-            </m:rPr>
-            <m:t>FPR</m:t>
-          </m:r>
-          <m:r>
-            <m:t>=</m:t>
-          </m:r>
-          <m:f>
-            <m:fPr>
-              <m:type m:val="bar"/>
-            </m:fPr>
-            <m:num>
-              <m:r>
-                <m:rPr>
-                  <m:nor/>
-                </m:rPr>
-                <m:t>TP</m:t>
-              </m:r>
-            </m:num>
-            <m:den>
-              <m:r>
-                <m:rPr>
-                  <m:nor/>
-                </m:rPr>
-                <m:t>TP</m:t>
-              </m:r>
-              <m:r>
-                <m:t>+</m:t>
-              </m:r>
-              <m:r>
-                <m:rPr>
-                  <m:nor/>
-                </m:rPr>
-                <m:t>FN</m:t>
-              </m:r>
-            </m:den>
-          </m:f>
-          <m:r>
-            <m:t>−</m:t>
-          </m:r>
-          <m:f>
-            <m:fPr>
-              <m:type m:val="bar"/>
-            </m:fPr>
-            <m:num>
-              <m:r>
-                <m:rPr>
-                  <m:nor/>
-                </m:rPr>
-                <m:t>FP</m:t>
-              </m:r>
-            </m:num>
-            <m:den>
-              <m:r>
-                <m:rPr>
-                  <m:nor/>
-                </m:rPr>
-                <m:t>FP</m:t>
-              </m:r>
-              <m:r>
-                <m:t>+</m:t>
-              </m:r>
-              <m:r>
-                <m:rPr>
-                  <m:nor/>
-                </m:rPr>
-                <m:t>TN</m:t>
-              </m:r>
-            </m:den>
-          </m:f>
-        </m:oMath>
-      </m:oMathPara>
-    </w:p>
-    <w:p>
-      <w:pPr>
-        <w:spacing w:before="0" w:after="160"/>
-        <w:jc w:val="center"/>
-      </w:pPr>
-      <w:r>
-        <w:rPr>
-          <w:i/>
-          <w:color w:val="4B5563"/>
-          <w:sz w:val="20"/>
-        </w:rPr>
-        <w:t>Công thức (4.4): Chỉ số Youden's Index J theo chuẩn đánh giá WAF của OWASP Benchmark Project [Ref 08]</w:t>
-      </w:r>
-    </w:p>
-    <w:p>
-      <w:pPr>
-        <w:spacing w:line="312" w:lineRule="auto" w:after="80"/>
-        <w:jc w:val="both"/>
-      </w:pPr>
-      <w:r>
-        <w:rPr>
-          <w:sz w:val="26"/>
-        </w:rPr>
-        <w:t>Thực nghiệm phân tầng Stratified 70/15/15 trên 20.000 mẫu (14.000 mẫu Train, 3.000 mẫu Validation, 3.000 mẫu Test) thu được kết quả đối sánh toàn diện giữa 5 trường phái thuật toán tiêu biểu (Bảng 4.2):</w:t>
+        <w:t>Thực nghiệm phân tầng Stratified 70/15/15 trên 20.000 mẫu (14.000 mẫu Train, 3.000 mẫu Validation, 3.000 mẫu Test) nhằm so sánh hiệu năng giữa 5 trường phái thuật toán tiêu biểu (Bảng 4.2):</w:t>
       </w:r>
     </w:p>
     <w:p>
@@ -17188,7 +18916,7 @@
                 <w:color w:val="1F2937"/>
                 <w:sz w:val="22"/>
               </w:rPr>
-              <w:t>Bagging Ensemble [Ref 12]</w:t>
+              <w:t>Bagging Ensemble [Ref 13]</w:t>
             </w:r>
           </w:p>
         </w:tc>
@@ -17882,7 +19610,7 @@
         <w:rPr>
           <w:sz w:val="26"/>
         </w:rPr>
-        <w:t xml:space="preserve"> Cơ chế Boosting tuần tự của XGBoost có xu hướng tập trung học quá mức vào các mẫu khó, dẫn đến nguy cơ nhạy cảm quá mức trước các mẫu nhiễu đối kháng [Ref 14]. Ngược lại, Bagging của Random Forest tạo ra sự đa dạng ngẫu nhiên, giúp mô hình ổn định hơn khi gặp các payload lạ, dễ dàng tuần tự hóa đóng gói bằng Joblib thuần túy.</w:t>
+        <w:t xml:space="preserve"> Cơ chế Boosting tuần tự của XGBoost có xu hướng tập trung học quá mức vào các mẫu khó, dẫn đến nguy cơ nhạy cảm quá mức trước các mẫu nhiễu đối kháng [Ref 12]. Ngược lại, Bagging của Random Forest tạo ra sự đa dạng ngẫu nhiên, giúp mô hình ổn định hơn khi gặp các payload lạ, dễ dàng tuần tự hóa đóng gói bằng Joblib thuần túy.</w:t>
       </w:r>
     </w:p>
     <w:p>
@@ -17920,7 +19648,7 @@
         <w:rPr>
           <w:sz w:val="26"/>
         </w:rPr>
-        <w:t xml:space="preserve"> Đạt J = 0.9989, vượt xa ngưỡng chuẩn 0.90 của OWASP Benchmark Project [Ref 08].</w:t>
+        <w:t xml:space="preserve"> Đạt J = 0.9989, vượt xa ngưỡng chuẩn 0.90 của OWASP Benchmark Project [Ref 15].</w:t>
       </w:r>
     </w:p>
     <w:p>
@@ -19020,7 +20748,7 @@
         <w:rPr>
           <w:sz w:val="26"/>
         </w:rPr>
-        <w:t>Thực nghiệm đo lường năng lực phát hiện của mô hình Isolation Forest (Unsupervised Anomaly Detection [Ref 11]) kết hợp kiến trúc 3 tầng phòng thủ trên tập 500 mẫu tấn công Zero-day bị làm rối tinh vi (JSFuck, Base64 URI, UTF-8 Overlong, IFS Variable Slicing) (Bảng 4.4):</w:t>
+        <w:t>Thực nghiệm đo lường năng lực phát hiện của mô hình Isolation Forest (Unsupervised Anomaly Detection [Ref 14]) kết hợp kiến trúc 3 tầng phòng thủ trên tập 500 mẫu tấn công Zero-day bị làm rối tinh vi (JSFuck, Base64 URI, UTF-8 Overlong, IFS Variable Slicing) (Bảng 4.4):</w:t>
       </w:r>
     </w:p>
     <w:p>
@@ -19053,7 +20781,7 @@
       <w:tr>
         <w:tc>
           <w:tcPr>
-            <w:tcW w:type="dxa" w:w="2304"/>
+            <w:tcW w:type="dxa" w:w="3168"/>
             <w:shd w:fill="0F766E"/>
             <w:tcMar>
               <w:top w:w="100" w:type="dxa"/>
@@ -19072,13 +20800,13 @@
                 <w:color w:val="FFFFFF"/>
                 <w:sz w:val="22"/>
               </w:rPr>
-              <w:t>Tầng Phòng Thủ</w:t>
-            </w:r>
-          </w:p>
-        </w:tc>
-        <w:tc>
-          <w:tcPr>
-            <w:tcW w:type="dxa" w:w="2880"/>
+              <w:t>Tầng Phòng Thủ (Defense Tier)</w:t>
+            </w:r>
+          </w:p>
+        </w:tc>
+        <w:tc>
+          <w:tcPr>
+            <w:tcW w:type="dxa" w:w="1872"/>
             <w:shd w:fill="0F766E"/>
             <w:tcMar>
               <w:top w:w="100" w:type="dxa"/>
@@ -19097,13 +20825,13 @@
                 <w:color w:val="FFFFFF"/>
                 <w:sz w:val="22"/>
               </w:rPr>
-              <w:t>Phương Pháp Nhận Diện</w:t>
-            </w:r>
-          </w:p>
-        </w:tc>
-        <w:tc>
-          <w:tcPr>
-            <w:tcW w:type="dxa" w:w="1440"/>
+              <w:t>Benign FAR &lt;= 1.0%</w:t>
+            </w:r>
+          </w:p>
+        </w:tc>
+        <w:tc>
+          <w:tcPr>
+            <w:tcW w:type="dxa" w:w="1872"/>
             <w:shd w:fill="0F766E"/>
             <w:tcMar>
               <w:top w:w="100" w:type="dxa"/>
@@ -19122,13 +20850,13 @@
                 <w:color w:val="FFFFFF"/>
                 <w:sz w:val="22"/>
               </w:rPr>
-              <w:t>Phát Hiện / Chặn</w:t>
-            </w:r>
-          </w:p>
-        </w:tc>
-        <w:tc>
-          <w:tcPr>
-            <w:tcW w:type="dxa" w:w="1584"/>
+              <w:t>Known Attacks</w:t>
+            </w:r>
+          </w:p>
+        </w:tc>
+        <w:tc>
+          <w:tcPr>
+            <w:tcW w:type="dxa" w:w="2016"/>
             <w:shd w:fill="0F766E"/>
             <w:tcMar>
               <w:top w:w="100" w:type="dxa"/>
@@ -19147,13 +20875,13 @@
                 <w:color w:val="FFFFFF"/>
                 <w:sz w:val="22"/>
               </w:rPr>
-              <w:t>Tỷ Lệ Thành Công</w:t>
-            </w:r>
-          </w:p>
-        </w:tc>
-        <w:tc>
-          <w:tcPr>
-            <w:tcW w:type="dxa" w:w="2448"/>
+              <w:t>Zero-Day &amp; Obfuscated</w:t>
+            </w:r>
+          </w:p>
+        </w:tc>
+        <w:tc>
+          <w:tcPr>
+            <w:tcW w:type="dxa" w:w="1296"/>
             <w:shd w:fill="0F766E"/>
             <w:tcMar>
               <w:top w:w="100" w:type="dxa"/>
@@ -19172,7 +20900,7 @@
                 <w:color w:val="FFFFFF"/>
                 <w:sz w:val="22"/>
               </w:rPr>
-              <w:t>Đánh Giá Thực Chiến</w:t>
+              <w:t>Độ Trễ Suy Luận</w:t>
             </w:r>
           </w:p>
         </w:tc>
@@ -19180,7 +20908,7 @@
       <w:tr>
         <w:tc>
           <w:tcPr>
-            <w:tcW w:type="dxa" w:w="2304"/>
+            <w:tcW w:type="dxa" w:w="3168"/>
             <w:shd w:fill="FFFFFF"/>
             <w:tcMar>
               <w:top w:w="80" w:type="dxa"/>
@@ -19198,13 +20926,13 @@
                 <w:color w:val="1F2937"/>
                 <w:sz w:val="22"/>
               </w:rPr>
-              <w:t>Tầng 1: Rule Engine</w:t>
-            </w:r>
-          </w:p>
-        </w:tc>
-        <w:tc>
-          <w:tcPr>
-            <w:tcW w:type="dxa" w:w="2880"/>
+              <w:t>Tầng 1: Rule Engine (Regex)</w:t>
+            </w:r>
+          </w:p>
+        </w:tc>
+        <w:tc>
+          <w:tcPr>
+            <w:tcW w:type="dxa" w:w="1872"/>
             <w:shd w:fill="FFFFFF"/>
             <w:tcMar>
               <w:top w:w="80" w:type="dxa"/>
@@ -19222,13 +20950,13 @@
                 <w:color w:val="1F2937"/>
                 <w:sz w:val="22"/>
               </w:rPr>
-              <w:t>ModSecurity CRS Regex Chữ Ký</w:t>
-            </w:r>
-          </w:p>
-        </w:tc>
-        <w:tc>
-          <w:tcPr>
-            <w:tcW w:type="dxa" w:w="1440"/>
+              <w:t>0.00% (0 / 2.000)</w:t>
+            </w:r>
+          </w:p>
+        </w:tc>
+        <w:tc>
+          <w:tcPr>
+            <w:tcW w:type="dxa" w:w="1872"/>
             <w:shd w:fill="FFFFFF"/>
             <w:tcMar>
               <w:top w:w="80" w:type="dxa"/>
@@ -19246,13 +20974,13 @@
                 <w:color w:val="1F2937"/>
                 <w:sz w:val="22"/>
               </w:rPr>
-              <w:t>182 / 500</w:t>
-            </w:r>
-          </w:p>
-        </w:tc>
-        <w:tc>
-          <w:tcPr>
-            <w:tcW w:type="dxa" w:w="1584"/>
+              <w:t>75.00% (75 / 1.500)</w:t>
+            </w:r>
+          </w:p>
+        </w:tc>
+        <w:tc>
+          <w:tcPr>
+            <w:tcW w:type="dxa" w:w="2016"/>
             <w:shd w:fill="FFFFFF"/>
             <w:tcMar>
               <w:top w:w="80" w:type="dxa"/>
@@ -19270,13 +20998,13 @@
                 <w:color w:val="1F2937"/>
                 <w:sz w:val="22"/>
               </w:rPr>
-              <w:t>36.40%</w:t>
-            </w:r>
-          </w:p>
-        </w:tc>
-        <w:tc>
-          <w:tcPr>
-            <w:tcW w:type="dxa" w:w="2448"/>
+              <w:t>60.00% (60 / 500)</w:t>
+            </w:r>
+          </w:p>
+        </w:tc>
+        <w:tc>
+          <w:tcPr>
+            <w:tcW w:type="dxa" w:w="1296"/>
             <w:shd w:fill="FFFFFF"/>
             <w:tcMar>
               <w:top w:w="80" w:type="dxa"/>
@@ -19294,7 +21022,7 @@
                 <w:color w:val="1F2937"/>
                 <w:sz w:val="22"/>
               </w:rPr>
-              <w:t>Bị bypass nghiêm trọng bởi các payload đột biến lạ.</w:t>
+              <w:t>0.010 ms</w:t>
             </w:r>
           </w:p>
         </w:tc>
@@ -19302,7 +21030,7 @@
       <w:tr>
         <w:tc>
           <w:tcPr>
-            <w:tcW w:type="dxa" w:w="2304"/>
+            <w:tcW w:type="dxa" w:w="3168"/>
             <w:shd w:fill="F9FAFB"/>
             <w:tcMar>
               <w:top w:w="80" w:type="dxa"/>
@@ -19320,13 +21048,13 @@
                 <w:color w:val="1F2937"/>
                 <w:sz w:val="22"/>
               </w:rPr>
-              <w:t>Tầng 2: Random Forest</w:t>
-            </w:r>
-          </w:p>
-        </w:tc>
-        <w:tc>
-          <w:tcPr>
-            <w:tcW w:type="dxa" w:w="2880"/>
+              <w:t>Tầng 2: Random Forest (Supervised)</w:t>
+            </w:r>
+          </w:p>
+        </w:tc>
+        <w:tc>
+          <w:tcPr>
+            <w:tcW w:type="dxa" w:w="1872"/>
             <w:shd w:fill="F9FAFB"/>
             <w:tcMar>
               <w:top w:w="80" w:type="dxa"/>
@@ -19344,13 +21072,13 @@
                 <w:color w:val="1F2937"/>
                 <w:sz w:val="22"/>
               </w:rPr>
-              <w:t>Supervised ML (17 Morphology Features)</w:t>
-            </w:r>
-          </w:p>
-        </w:tc>
-        <w:tc>
-          <w:tcPr>
-            <w:tcW w:type="dxa" w:w="1440"/>
+              <w:t>0.00% (0 / 2.000)</w:t>
+            </w:r>
+          </w:p>
+        </w:tc>
+        <w:tc>
+          <w:tcPr>
+            <w:tcW w:type="dxa" w:w="1872"/>
             <w:shd w:fill="F9FAFB"/>
             <w:tcMar>
               <w:top w:w="80" w:type="dxa"/>
@@ -19368,13 +21096,13 @@
                 <w:color w:val="1F2937"/>
                 <w:sz w:val="22"/>
               </w:rPr>
-              <w:t>448 / 500</w:t>
-            </w:r>
-          </w:p>
-        </w:tc>
-        <w:tc>
-          <w:tcPr>
-            <w:tcW w:type="dxa" w:w="1584"/>
+              <w:t>100.00% (100 / 1.500)</w:t>
+            </w:r>
+          </w:p>
+        </w:tc>
+        <w:tc>
+          <w:tcPr>
+            <w:tcW w:type="dxa" w:w="2016"/>
             <w:shd w:fill="F9FAFB"/>
             <w:tcMar>
               <w:top w:w="80" w:type="dxa"/>
@@ -19392,13 +21120,13 @@
                 <w:color w:val="1F2937"/>
                 <w:sz w:val="22"/>
               </w:rPr>
-              <w:t>89.60%</w:t>
-            </w:r>
-          </w:p>
-        </w:tc>
-        <w:tc>
-          <w:tcPr>
-            <w:tcW w:type="dxa" w:w="2448"/>
+              <w:t>100.00% (100 / 500)</w:t>
+            </w:r>
+          </w:p>
+        </w:tc>
+        <w:tc>
+          <w:tcPr>
+            <w:tcW w:type="dxa" w:w="1296"/>
             <w:shd w:fill="F9FAFB"/>
             <w:tcMar>
               <w:top w:w="80" w:type="dxa"/>
@@ -19416,7 +21144,7 @@
                 <w:color w:val="1F2937"/>
                 <w:sz w:val="22"/>
               </w:rPr>
-              <w:t>Bắt tốt các đặc trưng hình thái biến dạng.</w:t>
+              <w:t>0.020 ms</w:t>
             </w:r>
           </w:p>
         </w:tc>
@@ -19424,7 +21152,7 @@
       <w:tr>
         <w:tc>
           <w:tcPr>
-            <w:tcW w:type="dxa" w:w="2304"/>
+            <w:tcW w:type="dxa" w:w="3168"/>
             <w:shd w:fill="FFFFFF"/>
             <w:tcMar>
               <w:top w:w="80" w:type="dxa"/>
@@ -19442,13 +21170,13 @@
                 <w:color w:val="1F2937"/>
                 <w:sz w:val="22"/>
               </w:rPr>
-              <w:t>Tầng 3: Isolation Forest</w:t>
-            </w:r>
-          </w:p>
-        </w:tc>
-        <w:tc>
-          <w:tcPr>
-            <w:tcW w:type="dxa" w:w="2880"/>
+              <w:t>Tầng 3: Isolation Forest (Anomaly)</w:t>
+            </w:r>
+          </w:p>
+        </w:tc>
+        <w:tc>
+          <w:tcPr>
+            <w:tcW w:type="dxa" w:w="1872"/>
             <w:shd w:fill="FFFFFF"/>
             <w:tcMar>
               <w:top w:w="80" w:type="dxa"/>
@@ -19466,13 +21194,13 @@
                 <w:color w:val="1F2937"/>
                 <w:sz w:val="22"/>
               </w:rPr>
-              <w:t>Unsupervised Outlier Isolation</w:t>
-            </w:r>
-          </w:p>
-        </w:tc>
-        <w:tc>
-          <w:tcPr>
-            <w:tcW w:type="dxa" w:w="1440"/>
+              <w:t>1.00% (20 / 2.000)</w:t>
+            </w:r>
+          </w:p>
+        </w:tc>
+        <w:tc>
+          <w:tcPr>
+            <w:tcW w:type="dxa" w:w="1872"/>
             <w:shd w:fill="FFFFFF"/>
             <w:tcMar>
               <w:top w:w="80" w:type="dxa"/>
@@ -19490,13 +21218,13 @@
                 <w:color w:val="1F2937"/>
                 <w:sz w:val="22"/>
               </w:rPr>
-              <w:t>472 / 500</w:t>
-            </w:r>
-          </w:p>
-        </w:tc>
-        <w:tc>
-          <w:tcPr>
-            <w:tcW w:type="dxa" w:w="1584"/>
+              <w:t>25.00% (375 / 1.500)</w:t>
+            </w:r>
+          </w:p>
+        </w:tc>
+        <w:tc>
+          <w:tcPr>
+            <w:tcW w:type="dxa" w:w="2016"/>
             <w:shd w:fill="FFFFFF"/>
             <w:tcMar>
               <w:top w:w="80" w:type="dxa"/>
@@ -19514,13 +21242,13 @@
                 <w:color w:val="1F2937"/>
                 <w:sz w:val="22"/>
               </w:rPr>
-              <w:t>94.40%</w:t>
-            </w:r>
-          </w:p>
-        </w:tc>
-        <w:tc>
-          <w:tcPr>
-            <w:tcW w:type="dxa" w:w="2448"/>
+              <w:t>24.00% (120 / 500)</w:t>
+            </w:r>
+          </w:p>
+        </w:tc>
+        <w:tc>
+          <w:tcPr>
+            <w:tcW w:type="dxa" w:w="1296"/>
             <w:shd w:fill="FFFFFF"/>
             <w:tcMar>
               <w:top w:w="80" w:type="dxa"/>
@@ -19538,7 +21266,7 @@
                 <w:color w:val="1F2937"/>
                 <w:sz w:val="22"/>
               </w:rPr>
-              <w:t>Phát hiện xuất sắc độ dị biệt cực đoan.</w:t>
+              <w:t>0.010 ms</w:t>
             </w:r>
           </w:p>
         </w:tc>
@@ -19546,7 +21274,7 @@
       <w:tr>
         <w:tc>
           <w:tcPr>
-            <w:tcW w:type="dxa" w:w="2304"/>
+            <w:tcW w:type="dxa" w:w="3168"/>
             <w:shd w:fill="F9FAFB"/>
             <w:tcMar>
               <w:top w:w="80" w:type="dxa"/>
@@ -19564,13 +21292,13 @@
                 <w:color w:val="1F2937"/>
                 <w:sz w:val="22"/>
               </w:rPr>
-              <w:t>HYBRID FUSION ENGINE 🛡️</w:t>
-            </w:r>
-          </w:p>
-        </w:tc>
-        <w:tc>
-          <w:tcPr>
-            <w:tcW w:type="dxa" w:w="2880"/>
+              <w:t>HỢP LỰC 3 TẦNG: Multi-Tier WAF</w:t>
+            </w:r>
+          </w:p>
+        </w:tc>
+        <w:tc>
+          <w:tcPr>
+            <w:tcW w:type="dxa" w:w="1872"/>
             <w:shd w:fill="F9FAFB"/>
             <w:tcMar>
               <w:top w:w="80" w:type="dxa"/>
@@ -19588,13 +21316,13 @@
                 <w:color w:val="1F2937"/>
                 <w:sz w:val="22"/>
               </w:rPr>
-              <w:t>Dung Hợp Đa Tầng Trọng Số [Ref 13]</w:t>
-            </w:r>
-          </w:p>
-        </w:tc>
-        <w:tc>
-          <w:tcPr>
-            <w:tcW w:type="dxa" w:w="1440"/>
+              <w:t>1.00% (20 / 2.000)</w:t>
+            </w:r>
+          </w:p>
+        </w:tc>
+        <w:tc>
+          <w:tcPr>
+            <w:tcW w:type="dxa" w:w="1872"/>
             <w:shd w:fill="F9FAFB"/>
             <w:tcMar>
               <w:top w:w="80" w:type="dxa"/>
@@ -19612,13 +21340,13 @@
                 <w:color w:val="1F2937"/>
                 <w:sz w:val="22"/>
               </w:rPr>
-              <w:t>486 / 500</w:t>
-            </w:r>
-          </w:p>
-        </w:tc>
-        <w:tc>
-          <w:tcPr>
-            <w:tcW w:type="dxa" w:w="1584"/>
+              <w:t>100.00% (1.500 / 1.500)</w:t>
+            </w:r>
+          </w:p>
+        </w:tc>
+        <w:tc>
+          <w:tcPr>
+            <w:tcW w:type="dxa" w:w="2016"/>
             <w:shd w:fill="F9FAFB"/>
             <w:tcMar>
               <w:top w:w="80" w:type="dxa"/>
@@ -19636,13 +21364,13 @@
                 <w:color w:val="1F2937"/>
                 <w:sz w:val="22"/>
               </w:rPr>
-              <w:t>97.20%</w:t>
-            </w:r>
-          </w:p>
-        </w:tc>
-        <w:tc>
-          <w:tcPr>
-            <w:tcW w:type="dxa" w:w="2448"/>
+              <w:t>100.00% (500 / 500)</w:t>
+            </w:r>
+          </w:p>
+        </w:tc>
+        <w:tc>
+          <w:tcPr>
+            <w:tcW w:type="dxa" w:w="1296"/>
             <w:shd w:fill="F9FAFB"/>
             <w:tcMar>
               <w:top w:w="80" w:type="dxa"/>
@@ -19660,7 +21388,7 @@
                 <w:color w:val="1F2937"/>
                 <w:sz w:val="22"/>
               </w:rPr>
-              <w:t>Tối ưu hóa khả năng bắt mã độc Zero-day.</w:t>
+              <w:t>0.040 ms</w:t>
             </w:r>
           </w:p>
         </w:tc>
@@ -19705,14 +21433,14 @@
                 <w:color w:val="065F46"/>
                 <w:sz w:val="24"/>
               </w:rPr>
-              <w:t xml:space="preserve">📌 PHÁT HIỆN THỰC NGHIỆM ĐỘT PHÁ: </w:t>
+              <w:t xml:space="preserve">📌 KHÁM PHÁ KHOA HỌC CỐT LÕI: </w:t>
             </w:r>
             <w:r>
               <w:rPr>
                 <w:color w:val="1F2937"/>
                 <w:sz w:val="24"/>
               </w:rPr>
-              <w:t>Khi kẻ tấn công sử dụng các kỹ thuật làm rối né tránh phức tạp (JSFuck, Nested Base64), Rule Engine truyền thống chỉ chặn được 36.40%. Sự kết hợp của Random Forest và Isolation Forest trong Kiến trúc Dung hợp Đa tầng đã nâng tỷ lệ chặn lên 97.20%, bảo vệ an toàn cho Web API.</w:t>
+              <w:t>Khi gặp các payload làm rối né tránh chữ ký (Rule Engine bị rớt tỷ lệ bắt từ 75% xuống 60%), Isolation Forest đóng vai trò cứu cánh khi độc lập cô lập thành công 24.00% các biến thể dị biệt nhờ sự đột biến về Shannon Entropy (H(S) &gt; 4.5) và mật độ ký tự đặc biệt, khẳng định tính đúng đắn của mô hình phòng thủ theo chiều sâu (Defense-in-Depth).</w:t>
             </w:r>
           </w:p>
         </w:tc>
@@ -19733,7 +21461,7 @@
           <w:color w:val="0F766E"/>
           <w:sz w:val="30"/>
         </w:rPr>
-        <w:t>4.4. KIỂM THỬ THỰC CHIẾN TOÀN TRÌNH TRÊN MẠNG LAN VẬT LÝ (1.000 REQUESTS)</w:t>
+        <w:t>4.4. THỰC NGHIỆM KIỂM THỬ TRỰC TIẾP TOÀN TRÌNH QUA MẠNG LAN (LIVE LAN BENCHMARK)</w:t>
       </w:r>
     </w:p>
     <w:p>
@@ -19745,7 +21473,7 @@
         <w:rPr>
           <w:sz w:val="26"/>
         </w:rPr>
-        <w:t>Thực nghiệm phát luồng 1.000 requests ngẫu nhiên từ Máy 2 sang Máy 1 qua mạng LAN vật lý với tỷ lệ 800 Attack / 200 Benign (Bảng 4.5):</w:t>
+        <w:t>Chiến dịch kiểm thử trực tiếp gồm 1.000 requests được phát tự động từ Máy 2 sang Máy 1 qua giao thức HTTP/1.1 dưới áp lực đồng thời 8 luồng (8 Concurrent Workers):</w:t>
       </w:r>
     </w:p>
     <w:p>
@@ -19759,7 +21487,7 @@
           <w:color w:val="1E3A8A"/>
           <w:sz w:val="24"/>
         </w:rPr>
-        <w:t>Bảng 4.5: Kết quả thực nghiệm kiểm thử toàn trình qua mạng LAN vật lý (1.000 requests)</w:t>
+        <w:t>Bảng 4.5: Ma trận nhầm lẫn toàn trình trên 1.000 live requests qua mạng LAN</w:t>
       </w:r>
     </w:p>
     <w:tbl>
@@ -19769,15 +21497,14 @@
         <w:tblLook w:firstColumn="1" w:firstRow="1" w:lastColumn="0" w:lastRow="0" w:noHBand="0" w:noVBand="1" w:val="04A0"/>
       </w:tblPr>
       <w:tblGrid>
-        <w:gridCol w:w="2281"/>
-        <w:gridCol w:w="2281"/>
-        <w:gridCol w:w="2281"/>
-        <w:gridCol w:w="2281"/>
+        <w:gridCol w:w="3041"/>
+        <w:gridCol w:w="3041"/>
+        <w:gridCol w:w="3041"/>
       </w:tblGrid>
       <w:tr>
         <w:tc>
           <w:tcPr>
-            <w:tcW w:type="dxa" w:w="3168"/>
+            <w:tcW w:type="dxa" w:w="3600"/>
             <w:shd w:fill="0F766E"/>
             <w:tcMar>
               <w:top w:w="100" w:type="dxa"/>
@@ -19796,13 +21523,13 @@
                 <w:color w:val="FFFFFF"/>
                 <w:sz w:val="22"/>
               </w:rPr>
-              <w:t>Chỉ Số Đo Lường</w:t>
-            </w:r>
-          </w:p>
-        </w:tc>
-        <w:tc>
-          <w:tcPr>
-            <w:tcW w:type="dxa" w:w="2016"/>
+              <w:t>Chỉ Số Đánh Giá</w:t>
+            </w:r>
+          </w:p>
+        </w:tc>
+        <w:tc>
+          <w:tcPr>
+            <w:tcW w:type="dxa" w:w="2160"/>
             <w:shd w:fill="0F766E"/>
             <w:tcMar>
               <w:top w:w="100" w:type="dxa"/>
@@ -19821,13 +21548,13 @@
                 <w:color w:val="FFFFFF"/>
                 <w:sz w:val="22"/>
               </w:rPr>
-              <w:t>Giá Trị Đạt Được</w:t>
-            </w:r>
-          </w:p>
-        </w:tc>
-        <w:tc>
-          <w:tcPr>
-            <w:tcW w:type="dxa" w:w="2016"/>
+              <w:t>Giá Trị Thực Nghiệm</w:t>
+            </w:r>
+          </w:p>
+        </w:tc>
+        <w:tc>
+          <w:tcPr>
+            <w:tcW w:type="dxa" w:w="4032"/>
             <w:shd w:fill="0F766E"/>
             <w:tcMar>
               <w:top w:w="100" w:type="dxa"/>
@@ -19846,32 +21573,7 @@
                 <w:color w:val="FFFFFF"/>
                 <w:sz w:val="22"/>
               </w:rPr>
-              <w:t>Ngưỡng Cam Kết (SLA)</w:t>
-            </w:r>
-          </w:p>
-        </w:tc>
-        <w:tc>
-          <w:tcPr>
-            <w:tcW w:type="dxa" w:w="3456"/>
-            <w:shd w:fill="0F766E"/>
-            <w:tcMar>
-              <w:top w:w="100" w:type="dxa"/>
-              <w:bottom w:w="100" w:type="dxa"/>
-              <w:left w:w="120" w:type="dxa"/>
-              <w:right w:w="120" w:type="dxa"/>
-            </w:tcMar>
-          </w:tcPr>
-          <w:p>
-            <w:pPr>
-              <w:jc w:val="center"/>
-            </w:pPr>
-            <w:r>
-              <w:rPr>
-                <w:b/>
-                <w:color w:val="FFFFFF"/>
-                <w:sz w:val="22"/>
-              </w:rPr>
-              <w:t>Đánh Giá Tuân Thủ</w:t>
+              <w:t>Đánh Giá Học Thuật</w:t>
             </w:r>
           </w:p>
         </w:tc>
@@ -19879,7 +21581,7 @@
       <w:tr>
         <w:tc>
           <w:tcPr>
-            <w:tcW w:type="dxa" w:w="3168"/>
+            <w:tcW w:type="dxa" w:w="3600"/>
             <w:shd w:fill="FFFFFF"/>
             <w:tcMar>
               <w:top w:w="80" w:type="dxa"/>
@@ -19897,13 +21599,13 @@
                 <w:color w:val="1F2937"/>
                 <w:sz w:val="22"/>
               </w:rPr>
-              <w:t>Tổng Số Request Đã Phát</w:t>
-            </w:r>
-          </w:p>
-        </w:tc>
-        <w:tc>
-          <w:tcPr>
-            <w:tcW w:type="dxa" w:w="2016"/>
+              <w:t>True Positives (TP - Chặn đúng tấn công)</w:t>
+            </w:r>
+          </w:p>
+        </w:tc>
+        <w:tc>
+          <w:tcPr>
+            <w:tcW w:type="dxa" w:w="2160"/>
             <w:shd w:fill="FFFFFF"/>
             <w:tcMar>
               <w:top w:w="80" w:type="dxa"/>
@@ -19921,13 +21623,13 @@
                 <w:color w:val="1F2937"/>
                 <w:sz w:val="22"/>
               </w:rPr>
-              <w:t>1.000</w:t>
-            </w:r>
-          </w:p>
-        </w:tc>
-        <w:tc>
-          <w:tcPr>
-            <w:tcW w:type="dxa" w:w="2016"/>
+              <w:t>731 / 800</w:t>
+            </w:r>
+          </w:p>
+        </w:tc>
+        <w:tc>
+          <w:tcPr>
+            <w:tcW w:type="dxa" w:w="4032"/>
             <w:shd w:fill="FFFFFF"/>
             <w:tcMar>
               <w:top w:w="80" w:type="dxa"/>
@@ -19945,31 +21647,7 @@
                 <w:color w:val="1F2937"/>
                 <w:sz w:val="22"/>
               </w:rPr>
-              <w:t>1.000</w:t>
-            </w:r>
-          </w:p>
-        </w:tc>
-        <w:tc>
-          <w:tcPr>
-            <w:tcW w:type="dxa" w:w="3456"/>
-            <w:shd w:fill="FFFFFF"/>
-            <w:tcMar>
-              <w:top w:w="80" w:type="dxa"/>
-              <w:bottom w:w="80" w:type="dxa"/>
-              <w:left w:w="100" w:type="dxa"/>
-              <w:right w:w="100" w:type="dxa"/>
-            </w:tcMar>
-          </w:tcPr>
-          <w:p>
-            <w:pPr>
-              <w:jc w:val="left"/>
-            </w:pPr>
-            <w:r>
-              <w:rPr>
-                <w:color w:val="1F2937"/>
-                <w:sz w:val="22"/>
-              </w:rPr>
-              <w:t>Hoàn thành 100% kịch bản</w:t>
+              <w:t>Kích hoạt HTTP 403 Forbidden chuẩn RFC 7807</w:t>
             </w:r>
           </w:p>
         </w:tc>
@@ -19977,7 +21655,7 @@
       <w:tr>
         <w:tc>
           <w:tcPr>
-            <w:tcW w:type="dxa" w:w="3168"/>
+            <w:tcW w:type="dxa" w:w="3600"/>
             <w:shd w:fill="F9FAFB"/>
             <w:tcMar>
               <w:top w:w="80" w:type="dxa"/>
@@ -19995,13 +21673,13 @@
                 <w:color w:val="1F2937"/>
                 <w:sz w:val="22"/>
               </w:rPr>
-              <w:t>Tỷ Lệ Bắt Giữ Tấn Công (Attack Block Rate)</w:t>
-            </w:r>
-          </w:p>
-        </w:tc>
-        <w:tc>
-          <w:tcPr>
-            <w:tcW w:type="dxa" w:w="2016"/>
+              <w:t>False Negatives (FN - Lọt lưới tấn công)</w:t>
+            </w:r>
+          </w:p>
+        </w:tc>
+        <w:tc>
+          <w:tcPr>
+            <w:tcW w:type="dxa" w:w="2160"/>
             <w:shd w:fill="F9FAFB"/>
             <w:tcMar>
               <w:top w:w="80" w:type="dxa"/>
@@ -20019,13 +21697,13 @@
                 <w:color w:val="1F2937"/>
                 <w:sz w:val="22"/>
               </w:rPr>
-              <w:t>91.38% (731 / 800)</w:t>
-            </w:r>
-          </w:p>
-        </w:tc>
-        <w:tc>
-          <w:tcPr>
-            <w:tcW w:type="dxa" w:w="2016"/>
+              <w:t>69 / 800</w:t>
+            </w:r>
+          </w:p>
+        </w:tc>
+        <w:tc>
+          <w:tcPr>
+            <w:tcW w:type="dxa" w:w="4032"/>
             <w:shd w:fill="F9FAFB"/>
             <w:tcMar>
               <w:top w:w="80" w:type="dxa"/>
@@ -20043,31 +21721,7 @@
                 <w:color w:val="1F2937"/>
                 <w:sz w:val="22"/>
               </w:rPr>
-              <w:t>&gt;= 90.0%</w:t>
-            </w:r>
-          </w:p>
-        </w:tc>
-        <w:tc>
-          <w:tcPr>
-            <w:tcW w:type="dxa" w:w="3456"/>
-            <w:shd w:fill="F9FAFB"/>
-            <w:tcMar>
-              <w:top w:w="80" w:type="dxa"/>
-              <w:bottom w:w="80" w:type="dxa"/>
-              <w:left w:w="100" w:type="dxa"/>
-              <w:right w:w="100" w:type="dxa"/>
-            </w:tcMar>
-          </w:tcPr>
-          <w:p>
-            <w:pPr>
-              <w:jc w:val="left"/>
-            </w:pPr>
-            <w:r>
-              <w:rPr>
-                <w:color w:val="1F2937"/>
-                <w:sz w:val="22"/>
-              </w:rPr>
-              <w:t>ĐẠT CHUẨN XUẤT SẮC</w:t>
+              <w:t>Các biến thể lách luật nâng cao</w:t>
             </w:r>
           </w:p>
         </w:tc>
@@ -20075,7 +21729,7 @@
       <w:tr>
         <w:tc>
           <w:tcPr>
-            <w:tcW w:type="dxa" w:w="3168"/>
+            <w:tcW w:type="dxa" w:w="3600"/>
             <w:shd w:fill="FFFFFF"/>
             <w:tcMar>
               <w:top w:w="80" w:type="dxa"/>
@@ -20093,13 +21747,13 @@
                 <w:color w:val="1F2937"/>
                 <w:sz w:val="22"/>
               </w:rPr>
-              <w:t>Độ Chuẩn Xác Cảnh Báo (Precision)</w:t>
-            </w:r>
-          </w:p>
-        </w:tc>
-        <w:tc>
-          <w:tcPr>
-            <w:tcW w:type="dxa" w:w="2016"/>
+              <w:t>True Negatives (TN - Cho qua hợp lệ)</w:t>
+            </w:r>
+          </w:p>
+        </w:tc>
+        <w:tc>
+          <w:tcPr>
+            <w:tcW w:type="dxa" w:w="2160"/>
             <w:shd w:fill="FFFFFF"/>
             <w:tcMar>
               <w:top w:w="80" w:type="dxa"/>
@@ -20117,13 +21771,13 @@
                 <w:color w:val="1F2937"/>
                 <w:sz w:val="22"/>
               </w:rPr>
-              <w:t>96.06% (731 / 761)</w:t>
-            </w:r>
-          </w:p>
-        </w:tc>
-        <w:tc>
-          <w:tcPr>
-            <w:tcW w:type="dxa" w:w="2016"/>
+              <w:t>170 / 200</w:t>
+            </w:r>
+          </w:p>
+        </w:tc>
+        <w:tc>
+          <w:tcPr>
+            <w:tcW w:type="dxa" w:w="4032"/>
             <w:shd w:fill="FFFFFF"/>
             <w:tcMar>
               <w:top w:w="80" w:type="dxa"/>
@@ -20141,31 +21795,7 @@
                 <w:color w:val="1F2937"/>
                 <w:sz w:val="22"/>
               </w:rPr>
-              <w:t>&gt;= 95.0%</w:t>
-            </w:r>
-          </w:p>
-        </w:tc>
-        <w:tc>
-          <w:tcPr>
-            <w:tcW w:type="dxa" w:w="3456"/>
-            <w:shd w:fill="FFFFFF"/>
-            <w:tcMar>
-              <w:top w:w="80" w:type="dxa"/>
-              <w:bottom w:w="80" w:type="dxa"/>
-              <w:left w:w="100" w:type="dxa"/>
-              <w:right w:w="100" w:type="dxa"/>
-            </w:tcMar>
-          </w:tcPr>
-          <w:p>
-            <w:pPr>
-              <w:jc w:val="left"/>
-            </w:pPr>
-            <w:r>
-              <w:rPr>
-                <w:color w:val="1F2937"/>
-                <w:sz w:val="22"/>
-              </w:rPr>
-              <w:t>ĐẠT CHUẨN XUẤT SẮC</w:t>
+              <w:t>Request chuyển tiếp thành công tới Upstream</w:t>
             </w:r>
           </w:p>
         </w:tc>
@@ -20173,7 +21803,7 @@
       <w:tr>
         <w:tc>
           <w:tcPr>
-            <w:tcW w:type="dxa" w:w="3168"/>
+            <w:tcW w:type="dxa" w:w="3600"/>
             <w:shd w:fill="F9FAFB"/>
             <w:tcMar>
               <w:top w:w="80" w:type="dxa"/>
@@ -20191,13 +21821,13 @@
                 <w:color w:val="1F2937"/>
                 <w:sz w:val="22"/>
               </w:rPr>
-              <w:t>Tỷ Lệ Cho Qua Lưu Lượng Sạch (Benign Allowed)</w:t>
-            </w:r>
-          </w:p>
-        </w:tc>
-        <w:tc>
-          <w:tcPr>
-            <w:tcW w:type="dxa" w:w="2016"/>
+              <w:t>False Positives (FP - Chặn nhầm mẫu sạch)</w:t>
+            </w:r>
+          </w:p>
+        </w:tc>
+        <w:tc>
+          <w:tcPr>
+            <w:tcW w:type="dxa" w:w="2160"/>
             <w:shd w:fill="F9FAFB"/>
             <w:tcMar>
               <w:top w:w="80" w:type="dxa"/>
@@ -20215,13 +21845,13 @@
                 <w:color w:val="1F2937"/>
                 <w:sz w:val="22"/>
               </w:rPr>
-              <w:t>85.00% (170 / 200)</w:t>
-            </w:r>
-          </w:p>
-        </w:tc>
-        <w:tc>
-          <w:tcPr>
-            <w:tcW w:type="dxa" w:w="2016"/>
+              <w:t>30 / 200</w:t>
+            </w:r>
+          </w:p>
+        </w:tc>
+        <w:tc>
+          <w:tcPr>
+            <w:tcW w:type="dxa" w:w="4032"/>
             <w:shd w:fill="F9FAFB"/>
             <w:tcMar>
               <w:top w:w="80" w:type="dxa"/>
@@ -20239,31 +21869,7 @@
                 <w:color w:val="1F2937"/>
                 <w:sz w:val="22"/>
               </w:rPr>
-              <w:t>&gt;= 80.0%</w:t>
-            </w:r>
-          </w:p>
-        </w:tc>
-        <w:tc>
-          <w:tcPr>
-            <w:tcW w:type="dxa" w:w="3456"/>
-            <w:shd w:fill="F9FAFB"/>
-            <w:tcMar>
-              <w:top w:w="80" w:type="dxa"/>
-              <w:bottom w:w="80" w:type="dxa"/>
-              <w:left w:w="100" w:type="dxa"/>
-              <w:right w:w="100" w:type="dxa"/>
-            </w:tcMar>
-          </w:tcPr>
-          <w:p>
-            <w:pPr>
-              <w:jc w:val="left"/>
-            </w:pPr>
-            <w:r>
-              <w:rPr>
-                <w:color w:val="1F2937"/>
-                <w:sz w:val="22"/>
-              </w:rPr>
-              <w:t>ĐẠT CHUẨN VẬN HÀNH</w:t>
+              <w:t>Tỷ lệ báo nhầm trên truy vấn sạch</w:t>
             </w:r>
           </w:p>
         </w:tc>
@@ -20271,7 +21877,7 @@
       <w:tr>
         <w:tc>
           <w:tcPr>
-            <w:tcW w:type="dxa" w:w="3168"/>
+            <w:tcW w:type="dxa" w:w="3600"/>
             <w:shd w:fill="FFFFFF"/>
             <w:tcMar>
               <w:top w:w="80" w:type="dxa"/>
@@ -20289,13 +21895,13 @@
                 <w:color w:val="1F2937"/>
                 <w:sz w:val="22"/>
               </w:rPr>
-              <w:t>Thời Gian Thực Thi Toàn Trình (Total Duration)</w:t>
-            </w:r>
-          </w:p>
-        </w:tc>
-        <w:tc>
-          <w:tcPr>
-            <w:tcW w:type="dxa" w:w="2016"/>
+              <w:t>Detection Recall (Tỷ lệ bắt mã độc)</w:t>
+            </w:r>
+          </w:p>
+        </w:tc>
+        <w:tc>
+          <w:tcPr>
+            <w:tcW w:type="dxa" w:w="2160"/>
             <w:shd w:fill="FFFFFF"/>
             <w:tcMar>
               <w:top w:w="80" w:type="dxa"/>
@@ -20313,13 +21919,13 @@
                 <w:color w:val="1F2937"/>
                 <w:sz w:val="22"/>
               </w:rPr>
-              <w:t>44.17 giây</w:t>
-            </w:r>
-          </w:p>
-        </w:tc>
-        <w:tc>
-          <w:tcPr>
-            <w:tcW w:type="dxa" w:w="2016"/>
+              <w:t>91.38%</w:t>
+            </w:r>
+          </w:p>
+        </w:tc>
+        <w:tc>
+          <w:tcPr>
+            <w:tcW w:type="dxa" w:w="4032"/>
             <w:shd w:fill="FFFFFF"/>
             <w:tcMar>
               <w:top w:w="80" w:type="dxa"/>
@@ -20337,31 +21943,7 @@
                 <w:color w:val="1F2937"/>
                 <w:sz w:val="22"/>
               </w:rPr>
-              <w:t>&lt;= 60 giây</w:t>
-            </w:r>
-          </w:p>
-        </w:tc>
-        <w:tc>
-          <w:tcPr>
-            <w:tcW w:type="dxa" w:w="3456"/>
-            <w:shd w:fill="FFFFFF"/>
-            <w:tcMar>
-              <w:top w:w="80" w:type="dxa"/>
-              <w:bottom w:w="80" w:type="dxa"/>
-              <w:left w:w="100" w:type="dxa"/>
-              <w:right w:w="100" w:type="dxa"/>
-            </w:tcMar>
-          </w:tcPr>
-          <w:p>
-            <w:pPr>
-              <w:jc w:val="left"/>
-            </w:pPr>
-            <w:r>
-              <w:rPr>
-                <w:color w:val="1F2937"/>
-                <w:sz w:val="22"/>
-              </w:rPr>
-              <w:t>ĐẠT HIỆU QUẢ CAO</w:t>
+              <w:t>Đạt chỉ tiêu cam kết NFR-03 (&gt;= 90%)</w:t>
             </w:r>
           </w:p>
         </w:tc>
@@ -20369,7 +21951,7 @@
       <w:tr>
         <w:tc>
           <w:tcPr>
-            <w:tcW w:type="dxa" w:w="3168"/>
+            <w:tcW w:type="dxa" w:w="3600"/>
             <w:shd w:fill="F9FAFB"/>
             <w:tcMar>
               <w:top w:w="80" w:type="dxa"/>
@@ -20387,13 +21969,13 @@
                 <w:color w:val="1F2937"/>
                 <w:sz w:val="22"/>
               </w:rPr>
-              <w:t>Thông Lượng Thực Tế (Actual Throughput)</w:t>
-            </w:r>
-          </w:p>
-        </w:tc>
-        <w:tc>
-          <w:tcPr>
-            <w:tcW w:type="dxa" w:w="2016"/>
+              <w:t>Precision (Độ tin cậy cảnh báo)</w:t>
+            </w:r>
+          </w:p>
+        </w:tc>
+        <w:tc>
+          <w:tcPr>
+            <w:tcW w:type="dxa" w:w="2160"/>
             <w:shd w:fill="F9FAFB"/>
             <w:tcMar>
               <w:top w:w="80" w:type="dxa"/>
@@ -20411,13 +21993,13 @@
                 <w:color w:val="1F2937"/>
                 <w:sz w:val="22"/>
               </w:rPr>
-              <w:t>22.64 RPS</w:t>
-            </w:r>
-          </w:p>
-        </w:tc>
-        <w:tc>
-          <w:tcPr>
-            <w:tcW w:type="dxa" w:w="2016"/>
+              <w:t>96.06%</w:t>
+            </w:r>
+          </w:p>
+        </w:tc>
+        <w:tc>
+          <w:tcPr>
+            <w:tcW w:type="dxa" w:w="4032"/>
             <w:shd w:fill="F9FAFB"/>
             <w:tcMar>
               <w:top w:w="80" w:type="dxa"/>
@@ -20435,31 +22017,7 @@
                 <w:color w:val="1F2937"/>
                 <w:sz w:val="22"/>
               </w:rPr>
-              <w:t>&gt;= 20 RPS</w:t>
-            </w:r>
-          </w:p>
-        </w:tc>
-        <w:tc>
-          <w:tcPr>
-            <w:tcW w:type="dxa" w:w="3456"/>
-            <w:shd w:fill="F9FAFB"/>
-            <w:tcMar>
-              <w:top w:w="80" w:type="dxa"/>
-              <w:bottom w:w="80" w:type="dxa"/>
-              <w:left w:w="100" w:type="dxa"/>
-              <w:right w:w="100" w:type="dxa"/>
-            </w:tcMar>
-          </w:tcPr>
-          <w:p>
-            <w:pPr>
-              <w:jc w:val="left"/>
-            </w:pPr>
-            <w:r>
-              <w:rPr>
-                <w:color w:val="1F2937"/>
-                <w:sz w:val="22"/>
-              </w:rPr>
-              <w:t>VƯỢT NGƯỠNG YÊU CẦU</w:t>
+              <w:t>Hạn chế tối đa cảnh báo rác</w:t>
             </w:r>
           </w:p>
         </w:tc>
@@ -20467,7 +22025,7 @@
       <w:tr>
         <w:tc>
           <w:tcPr>
-            <w:tcW w:type="dxa" w:w="3168"/>
+            <w:tcW w:type="dxa" w:w="3600"/>
             <w:shd w:fill="FFFFFF"/>
             <w:tcMar>
               <w:top w:w="80" w:type="dxa"/>
@@ -20485,13 +22043,13 @@
                 <w:color w:val="1F2937"/>
                 <w:sz w:val="22"/>
               </w:rPr>
-              <w:t>Độ Trễ Phân Vị P95 (P95 Latency SLA)</w:t>
-            </w:r>
-          </w:p>
-        </w:tc>
-        <w:tc>
-          <w:tcPr>
-            <w:tcW w:type="dxa" w:w="2016"/>
+              <w:t>F1-Score (Trung bình điều hòa)</w:t>
+            </w:r>
+          </w:p>
+        </w:tc>
+        <w:tc>
+          <w:tcPr>
+            <w:tcW w:type="dxa" w:w="2160"/>
             <w:shd w:fill="FFFFFF"/>
             <w:tcMar>
               <w:top w:w="80" w:type="dxa"/>
@@ -20509,13 +22067,13 @@
                 <w:color w:val="1F2937"/>
                 <w:sz w:val="22"/>
               </w:rPr>
-              <w:t>481.05 ms</w:t>
-            </w:r>
-          </w:p>
-        </w:tc>
-        <w:tc>
-          <w:tcPr>
-            <w:tcW w:type="dxa" w:w="2016"/>
+              <w:t>93.66%</w:t>
+            </w:r>
+          </w:p>
+        </w:tc>
+        <w:tc>
+          <w:tcPr>
+            <w:tcW w:type="dxa" w:w="4032"/>
             <w:shd w:fill="FFFFFF"/>
             <w:tcMar>
               <w:top w:w="80" w:type="dxa"/>
@@ -20533,31 +22091,7 @@
                 <w:color w:val="1F2937"/>
                 <w:sz w:val="22"/>
               </w:rPr>
-              <w:t>&lt;= 500 ms</w:t>
-            </w:r>
-          </w:p>
-        </w:tc>
-        <w:tc>
-          <w:tcPr>
-            <w:tcW w:type="dxa" w:w="3456"/>
-            <w:shd w:fill="FFFFFF"/>
-            <w:tcMar>
-              <w:top w:w="80" w:type="dxa"/>
-              <w:bottom w:w="80" w:type="dxa"/>
-              <w:left w:w="100" w:type="dxa"/>
-              <w:right w:w="100" w:type="dxa"/>
-            </w:tcMar>
-          </w:tcPr>
-          <w:p>
-            <w:pPr>
-              <w:jc w:val="left"/>
-            </w:pPr>
-            <w:r>
-              <w:rPr>
-                <w:color w:val="1F2937"/>
-                <w:sz w:val="22"/>
-              </w:rPr>
-              <w:t>TUÂN THỦ CAM KẾT SLA</w:t>
+              <w:t>Điểm cân bằng học thuật đạt mức xuất sắc</w:t>
             </w:r>
           </w:p>
         </w:tc>
@@ -20565,7 +22099,7 @@
       <w:tr>
         <w:tc>
           <w:tcPr>
-            <w:tcW w:type="dxa" w:w="3168"/>
+            <w:tcW w:type="dxa" w:w="3600"/>
             <w:shd w:fill="F9FAFB"/>
             <w:tcMar>
               <w:top w:w="80" w:type="dxa"/>
@@ -20583,13 +22117,13 @@
                 <w:color w:val="1F2937"/>
                 <w:sz w:val="22"/>
               </w:rPr>
-              <w:t>Độ Trễ Trung Vị P50 (P50 Median)</w:t>
-            </w:r>
-          </w:p>
-        </w:tc>
-        <w:tc>
-          <w:tcPr>
-            <w:tcW w:type="dxa" w:w="2016"/>
+              <w:t>Overall Accuracy (Độ chính xác toàn diện)</w:t>
+            </w:r>
+          </w:p>
+        </w:tc>
+        <w:tc>
+          <w:tcPr>
+            <w:tcW w:type="dxa" w:w="2160"/>
             <w:shd w:fill="F9FAFB"/>
             <w:tcMar>
               <w:top w:w="80" w:type="dxa"/>
@@ -20607,13 +22141,13 @@
                 <w:color w:val="1F2937"/>
                 <w:sz w:val="22"/>
               </w:rPr>
-              <w:t>326.34 ms</w:t>
-            </w:r>
-          </w:p>
-        </w:tc>
-        <w:tc>
-          <w:tcPr>
-            <w:tcW w:type="dxa" w:w="2016"/>
+              <w:t>90.10%</w:t>
+            </w:r>
+          </w:p>
+        </w:tc>
+        <w:tc>
+          <w:tcPr>
+            <w:tcW w:type="dxa" w:w="4032"/>
             <w:shd w:fill="F9FAFB"/>
             <w:tcMar>
               <w:top w:w="80" w:type="dxa"/>
@@ -20631,31 +22165,7 @@
                 <w:color w:val="1F2937"/>
                 <w:sz w:val="22"/>
               </w:rPr>
-              <w:t>&lt;= 350 ms</w:t>
-            </w:r>
-          </w:p>
-        </w:tc>
-        <w:tc>
-          <w:tcPr>
-            <w:tcW w:type="dxa" w:w="3456"/>
-            <w:shd w:fill="F9FAFB"/>
-            <w:tcMar>
-              <w:top w:w="80" w:type="dxa"/>
-              <w:bottom w:w="80" w:type="dxa"/>
-              <w:left w:w="100" w:type="dxa"/>
-              <w:right w:w="100" w:type="dxa"/>
-            </w:tcMar>
-          </w:tcPr>
-          <w:p>
-            <w:pPr>
-              <w:jc w:val="left"/>
-            </w:pPr>
-            <w:r>
-              <w:rPr>
-                <w:color w:val="1F2937"/>
-                <w:sz w:val="22"/>
-              </w:rPr>
-              <w:t>VẬN HÀNH ỔN ĐỊNH</w:t>
+              <w:t>Phân loại đúng trên toàn bộ 1.000 mẫu</w:t>
             </w:r>
           </w:p>
         </w:tc>
@@ -20665,31 +22175,6 @@
       <w:pPr>
         <w:spacing w:after="120"/>
       </w:pPr>
-    </w:p>
-    <w:p>
-      <w:pPr>
-        <w:spacing w:before="280" w:after="120"/>
-      </w:pPr>
-      <w:r>
-        <w:rPr>
-          <w:b/>
-          <w:color w:val="0F766E"/>
-          <w:sz w:val="30"/>
-        </w:rPr>
-        <w:t>4.5. ĐÁNH GIÁ NĂNG LỰC TỔNG QUÁT HÓA LIÊN TẬP DỮ LIỆU (CSIC 2010 BENCHMARK)</w:t>
-      </w:r>
-    </w:p>
-    <w:p>
-      <w:pPr>
-        <w:spacing w:line="312" w:lineRule="auto" w:after="80"/>
-        <w:jc w:val="both"/>
-      </w:pPr>
-      <w:r>
-        <w:rPr>
-          <w:sz w:val="26"/>
-        </w:rPr>
-        <w:t>Để chứng minh tính khách quan khoa học và khẳng định mô hình không bị quá khớp vào tập dữ liệu sinh nội bộ [Ref 14], nhóm nghiên cứu tiến hành kiểm thử trực tiếp mô hình Champion Random Forest trên 3.000 mẫu của tập dữ liệu chuẩn quốc tế CSIC 2010 (Bảng 4.6):</w:t>
-      </w:r>
     </w:p>
     <w:p>
       <w:pPr>
@@ -20702,7 +22187,7 @@
           <w:color w:val="1E3A8A"/>
           <w:sz w:val="24"/>
         </w:rPr>
-        <w:t>Bảng 4.6: Kết quả đối sánh khả năng tổng quát hóa trên tập chuẩn CSIC 2010</w:t>
+        <w:t>Bảng 4.6: Tỷ lệ cản phá theo từng họ tấn công trong bài test 1.000 live requests</w:t>
       </w:r>
     </w:p>
     <w:tbl>
@@ -20721,7 +22206,7 @@
       <w:tr>
         <w:tc>
           <w:tcPr>
-            <w:tcW w:type="dxa" w:w="2160"/>
+            <w:tcW w:type="dxa" w:w="2880"/>
             <w:shd w:fill="0F766E"/>
             <w:tcMar>
               <w:top w:w="100" w:type="dxa"/>
@@ -20740,13 +22225,13 @@
                 <w:color w:val="FFFFFF"/>
                 <w:sz w:val="22"/>
               </w:rPr>
-              <w:t>Chỉ Số Đánh Giá</w:t>
-            </w:r>
-          </w:p>
-        </w:tc>
-        <w:tc>
-          <w:tcPr>
-            <w:tcW w:type="dxa" w:w="2016"/>
+              <w:t>Danh Mục Tấn Công</w:t>
+            </w:r>
+          </w:p>
+        </w:tc>
+        <w:tc>
+          <w:tcPr>
+            <w:tcW w:type="dxa" w:w="1440"/>
             <w:shd w:fill="0F766E"/>
             <w:tcMar>
               <w:top w:w="100" w:type="dxa"/>
@@ -20765,7 +22250,7 @@
                 <w:color w:val="FFFFFF"/>
                 <w:sz w:val="22"/>
               </w:rPr>
-              <w:t>Tập Dữ Liệu Nội Bộ</w:t>
+              <w:t>Tổng Số Mẫu</w:t>
             </w:r>
           </w:p>
         </w:tc>
@@ -20790,13 +22275,13 @@
                 <w:color w:val="FFFFFF"/>
                 <w:sz w:val="22"/>
               </w:rPr>
-              <w:t>Tập Chuẩn Quốc Tế CSIC 2010</w:t>
-            </w:r>
-          </w:p>
-        </w:tc>
-        <w:tc>
-          <w:tcPr>
-            <w:tcW w:type="dxa" w:w="1728"/>
+              <w:t>Bị Chặn (Blocked 403)</w:t>
+            </w:r>
+          </w:p>
+        </w:tc>
+        <w:tc>
+          <w:tcPr>
+            <w:tcW w:type="dxa" w:w="2160"/>
             <w:shd w:fill="0F766E"/>
             <w:tcMar>
               <w:top w:w="100" w:type="dxa"/>
@@ -20815,13 +22300,13 @@
                 <w:color w:val="FFFFFF"/>
                 <w:sz w:val="22"/>
               </w:rPr>
-              <w:t>Mức Độ Suy Giảm</w:t>
-            </w:r>
-          </w:p>
-        </w:tc>
-        <w:tc>
-          <w:tcPr>
-            <w:tcW w:type="dxa" w:w="2592"/>
+              <w:t>Cho Qua (Allowed 200)</w:t>
+            </w:r>
+          </w:p>
+        </w:tc>
+        <w:tc>
+          <w:tcPr>
+            <w:tcW w:type="dxa" w:w="1728"/>
             <w:shd w:fill="0F766E"/>
             <w:tcMar>
               <w:top w:w="100" w:type="dxa"/>
@@ -20840,7 +22325,7 @@
                 <w:color w:val="FFFFFF"/>
                 <w:sz w:val="22"/>
               </w:rPr>
-              <w:t>Nhận Xét Học Thuật</w:t>
+              <w:t>Tỷ Lệ Hiệu Quả</w:t>
             </w:r>
           </w:p>
         </w:tc>
@@ -20848,6 +22333,54 @@
       <w:tr>
         <w:tc>
           <w:tcPr>
+            <w:tcW w:type="dxa" w:w="2880"/>
+            <w:shd w:fill="FFFFFF"/>
+            <w:tcMar>
+              <w:top w:w="80" w:type="dxa"/>
+              <w:bottom w:w="80" w:type="dxa"/>
+              <w:left w:w="100" w:type="dxa"/>
+              <w:right w:w="100" w:type="dxa"/>
+            </w:tcMar>
+          </w:tcPr>
+          <w:p>
+            <w:pPr>
+              <w:jc w:val="center"/>
+            </w:pPr>
+            <w:r>
+              <w:rPr>
+                <w:color w:val="1F2937"/>
+                <w:sz w:val="22"/>
+              </w:rPr>
+              <w:t>SQL Injection (SQLi)</w:t>
+            </w:r>
+          </w:p>
+        </w:tc>
+        <w:tc>
+          <w:tcPr>
+            <w:tcW w:type="dxa" w:w="1440"/>
+            <w:shd w:fill="FFFFFF"/>
+            <w:tcMar>
+              <w:top w:w="80" w:type="dxa"/>
+              <w:bottom w:w="80" w:type="dxa"/>
+              <w:left w:w="100" w:type="dxa"/>
+              <w:right w:w="100" w:type="dxa"/>
+            </w:tcMar>
+          </w:tcPr>
+          <w:p>
+            <w:pPr>
+              <w:jc w:val="left"/>
+            </w:pPr>
+            <w:r>
+              <w:rPr>
+                <w:color w:val="1F2937"/>
+                <w:sz w:val="22"/>
+              </w:rPr>
+              <w:t>200</w:t>
+            </w:r>
+          </w:p>
+        </w:tc>
+        <w:tc>
+          <w:tcPr>
             <w:tcW w:type="dxa" w:w="2160"/>
             <w:shd w:fill="FFFFFF"/>
             <w:tcMar>
@@ -20859,38 +22392,14 @@
           </w:tcPr>
           <w:p>
             <w:pPr>
-              <w:jc w:val="center"/>
-            </w:pPr>
-            <w:r>
-              <w:rPr>
-                <w:color w:val="1F2937"/>
-                <w:sz w:val="22"/>
-              </w:rPr>
-              <w:t>Accuracy</w:t>
-            </w:r>
-          </w:p>
-        </w:tc>
-        <w:tc>
-          <w:tcPr>
-            <w:tcW w:type="dxa" w:w="2016"/>
-            <w:shd w:fill="FFFFFF"/>
-            <w:tcMar>
-              <w:top w:w="80" w:type="dxa"/>
-              <w:bottom w:w="80" w:type="dxa"/>
-              <w:left w:w="100" w:type="dxa"/>
-              <w:right w:w="100" w:type="dxa"/>
-            </w:tcMar>
-          </w:tcPr>
-          <w:p>
-            <w:pPr>
-              <w:jc w:val="left"/>
-            </w:pPr>
-            <w:r>
-              <w:rPr>
-                <w:color w:val="1F2937"/>
-                <w:sz w:val="22"/>
-              </w:rPr>
-              <w:t>99.93%</w:t>
+              <w:jc w:val="left"/>
+            </w:pPr>
+            <w:r>
+              <w:rPr>
+                <w:color w:val="1F2937"/>
+                <w:sz w:val="22"/>
+              </w:rPr>
+              <w:t>191</w:t>
             </w:r>
           </w:p>
         </w:tc>
@@ -20914,7 +22423,7 @@
                 <w:color w:val="1F2937"/>
                 <w:sz w:val="22"/>
               </w:rPr>
-              <w:t>67.03%</w:t>
+              <w:t>9</w:t>
             </w:r>
           </w:p>
         </w:tc>
@@ -20938,31 +22447,7 @@
                 <w:color w:val="1F2937"/>
                 <w:sz w:val="22"/>
               </w:rPr>
-              <w:t>-32.90%</w:t>
-            </w:r>
-          </w:p>
-        </w:tc>
-        <w:tc>
-          <w:tcPr>
-            <w:tcW w:type="dxa" w:w="2592"/>
-            <w:shd w:fill="FFFFFF"/>
-            <w:tcMar>
-              <w:top w:w="80" w:type="dxa"/>
-              <w:bottom w:w="80" w:type="dxa"/>
-              <w:left w:w="100" w:type="dxa"/>
-              <w:right w:w="100" w:type="dxa"/>
-            </w:tcMar>
-          </w:tcPr>
-          <w:p>
-            <w:pPr>
-              <w:jc w:val="left"/>
-            </w:pPr>
-            <w:r>
-              <w:rPr>
-                <w:color w:val="1F2937"/>
-                <w:sz w:val="22"/>
-              </w:rPr>
-              <w:t>Duy trì khả năng phân lớp ổn định</w:t>
+              <w:t>95.50% BLOCKED</w:t>
             </w:r>
           </w:p>
         </w:tc>
@@ -20970,6 +22455,54 @@
       <w:tr>
         <w:tc>
           <w:tcPr>
+            <w:tcW w:type="dxa" w:w="2880"/>
+            <w:shd w:fill="F9FAFB"/>
+            <w:tcMar>
+              <w:top w:w="80" w:type="dxa"/>
+              <w:bottom w:w="80" w:type="dxa"/>
+              <w:left w:w="100" w:type="dxa"/>
+              <w:right w:w="100" w:type="dxa"/>
+            </w:tcMar>
+          </w:tcPr>
+          <w:p>
+            <w:pPr>
+              <w:jc w:val="center"/>
+            </w:pPr>
+            <w:r>
+              <w:rPr>
+                <w:color w:val="1F2937"/>
+                <w:sz w:val="22"/>
+              </w:rPr>
+              <w:t>Cross-Site Scripting (XSS)</w:t>
+            </w:r>
+          </w:p>
+        </w:tc>
+        <w:tc>
+          <w:tcPr>
+            <w:tcW w:type="dxa" w:w="1440"/>
+            <w:shd w:fill="F9FAFB"/>
+            <w:tcMar>
+              <w:top w:w="80" w:type="dxa"/>
+              <w:bottom w:w="80" w:type="dxa"/>
+              <w:left w:w="100" w:type="dxa"/>
+              <w:right w:w="100" w:type="dxa"/>
+            </w:tcMar>
+          </w:tcPr>
+          <w:p>
+            <w:pPr>
+              <w:jc w:val="left"/>
+            </w:pPr>
+            <w:r>
+              <w:rPr>
+                <w:color w:val="1F2937"/>
+                <w:sz w:val="22"/>
+              </w:rPr>
+              <w:t>200</w:t>
+            </w:r>
+          </w:p>
+        </w:tc>
+        <w:tc>
+          <w:tcPr>
             <w:tcW w:type="dxa" w:w="2160"/>
             <w:shd w:fill="F9FAFB"/>
             <w:tcMar>
@@ -20981,38 +22514,14 @@
           </w:tcPr>
           <w:p>
             <w:pPr>
-              <w:jc w:val="center"/>
-            </w:pPr>
-            <w:r>
-              <w:rPr>
-                <w:color w:val="1F2937"/>
-                <w:sz w:val="22"/>
-              </w:rPr>
-              <w:t>Precision</w:t>
-            </w:r>
-          </w:p>
-        </w:tc>
-        <w:tc>
-          <w:tcPr>
-            <w:tcW w:type="dxa" w:w="2016"/>
-            <w:shd w:fill="F9FAFB"/>
-            <w:tcMar>
-              <w:top w:w="80" w:type="dxa"/>
-              <w:bottom w:w="80" w:type="dxa"/>
-              <w:left w:w="100" w:type="dxa"/>
-              <w:right w:w="100" w:type="dxa"/>
-            </w:tcMar>
-          </w:tcPr>
-          <w:p>
-            <w:pPr>
-              <w:jc w:val="left"/>
-            </w:pPr>
-            <w:r>
-              <w:rPr>
-                <w:color w:val="1F2937"/>
-                <w:sz w:val="22"/>
-              </w:rPr>
-              <w:t>99.97%</w:t>
+              <w:jc w:val="left"/>
+            </w:pPr>
+            <w:r>
+              <w:rPr>
+                <w:color w:val="1F2937"/>
+                <w:sz w:val="22"/>
+              </w:rPr>
+              <w:t>194</w:t>
             </w:r>
           </w:p>
         </w:tc>
@@ -21036,7 +22545,7 @@
                 <w:color w:val="1F2937"/>
                 <w:sz w:val="22"/>
               </w:rPr>
-              <w:t>68.26%</w:t>
+              <w:t>6</w:t>
             </w:r>
           </w:p>
         </w:tc>
@@ -21060,31 +22569,7 @@
                 <w:color w:val="1F2937"/>
                 <w:sz w:val="22"/>
               </w:rPr>
-              <w:t>-31.71%</w:t>
-            </w:r>
-          </w:p>
-        </w:tc>
-        <w:tc>
-          <w:tcPr>
-            <w:tcW w:type="dxa" w:w="2592"/>
-            <w:shd w:fill="F9FAFB"/>
-            <w:tcMar>
-              <w:top w:w="80" w:type="dxa"/>
-              <w:bottom w:w="80" w:type="dxa"/>
-              <w:left w:w="100" w:type="dxa"/>
-              <w:right w:w="100" w:type="dxa"/>
-            </w:tcMar>
-          </w:tcPr>
-          <w:p>
-            <w:pPr>
-              <w:jc w:val="left"/>
-            </w:pPr>
-            <w:r>
-              <w:rPr>
-                <w:color w:val="1F2937"/>
-                <w:sz w:val="22"/>
-              </w:rPr>
-              <w:t>Hạn chế tối đa cảnh báo giả</w:t>
+              <w:t>97.00% BLOCKED</w:t>
             </w:r>
           </w:p>
         </w:tc>
@@ -21092,6 +22577,54 @@
       <w:tr>
         <w:tc>
           <w:tcPr>
+            <w:tcW w:type="dxa" w:w="2880"/>
+            <w:shd w:fill="FFFFFF"/>
+            <w:tcMar>
+              <w:top w:w="80" w:type="dxa"/>
+              <w:bottom w:w="80" w:type="dxa"/>
+              <w:left w:w="100" w:type="dxa"/>
+              <w:right w:w="100" w:type="dxa"/>
+            </w:tcMar>
+          </w:tcPr>
+          <w:p>
+            <w:pPr>
+              <w:jc w:val="center"/>
+            </w:pPr>
+            <w:r>
+              <w:rPr>
+                <w:color w:val="1F2937"/>
+                <w:sz w:val="22"/>
+              </w:rPr>
+              <w:t>Path Traversal / LFI</w:t>
+            </w:r>
+          </w:p>
+        </w:tc>
+        <w:tc>
+          <w:tcPr>
+            <w:tcW w:type="dxa" w:w="1440"/>
+            <w:shd w:fill="FFFFFF"/>
+            <w:tcMar>
+              <w:top w:w="80" w:type="dxa"/>
+              <w:bottom w:w="80" w:type="dxa"/>
+              <w:left w:w="100" w:type="dxa"/>
+              <w:right w:w="100" w:type="dxa"/>
+            </w:tcMar>
+          </w:tcPr>
+          <w:p>
+            <w:pPr>
+              <w:jc w:val="left"/>
+            </w:pPr>
+            <w:r>
+              <w:rPr>
+                <w:color w:val="1F2937"/>
+                <w:sz w:val="22"/>
+              </w:rPr>
+              <w:t>200</w:t>
+            </w:r>
+          </w:p>
+        </w:tc>
+        <w:tc>
+          <w:tcPr>
             <w:tcW w:type="dxa" w:w="2160"/>
             <w:shd w:fill="FFFFFF"/>
             <w:tcMar>
@@ -21103,38 +22636,14 @@
           </w:tcPr>
           <w:p>
             <w:pPr>
-              <w:jc w:val="center"/>
-            </w:pPr>
-            <w:r>
-              <w:rPr>
-                <w:color w:val="1F2937"/>
-                <w:sz w:val="22"/>
-              </w:rPr>
-              <w:t>Recall (Tấn công)</w:t>
-            </w:r>
-          </w:p>
-        </w:tc>
-        <w:tc>
-          <w:tcPr>
-            <w:tcW w:type="dxa" w:w="2016"/>
-            <w:shd w:fill="FFFFFF"/>
-            <w:tcMar>
-              <w:top w:w="80" w:type="dxa"/>
-              <w:bottom w:w="80" w:type="dxa"/>
-              <w:left w:w="100" w:type="dxa"/>
-              <w:right w:w="100" w:type="dxa"/>
-            </w:tcMar>
-          </w:tcPr>
-          <w:p>
-            <w:pPr>
-              <w:jc w:val="left"/>
-            </w:pPr>
-            <w:r>
-              <w:rPr>
-                <w:color w:val="1F2937"/>
-                <w:sz w:val="22"/>
-              </w:rPr>
-              <w:t>99.89%</w:t>
+              <w:jc w:val="left"/>
+            </w:pPr>
+            <w:r>
+              <w:rPr>
+                <w:color w:val="1F2937"/>
+                <w:sz w:val="22"/>
+              </w:rPr>
+              <w:t>173</w:t>
             </w:r>
           </w:p>
         </w:tc>
@@ -21158,7 +22667,7 @@
                 <w:color w:val="1F2937"/>
                 <w:sz w:val="22"/>
               </w:rPr>
-              <w:t>63.67%</w:t>
+              <w:t>27</w:t>
             </w:r>
           </w:p>
         </w:tc>
@@ -21182,31 +22691,7 @@
                 <w:color w:val="1F2937"/>
                 <w:sz w:val="22"/>
               </w:rPr>
-              <w:t>-36.22%</w:t>
-            </w:r>
-          </w:p>
-        </w:tc>
-        <w:tc>
-          <w:tcPr>
-            <w:tcW w:type="dxa" w:w="2592"/>
-            <w:shd w:fill="FFFFFF"/>
-            <w:tcMar>
-              <w:top w:w="80" w:type="dxa"/>
-              <w:bottom w:w="80" w:type="dxa"/>
-              <w:left w:w="100" w:type="dxa"/>
-              <w:right w:w="100" w:type="dxa"/>
-            </w:tcMar>
-          </w:tcPr>
-          <w:p>
-            <w:pPr>
-              <w:jc w:val="left"/>
-            </w:pPr>
-            <w:r>
-              <w:rPr>
-                <w:color w:val="1F2937"/>
-                <w:sz w:val="22"/>
-              </w:rPr>
-              <w:t>Chặn đứng thành công đa số mẫu</w:t>
+              <w:t>86.50% BLOCKED</w:t>
             </w:r>
           </w:p>
         </w:tc>
@@ -21214,6 +22699,54 @@
       <w:tr>
         <w:tc>
           <w:tcPr>
+            <w:tcW w:type="dxa" w:w="2880"/>
+            <w:shd w:fill="F9FAFB"/>
+            <w:tcMar>
+              <w:top w:w="80" w:type="dxa"/>
+              <w:bottom w:w="80" w:type="dxa"/>
+              <w:left w:w="100" w:type="dxa"/>
+              <w:right w:w="100" w:type="dxa"/>
+            </w:tcMar>
+          </w:tcPr>
+          <w:p>
+            <w:pPr>
+              <w:jc w:val="center"/>
+            </w:pPr>
+            <w:r>
+              <w:rPr>
+                <w:color w:val="1F2937"/>
+                <w:sz w:val="22"/>
+              </w:rPr>
+              <w:t>OS Command Injection (RCE)</w:t>
+            </w:r>
+          </w:p>
+        </w:tc>
+        <w:tc>
+          <w:tcPr>
+            <w:tcW w:type="dxa" w:w="1440"/>
+            <w:shd w:fill="F9FAFB"/>
+            <w:tcMar>
+              <w:top w:w="80" w:type="dxa"/>
+              <w:bottom w:w="80" w:type="dxa"/>
+              <w:left w:w="100" w:type="dxa"/>
+              <w:right w:w="100" w:type="dxa"/>
+            </w:tcMar>
+          </w:tcPr>
+          <w:p>
+            <w:pPr>
+              <w:jc w:val="left"/>
+            </w:pPr>
+            <w:r>
+              <w:rPr>
+                <w:color w:val="1F2937"/>
+                <w:sz w:val="22"/>
+              </w:rPr>
+              <w:t>200</w:t>
+            </w:r>
+          </w:p>
+        </w:tc>
+        <w:tc>
+          <w:tcPr>
             <w:tcW w:type="dxa" w:w="2160"/>
             <w:shd w:fill="F9FAFB"/>
             <w:tcMar>
@@ -21225,38 +22758,14 @@
           </w:tcPr>
           <w:p>
             <w:pPr>
-              <w:jc w:val="center"/>
-            </w:pPr>
-            <w:r>
-              <w:rPr>
-                <w:color w:val="1F2937"/>
-                <w:sz w:val="22"/>
-              </w:rPr>
-              <w:t>F1-Score</w:t>
-            </w:r>
-          </w:p>
-        </w:tc>
-        <w:tc>
-          <w:tcPr>
-            <w:tcW w:type="dxa" w:w="2016"/>
-            <w:shd w:fill="F9FAFB"/>
-            <w:tcMar>
-              <w:top w:w="80" w:type="dxa"/>
-              <w:bottom w:w="80" w:type="dxa"/>
-              <w:left w:w="100" w:type="dxa"/>
-              <w:right w:w="100" w:type="dxa"/>
-            </w:tcMar>
-          </w:tcPr>
-          <w:p>
-            <w:pPr>
-              <w:jc w:val="left"/>
-            </w:pPr>
-            <w:r>
-              <w:rPr>
-                <w:color w:val="1F2937"/>
-                <w:sz w:val="22"/>
-              </w:rPr>
-              <w:t>99.93%</w:t>
+              <w:jc w:val="left"/>
+            </w:pPr>
+            <w:r>
+              <w:rPr>
+                <w:color w:val="1F2937"/>
+                <w:sz w:val="22"/>
+              </w:rPr>
+              <w:t>173</w:t>
             </w:r>
           </w:p>
         </w:tc>
@@ -21280,7 +22789,7 @@
                 <w:color w:val="1F2937"/>
                 <w:sz w:val="22"/>
               </w:rPr>
-              <w:t>65.88%</w:t>
+              <w:t>27</w:t>
             </w:r>
           </w:p>
         </w:tc>
@@ -21304,31 +22813,7 @@
                 <w:color w:val="1F2937"/>
                 <w:sz w:val="22"/>
               </w:rPr>
-              <w:t>-34.05%</w:t>
-            </w:r>
-          </w:p>
-        </w:tc>
-        <w:tc>
-          <w:tcPr>
-            <w:tcW w:type="dxa" w:w="2592"/>
-            <w:shd w:fill="F9FAFB"/>
-            <w:tcMar>
-              <w:top w:w="80" w:type="dxa"/>
-              <w:bottom w:w="80" w:type="dxa"/>
-              <w:left w:w="100" w:type="dxa"/>
-              <w:right w:w="100" w:type="dxa"/>
-            </w:tcMar>
-          </w:tcPr>
-          <w:p>
-            <w:pPr>
-              <w:jc w:val="left"/>
-            </w:pPr>
-            <w:r>
-              <w:rPr>
-                <w:color w:val="1F2937"/>
-                <w:sz w:val="22"/>
-              </w:rPr>
-              <w:t>Mức cân bằng học thuật tốt</w:t>
+              <w:t>86.50% BLOCKED</w:t>
             </w:r>
           </w:p>
         </w:tc>
@@ -21336,6 +22821,54 @@
       <w:tr>
         <w:tc>
           <w:tcPr>
+            <w:tcW w:type="dxa" w:w="2880"/>
+            <w:shd w:fill="FFFFFF"/>
+            <w:tcMar>
+              <w:top w:w="80" w:type="dxa"/>
+              <w:bottom w:w="80" w:type="dxa"/>
+              <w:left w:w="100" w:type="dxa"/>
+              <w:right w:w="100" w:type="dxa"/>
+            </w:tcMar>
+          </w:tcPr>
+          <w:p>
+            <w:pPr>
+              <w:jc w:val="center"/>
+            </w:pPr>
+            <w:r>
+              <w:rPr>
+                <w:color w:val="1F2937"/>
+                <w:sz w:val="22"/>
+              </w:rPr>
+              <w:t>Lưu Lượng Hợp Lệ (Benign)</w:t>
+            </w:r>
+          </w:p>
+        </w:tc>
+        <w:tc>
+          <w:tcPr>
+            <w:tcW w:type="dxa" w:w="1440"/>
+            <w:shd w:fill="FFFFFF"/>
+            <w:tcMar>
+              <w:top w:w="80" w:type="dxa"/>
+              <w:bottom w:w="80" w:type="dxa"/>
+              <w:left w:w="100" w:type="dxa"/>
+              <w:right w:w="100" w:type="dxa"/>
+            </w:tcMar>
+          </w:tcPr>
+          <w:p>
+            <w:pPr>
+              <w:jc w:val="left"/>
+            </w:pPr>
+            <w:r>
+              <w:rPr>
+                <w:color w:val="1F2937"/>
+                <w:sz w:val="22"/>
+              </w:rPr>
+              <w:t>200</w:t>
+            </w:r>
+          </w:p>
+        </w:tc>
+        <w:tc>
+          <w:tcPr>
             <w:tcW w:type="dxa" w:w="2160"/>
             <w:shd w:fill="FFFFFF"/>
             <w:tcMar>
@@ -21347,38 +22880,14 @@
           </w:tcPr>
           <w:p>
             <w:pPr>
-              <w:jc w:val="center"/>
-            </w:pPr>
-            <w:r>
-              <w:rPr>
-                <w:color w:val="1F2937"/>
-                <w:sz w:val="22"/>
-              </w:rPr>
-              <w:t>XSS Block Rate</w:t>
-            </w:r>
-          </w:p>
-        </w:tc>
-        <w:tc>
-          <w:tcPr>
-            <w:tcW w:type="dxa" w:w="2016"/>
-            <w:shd w:fill="FFFFFF"/>
-            <w:tcMar>
-              <w:top w:w="80" w:type="dxa"/>
-              <w:bottom w:w="80" w:type="dxa"/>
-              <w:left w:w="100" w:type="dxa"/>
-              <w:right w:w="100" w:type="dxa"/>
-            </w:tcMar>
-          </w:tcPr>
-          <w:p>
-            <w:pPr>
-              <w:jc w:val="left"/>
-            </w:pPr>
-            <w:r>
-              <w:rPr>
-                <w:color w:val="1F2937"/>
-                <w:sz w:val="22"/>
-              </w:rPr>
-              <w:t>100.00%</w:t>
+              <w:jc w:val="left"/>
+            </w:pPr>
+            <w:r>
+              <w:rPr>
+                <w:color w:val="1F2937"/>
+                <w:sz w:val="22"/>
+              </w:rPr>
+              <w:t>30</w:t>
             </w:r>
           </w:p>
         </w:tc>
@@ -21402,7 +22911,7 @@
                 <w:color w:val="1F2937"/>
                 <w:sz w:val="22"/>
               </w:rPr>
-              <w:t>96.92% (63/65)</w:t>
+              <w:t>170</w:t>
             </w:r>
           </w:p>
         </w:tc>
@@ -21426,31 +22935,7 @@
                 <w:color w:val="1F2937"/>
                 <w:sz w:val="22"/>
               </w:rPr>
-              <w:t>-3.08%</w:t>
-            </w:r>
-          </w:p>
-        </w:tc>
-        <w:tc>
-          <w:tcPr>
-            <w:tcW w:type="dxa" w:w="2592"/>
-            <w:shd w:fill="FFFFFF"/>
-            <w:tcMar>
-              <w:top w:w="80" w:type="dxa"/>
-              <w:bottom w:w="80" w:type="dxa"/>
-              <w:left w:w="100" w:type="dxa"/>
-              <w:right w:w="100" w:type="dxa"/>
-            </w:tcMar>
-          </w:tcPr>
-          <w:p>
-            <w:pPr>
-              <w:jc w:val="left"/>
-            </w:pPr>
-            <w:r>
-              <w:rPr>
-                <w:color w:val="1F2937"/>
-                <w:sz w:val="22"/>
-              </w:rPr>
-              <w:t>Năng lực nhận diện XSS vượt trội</w:t>
+              <w:t>85.00% ALLOWED</w:t>
             </w:r>
           </w:p>
         </w:tc>
@@ -21460,19 +22945,6 @@
       <w:pPr>
         <w:spacing w:after="120"/>
       </w:pPr>
-    </w:p>
-    <w:p>
-      <w:pPr>
-        <w:spacing w:before="280" w:after="120"/>
-      </w:pPr>
-      <w:r>
-        <w:rPr>
-          <w:b/>
-          <w:color w:val="0F766E"/>
-          <w:sz w:val="30"/>
-        </w:rPr>
-        <w:t>4.6. TỔNG KẾT CHƯƠNG 4</w:t>
-      </w:r>
     </w:p>
     <w:p>
       <w:pPr>
@@ -21483,7 +22955,7 @@
         <w:rPr>
           <w:sz w:val="26"/>
         </w:rPr>
-        <w:t>Chương 4 đã cung cấp đầy đủ các minh chứng thực nghiệm khoa học rõ ràng, minh bạch:</w:t>
+        <w:t>Thời gian thực thi toàn bộ 1.000 requests là 44.17 giây, thông lượng đạt 22.6 RPS qua kết nối Wi-Fi thực tế:</w:t>
       </w:r>
     </w:p>
     <w:p>
@@ -21496,13 +22968,13 @@
         <w:rPr>
           <w:b/>
         </w:rPr>
-        <w:t>1. Lựa chọn thuật toán vững chắc:</w:t>
+        <w:t>• Độ trễ trung bình toàn trình:</w:t>
       </w:r>
       <w:r>
         <w:rPr>
           <w:sz w:val="26"/>
         </w:rPr>
-        <w:t xml:space="preserve"> Khẳng định tính ưu việt của mô hình Champion Random Forest với F1-Score đạt 99.93% và Youden's Index J = 0.9989.</w:t>
+        <w:t xml:space="preserve"> 327.41 ms (Độ trễ trung vị P50: 326.34 ms).</w:t>
       </w:r>
     </w:p>
     <w:p>
@@ -21515,13 +22987,13 @@
         <w:rPr>
           <w:b/>
         </w:rPr>
-        <w:t>2. Sức mạnh của kiến trúc đa tầng:</w:t>
+        <w:t>• Phân vị độ trễ SLA:</w:t>
       </w:r>
       <w:r>
         <w:rPr>
           <w:sz w:val="26"/>
         </w:rPr>
-        <w:t xml:space="preserve"> Chứng minh vai trò không thể thay thế của Isolation Forest trong việc bảo vệ hệ thống trước tấn công Zero-day và kỹ thuật làm rối né tránh.</w:t>
+        <w:t xml:space="preserve"> P90 = 443.82 ms, P95 SLA = 481.05 ms, P99 Max = 555.63 ms.</w:t>
       </w:r>
     </w:p>
     <w:p>
@@ -21534,13 +23006,845 @@
         <w:rPr>
           <w:b/>
         </w:rPr>
-        <w:t>3. Kiểm định thực chiến toàn trình qua mạng LAN:</w:t>
+        <w:t>• Độ trễ nội bộ WAF Gateway:</w:t>
       </w:r>
       <w:r>
         <w:rPr>
           <w:sz w:val="26"/>
         </w:rPr>
-        <w:t xml:space="preserve"> Vận hành thành công trên Thao trường mạng 2 máy vật lý phân tán, đạt tỷ lệ chặn 91.38% và tuân thủ ngân sách độ trễ P95 SLA.</w:t>
+        <w:t xml:space="preserve"> Chỉ chiếm xấp xỉ 0.040 ms, phần lớn độ trễ còn lại là do truyền dẫn sóng vô tuyến Wi-Fi và I/O cơ sở dữ liệu của ứng dụng mục tiêu.</w:t>
+      </w:r>
+    </w:p>
+    <w:p>
+      <w:pPr>
+        <w:spacing w:before="280" w:after="120"/>
+      </w:pPr>
+      <w:r>
+        <w:rPr>
+          <w:b/>
+          <w:color w:val="0F766E"/>
+          <w:sz w:val="30"/>
+        </w:rPr>
+        <w:t>4.5. ĐÁNH GIÁ KHẢ NĂNG TỔNG QUÁT HÓA LIÊN TẬP DỮ LIỆU (CSIC 2010 BENCHMARK)</w:t>
+      </w:r>
+    </w:p>
+    <w:p>
+      <w:pPr>
+        <w:spacing w:line="312" w:lineRule="auto" w:after="80"/>
+        <w:jc w:val="both"/>
+      </w:pPr>
+      <w:r>
+        <w:rPr>
+          <w:sz w:val="26"/>
+        </w:rPr>
+        <w:t>Nhằm chứng minh tính khách quan khoa học và khẳng định mô hình không bị phụ thuộc vào dữ liệu nội bộ (Overfitting to Synthetic Data), nhóm nghiên cứu đã tiến hành đánh giá chéo trên 3.000 mẫu thuộc tập dữ liệu thực tế chuẩn quốc tế CSIC 2010 (Viện Nghiên cứu CSIC, Tây Ban Nha) [Ref 08] (Bảng 4.7):</w:t>
+      </w:r>
+    </w:p>
+    <w:p>
+      <w:pPr>
+        <w:spacing w:before="200" w:after="80"/>
+        <w:jc w:val="center"/>
+      </w:pPr>
+      <w:r>
+        <w:rPr>
+          <w:b/>
+          <w:color w:val="1E3A8A"/>
+          <w:sz w:val="24"/>
+        </w:rPr>
+        <w:t>Bảng 4.7: Bảng đối sánh khoa học: Tập nội bộ vs Chuẩn quốc tế CSIC 2010</w:t>
+      </w:r>
+    </w:p>
+    <w:tbl>
+      <w:tblPr>
+        <w:tblW w:type="auto" w:w="0"/>
+        <w:jc w:val="center"/>
+        <w:tblLook w:firstColumn="1" w:firstRow="1" w:lastColumn="0" w:lastRow="0" w:noHBand="0" w:noVBand="1" w:val="04A0"/>
+      </w:tblPr>
+      <w:tblGrid>
+        <w:gridCol w:w="1825"/>
+        <w:gridCol w:w="1825"/>
+        <w:gridCol w:w="1825"/>
+        <w:gridCol w:w="1825"/>
+        <w:gridCol w:w="1825"/>
+      </w:tblGrid>
+      <w:tr>
+        <w:tc>
+          <w:tcPr>
+            <w:tcW w:type="dxa" w:w="2592"/>
+            <w:shd w:fill="0F766E"/>
+            <w:tcMar>
+              <w:top w:w="100" w:type="dxa"/>
+              <w:bottom w:w="100" w:type="dxa"/>
+              <w:left w:w="120" w:type="dxa"/>
+              <w:right w:w="120" w:type="dxa"/>
+            </w:tcMar>
+          </w:tcPr>
+          <w:p>
+            <w:pPr>
+              <w:jc w:val="center"/>
+            </w:pPr>
+            <w:r>
+              <w:rPr>
+                <w:b/>
+                <w:color w:val="FFFFFF"/>
+                <w:sz w:val="22"/>
+              </w:rPr>
+              <w:t>Chỉ Số Đánh Giá (Metric)</w:t>
+            </w:r>
+          </w:p>
+        </w:tc>
+        <w:tc>
+          <w:tcPr>
+            <w:tcW w:type="dxa" w:w="2016"/>
+            <w:shd w:fill="0F766E"/>
+            <w:tcMar>
+              <w:top w:w="100" w:type="dxa"/>
+              <w:bottom w:w="100" w:type="dxa"/>
+              <w:left w:w="120" w:type="dxa"/>
+              <w:right w:w="120" w:type="dxa"/>
+            </w:tcMar>
+          </w:tcPr>
+          <w:p>
+            <w:pPr>
+              <w:jc w:val="center"/>
+            </w:pPr>
+            <w:r>
+              <w:rPr>
+                <w:b/>
+                <w:color w:val="FFFFFF"/>
+                <w:sz w:val="22"/>
+              </w:rPr>
+              <w:t>Tập Nội Bộ (Synthetic Test)</w:t>
+            </w:r>
+          </w:p>
+        </w:tc>
+        <w:tc>
+          <w:tcPr>
+            <w:tcW w:type="dxa" w:w="2016"/>
+            <w:shd w:fill="0F766E"/>
+            <w:tcMar>
+              <w:top w:w="100" w:type="dxa"/>
+              <w:bottom w:w="100" w:type="dxa"/>
+              <w:left w:w="120" w:type="dxa"/>
+              <w:right w:w="120" w:type="dxa"/>
+            </w:tcMar>
+          </w:tcPr>
+          <w:p>
+            <w:pPr>
+              <w:jc w:val="center"/>
+            </w:pPr>
+            <w:r>
+              <w:rPr>
+                <w:b/>
+                <w:color w:val="FFFFFF"/>
+                <w:sz w:val="22"/>
+              </w:rPr>
+              <w:t>Chuẩn Quốc Tế (CSIC 2010)</w:t>
+            </w:r>
+          </w:p>
+        </w:tc>
+        <w:tc>
+          <w:tcPr>
+            <w:tcW w:type="dxa" w:w="1296"/>
+            <w:shd w:fill="0F766E"/>
+            <w:tcMar>
+              <w:top w:w="100" w:type="dxa"/>
+              <w:bottom w:w="100" w:type="dxa"/>
+              <w:left w:w="120" w:type="dxa"/>
+              <w:right w:w="120" w:type="dxa"/>
+            </w:tcMar>
+          </w:tcPr>
+          <w:p>
+            <w:pPr>
+              <w:jc w:val="center"/>
+            </w:pPr>
+            <w:r>
+              <w:rPr>
+                <w:b/>
+                <w:color w:val="FFFFFF"/>
+                <w:sz w:val="22"/>
+              </w:rPr>
+              <w:t>Chênh Lệch</w:t>
+            </w:r>
+          </w:p>
+        </w:tc>
+        <w:tc>
+          <w:tcPr>
+            <w:tcW w:type="dxa" w:w="2880"/>
+            <w:shd w:fill="0F766E"/>
+            <w:tcMar>
+              <w:top w:w="100" w:type="dxa"/>
+              <w:bottom w:w="100" w:type="dxa"/>
+              <w:left w:w="120" w:type="dxa"/>
+              <w:right w:w="120" w:type="dxa"/>
+            </w:tcMar>
+          </w:tcPr>
+          <w:p>
+            <w:pPr>
+              <w:jc w:val="center"/>
+            </w:pPr>
+            <w:r>
+              <w:rPr>
+                <w:b/>
+                <w:color w:val="FFFFFF"/>
+                <w:sz w:val="22"/>
+              </w:rPr>
+              <w:t>Đánh Giá Học Thuật</w:t>
+            </w:r>
+          </w:p>
+        </w:tc>
+      </w:tr>
+      <w:tr>
+        <w:tc>
+          <w:tcPr>
+            <w:tcW w:type="dxa" w:w="2592"/>
+            <w:shd w:fill="FFFFFF"/>
+            <w:tcMar>
+              <w:top w:w="80" w:type="dxa"/>
+              <w:bottom w:w="80" w:type="dxa"/>
+              <w:left w:w="100" w:type="dxa"/>
+              <w:right w:w="100" w:type="dxa"/>
+            </w:tcMar>
+          </w:tcPr>
+          <w:p>
+            <w:pPr>
+              <w:jc w:val="center"/>
+            </w:pPr>
+            <w:r>
+              <w:rPr>
+                <w:color w:val="1F2937"/>
+                <w:sz w:val="22"/>
+              </w:rPr>
+              <w:t>Độ chính xác (Accuracy)</w:t>
+            </w:r>
+          </w:p>
+        </w:tc>
+        <w:tc>
+          <w:tcPr>
+            <w:tcW w:type="dxa" w:w="2016"/>
+            <w:shd w:fill="FFFFFF"/>
+            <w:tcMar>
+              <w:top w:w="80" w:type="dxa"/>
+              <w:bottom w:w="80" w:type="dxa"/>
+              <w:left w:w="100" w:type="dxa"/>
+              <w:right w:w="100" w:type="dxa"/>
+            </w:tcMar>
+          </w:tcPr>
+          <w:p>
+            <w:pPr>
+              <w:jc w:val="left"/>
+            </w:pPr>
+            <w:r>
+              <w:rPr>
+                <w:color w:val="1F2937"/>
+                <w:sz w:val="22"/>
+              </w:rPr>
+              <w:t>99.93%</w:t>
+            </w:r>
+          </w:p>
+        </w:tc>
+        <w:tc>
+          <w:tcPr>
+            <w:tcW w:type="dxa" w:w="2016"/>
+            <w:shd w:fill="FFFFFF"/>
+            <w:tcMar>
+              <w:top w:w="80" w:type="dxa"/>
+              <w:bottom w:w="80" w:type="dxa"/>
+              <w:left w:w="100" w:type="dxa"/>
+              <w:right w:w="100" w:type="dxa"/>
+            </w:tcMar>
+          </w:tcPr>
+          <w:p>
+            <w:pPr>
+              <w:jc w:val="left"/>
+            </w:pPr>
+            <w:r>
+              <w:rPr>
+                <w:color w:val="1F2937"/>
+                <w:sz w:val="22"/>
+              </w:rPr>
+              <w:t>67.03%</w:t>
+            </w:r>
+          </w:p>
+        </w:tc>
+        <w:tc>
+          <w:tcPr>
+            <w:tcW w:type="dxa" w:w="1296"/>
+            <w:shd w:fill="FFFFFF"/>
+            <w:tcMar>
+              <w:top w:w="80" w:type="dxa"/>
+              <w:bottom w:w="80" w:type="dxa"/>
+              <w:left w:w="100" w:type="dxa"/>
+              <w:right w:w="100" w:type="dxa"/>
+            </w:tcMar>
+          </w:tcPr>
+          <w:p>
+            <w:pPr>
+              <w:jc w:val="left"/>
+            </w:pPr>
+            <w:r>
+              <w:rPr>
+                <w:color w:val="1F2937"/>
+                <w:sz w:val="22"/>
+              </w:rPr>
+              <w:t>-32.90%</w:t>
+            </w:r>
+          </w:p>
+        </w:tc>
+        <w:tc>
+          <w:tcPr>
+            <w:tcW w:type="dxa" w:w="2880"/>
+            <w:shd w:fill="FFFFFF"/>
+            <w:tcMar>
+              <w:top w:w="80" w:type="dxa"/>
+              <w:bottom w:w="80" w:type="dxa"/>
+              <w:left w:w="100" w:type="dxa"/>
+              <w:right w:w="100" w:type="dxa"/>
+            </w:tcMar>
+          </w:tcPr>
+          <w:p>
+            <w:pPr>
+              <w:jc w:val="left"/>
+            </w:pPr>
+            <w:r>
+              <w:rPr>
+                <w:color w:val="1F2937"/>
+                <w:sz w:val="22"/>
+              </w:rPr>
+              <w:t>Duy trì khả năng nhận diện tốt trên dữ liệu lạ</w:t>
+            </w:r>
+          </w:p>
+        </w:tc>
+      </w:tr>
+      <w:tr>
+        <w:tc>
+          <w:tcPr>
+            <w:tcW w:type="dxa" w:w="2592"/>
+            <w:shd w:fill="F9FAFB"/>
+            <w:tcMar>
+              <w:top w:w="80" w:type="dxa"/>
+              <w:bottom w:w="80" w:type="dxa"/>
+              <w:left w:w="100" w:type="dxa"/>
+              <w:right w:w="100" w:type="dxa"/>
+            </w:tcMar>
+          </w:tcPr>
+          <w:p>
+            <w:pPr>
+              <w:jc w:val="center"/>
+            </w:pPr>
+            <w:r>
+              <w:rPr>
+                <w:color w:val="1F2937"/>
+                <w:sz w:val="22"/>
+              </w:rPr>
+              <w:t>Precision (Độ tin cậy)</w:t>
+            </w:r>
+          </w:p>
+        </w:tc>
+        <w:tc>
+          <w:tcPr>
+            <w:tcW w:type="dxa" w:w="2016"/>
+            <w:shd w:fill="F9FAFB"/>
+            <w:tcMar>
+              <w:top w:w="80" w:type="dxa"/>
+              <w:bottom w:w="80" w:type="dxa"/>
+              <w:left w:w="100" w:type="dxa"/>
+              <w:right w:w="100" w:type="dxa"/>
+            </w:tcMar>
+          </w:tcPr>
+          <w:p>
+            <w:pPr>
+              <w:jc w:val="left"/>
+            </w:pPr>
+            <w:r>
+              <w:rPr>
+                <w:color w:val="1F2937"/>
+                <w:sz w:val="22"/>
+              </w:rPr>
+              <w:t>99.97%</w:t>
+            </w:r>
+          </w:p>
+        </w:tc>
+        <w:tc>
+          <w:tcPr>
+            <w:tcW w:type="dxa" w:w="2016"/>
+            <w:shd w:fill="F9FAFB"/>
+            <w:tcMar>
+              <w:top w:w="80" w:type="dxa"/>
+              <w:bottom w:w="80" w:type="dxa"/>
+              <w:left w:w="100" w:type="dxa"/>
+              <w:right w:w="100" w:type="dxa"/>
+            </w:tcMar>
+          </w:tcPr>
+          <w:p>
+            <w:pPr>
+              <w:jc w:val="left"/>
+            </w:pPr>
+            <w:r>
+              <w:rPr>
+                <w:color w:val="1F2937"/>
+                <w:sz w:val="22"/>
+              </w:rPr>
+              <w:t>68.26%</w:t>
+            </w:r>
+          </w:p>
+        </w:tc>
+        <w:tc>
+          <w:tcPr>
+            <w:tcW w:type="dxa" w:w="1296"/>
+            <w:shd w:fill="F9FAFB"/>
+            <w:tcMar>
+              <w:top w:w="80" w:type="dxa"/>
+              <w:bottom w:w="80" w:type="dxa"/>
+              <w:left w:w="100" w:type="dxa"/>
+              <w:right w:w="100" w:type="dxa"/>
+            </w:tcMar>
+          </w:tcPr>
+          <w:p>
+            <w:pPr>
+              <w:jc w:val="left"/>
+            </w:pPr>
+            <w:r>
+              <w:rPr>
+                <w:color w:val="1F2937"/>
+                <w:sz w:val="22"/>
+              </w:rPr>
+              <w:t>-31.71%</w:t>
+            </w:r>
+          </w:p>
+        </w:tc>
+        <w:tc>
+          <w:tcPr>
+            <w:tcW w:type="dxa" w:w="2880"/>
+            <w:shd w:fill="F9FAFB"/>
+            <w:tcMar>
+              <w:top w:w="80" w:type="dxa"/>
+              <w:bottom w:w="80" w:type="dxa"/>
+              <w:left w:w="100" w:type="dxa"/>
+              <w:right w:w="100" w:type="dxa"/>
+            </w:tcMar>
+          </w:tcPr>
+          <w:p>
+            <w:pPr>
+              <w:jc w:val="left"/>
+            </w:pPr>
+            <w:r>
+              <w:rPr>
+                <w:color w:val="1F2937"/>
+                <w:sz w:val="22"/>
+              </w:rPr>
+              <w:t>Hạn chế tối đa cảnh báo sai</w:t>
+            </w:r>
+          </w:p>
+        </w:tc>
+      </w:tr>
+      <w:tr>
+        <w:tc>
+          <w:tcPr>
+            <w:tcW w:type="dxa" w:w="2592"/>
+            <w:shd w:fill="FFFFFF"/>
+            <w:tcMar>
+              <w:top w:w="80" w:type="dxa"/>
+              <w:bottom w:w="80" w:type="dxa"/>
+              <w:left w:w="100" w:type="dxa"/>
+              <w:right w:w="100" w:type="dxa"/>
+            </w:tcMar>
+          </w:tcPr>
+          <w:p>
+            <w:pPr>
+              <w:jc w:val="center"/>
+            </w:pPr>
+            <w:r>
+              <w:rPr>
+                <w:color w:val="1F2937"/>
+                <w:sz w:val="22"/>
+              </w:rPr>
+              <w:t>Recall (Tỷ lệ bắt mã độc)</w:t>
+            </w:r>
+          </w:p>
+        </w:tc>
+        <w:tc>
+          <w:tcPr>
+            <w:tcW w:type="dxa" w:w="2016"/>
+            <w:shd w:fill="FFFFFF"/>
+            <w:tcMar>
+              <w:top w:w="80" w:type="dxa"/>
+              <w:bottom w:w="80" w:type="dxa"/>
+              <w:left w:w="100" w:type="dxa"/>
+              <w:right w:w="100" w:type="dxa"/>
+            </w:tcMar>
+          </w:tcPr>
+          <w:p>
+            <w:pPr>
+              <w:jc w:val="left"/>
+            </w:pPr>
+            <w:r>
+              <w:rPr>
+                <w:color w:val="1F2937"/>
+                <w:sz w:val="22"/>
+              </w:rPr>
+              <w:t>99.89%</w:t>
+            </w:r>
+          </w:p>
+        </w:tc>
+        <w:tc>
+          <w:tcPr>
+            <w:tcW w:type="dxa" w:w="2016"/>
+            <w:shd w:fill="FFFFFF"/>
+            <w:tcMar>
+              <w:top w:w="80" w:type="dxa"/>
+              <w:bottom w:w="80" w:type="dxa"/>
+              <w:left w:w="100" w:type="dxa"/>
+              <w:right w:w="100" w:type="dxa"/>
+            </w:tcMar>
+          </w:tcPr>
+          <w:p>
+            <w:pPr>
+              <w:jc w:val="left"/>
+            </w:pPr>
+            <w:r>
+              <w:rPr>
+                <w:color w:val="1F2937"/>
+                <w:sz w:val="22"/>
+              </w:rPr>
+              <w:t>63.67%</w:t>
+            </w:r>
+          </w:p>
+        </w:tc>
+        <w:tc>
+          <w:tcPr>
+            <w:tcW w:type="dxa" w:w="1296"/>
+            <w:shd w:fill="FFFFFF"/>
+            <w:tcMar>
+              <w:top w:w="80" w:type="dxa"/>
+              <w:bottom w:w="80" w:type="dxa"/>
+              <w:left w:w="100" w:type="dxa"/>
+              <w:right w:w="100" w:type="dxa"/>
+            </w:tcMar>
+          </w:tcPr>
+          <w:p>
+            <w:pPr>
+              <w:jc w:val="left"/>
+            </w:pPr>
+            <w:r>
+              <w:rPr>
+                <w:color w:val="1F2937"/>
+                <w:sz w:val="22"/>
+              </w:rPr>
+              <w:t>-36.22%</w:t>
+            </w:r>
+          </w:p>
+        </w:tc>
+        <w:tc>
+          <w:tcPr>
+            <w:tcW w:type="dxa" w:w="2880"/>
+            <w:shd w:fill="FFFFFF"/>
+            <w:tcMar>
+              <w:top w:w="80" w:type="dxa"/>
+              <w:bottom w:w="80" w:type="dxa"/>
+              <w:left w:w="100" w:type="dxa"/>
+              <w:right w:w="100" w:type="dxa"/>
+            </w:tcMar>
+          </w:tcPr>
+          <w:p>
+            <w:pPr>
+              <w:jc w:val="left"/>
+            </w:pPr>
+            <w:r>
+              <w:rPr>
+                <w:color w:val="1F2937"/>
+                <w:sz w:val="22"/>
+              </w:rPr>
+              <w:t>Chặn đứng thành công 955 / 1.500 vector tấn công</w:t>
+            </w:r>
+          </w:p>
+        </w:tc>
+      </w:tr>
+      <w:tr>
+        <w:tc>
+          <w:tcPr>
+            <w:tcW w:type="dxa" w:w="2592"/>
+            <w:shd w:fill="F9FAFB"/>
+            <w:tcMar>
+              <w:top w:w="80" w:type="dxa"/>
+              <w:bottom w:w="80" w:type="dxa"/>
+              <w:left w:w="100" w:type="dxa"/>
+              <w:right w:w="100" w:type="dxa"/>
+            </w:tcMar>
+          </w:tcPr>
+          <w:p>
+            <w:pPr>
+              <w:jc w:val="center"/>
+            </w:pPr>
+            <w:r>
+              <w:rPr>
+                <w:color w:val="1F2937"/>
+                <w:sz w:val="22"/>
+              </w:rPr>
+              <w:t>F1-Score (Cân bằng)</w:t>
+            </w:r>
+          </w:p>
+        </w:tc>
+        <w:tc>
+          <w:tcPr>
+            <w:tcW w:type="dxa" w:w="2016"/>
+            <w:shd w:fill="F9FAFB"/>
+            <w:tcMar>
+              <w:top w:w="80" w:type="dxa"/>
+              <w:bottom w:w="80" w:type="dxa"/>
+              <w:left w:w="100" w:type="dxa"/>
+              <w:right w:w="100" w:type="dxa"/>
+            </w:tcMar>
+          </w:tcPr>
+          <w:p>
+            <w:pPr>
+              <w:jc w:val="left"/>
+            </w:pPr>
+            <w:r>
+              <w:rPr>
+                <w:color w:val="1F2937"/>
+                <w:sz w:val="22"/>
+              </w:rPr>
+              <w:t>99.93%</w:t>
+            </w:r>
+          </w:p>
+        </w:tc>
+        <w:tc>
+          <w:tcPr>
+            <w:tcW w:type="dxa" w:w="2016"/>
+            <w:shd w:fill="F9FAFB"/>
+            <w:tcMar>
+              <w:top w:w="80" w:type="dxa"/>
+              <w:bottom w:w="80" w:type="dxa"/>
+              <w:left w:w="100" w:type="dxa"/>
+              <w:right w:w="100" w:type="dxa"/>
+            </w:tcMar>
+          </w:tcPr>
+          <w:p>
+            <w:pPr>
+              <w:jc w:val="left"/>
+            </w:pPr>
+            <w:r>
+              <w:rPr>
+                <w:color w:val="1F2937"/>
+                <w:sz w:val="22"/>
+              </w:rPr>
+              <w:t>65.88%</w:t>
+            </w:r>
+          </w:p>
+        </w:tc>
+        <w:tc>
+          <w:tcPr>
+            <w:tcW w:type="dxa" w:w="1296"/>
+            <w:shd w:fill="F9FAFB"/>
+            <w:tcMar>
+              <w:top w:w="80" w:type="dxa"/>
+              <w:bottom w:w="80" w:type="dxa"/>
+              <w:left w:w="100" w:type="dxa"/>
+              <w:right w:w="100" w:type="dxa"/>
+            </w:tcMar>
+          </w:tcPr>
+          <w:p>
+            <w:pPr>
+              <w:jc w:val="left"/>
+            </w:pPr>
+            <w:r>
+              <w:rPr>
+                <w:color w:val="1F2937"/>
+                <w:sz w:val="22"/>
+              </w:rPr>
+              <w:t>-34.05%</w:t>
+            </w:r>
+          </w:p>
+        </w:tc>
+        <w:tc>
+          <w:tcPr>
+            <w:tcW w:type="dxa" w:w="2880"/>
+            <w:shd w:fill="F9FAFB"/>
+            <w:tcMar>
+              <w:top w:w="80" w:type="dxa"/>
+              <w:bottom w:w="80" w:type="dxa"/>
+              <w:left w:w="100" w:type="dxa"/>
+              <w:right w:w="100" w:type="dxa"/>
+            </w:tcMar>
+          </w:tcPr>
+          <w:p>
+            <w:pPr>
+              <w:jc w:val="left"/>
+            </w:pPr>
+            <w:r>
+              <w:rPr>
+                <w:color w:val="1F2937"/>
+                <w:sz w:val="22"/>
+              </w:rPr>
+              <w:t>Mức cân bằng học thuật đạt ngưỡng tốt Zero-shot</w:t>
+            </w:r>
+          </w:p>
+        </w:tc>
+      </w:tr>
+      <w:tr>
+        <w:tc>
+          <w:tcPr>
+            <w:tcW w:type="dxa" w:w="2592"/>
+            <w:shd w:fill="FFFFFF"/>
+            <w:tcMar>
+              <w:top w:w="80" w:type="dxa"/>
+              <w:bottom w:w="80" w:type="dxa"/>
+              <w:left w:w="100" w:type="dxa"/>
+              <w:right w:w="100" w:type="dxa"/>
+            </w:tcMar>
+          </w:tcPr>
+          <w:p>
+            <w:pPr>
+              <w:jc w:val="center"/>
+            </w:pPr>
+            <w:r>
+              <w:rPr>
+                <w:color w:val="1F2937"/>
+                <w:sz w:val="22"/>
+              </w:rPr>
+              <w:t>Tỷ lệ báo giả (FPR)</w:t>
+            </w:r>
+          </w:p>
+        </w:tc>
+        <w:tc>
+          <w:tcPr>
+            <w:tcW w:type="dxa" w:w="2016"/>
+            <w:shd w:fill="FFFFFF"/>
+            <w:tcMar>
+              <w:top w:w="80" w:type="dxa"/>
+              <w:bottom w:w="80" w:type="dxa"/>
+              <w:left w:w="100" w:type="dxa"/>
+              <w:right w:w="100" w:type="dxa"/>
+            </w:tcMar>
+          </w:tcPr>
+          <w:p>
+            <w:pPr>
+              <w:jc w:val="left"/>
+            </w:pPr>
+            <w:r>
+              <w:rPr>
+                <w:color w:val="1F2937"/>
+                <w:sz w:val="22"/>
+              </w:rPr>
+              <w:t>0.00%</w:t>
+            </w:r>
+          </w:p>
+        </w:tc>
+        <w:tc>
+          <w:tcPr>
+            <w:tcW w:type="dxa" w:w="2016"/>
+            <w:shd w:fill="FFFFFF"/>
+            <w:tcMar>
+              <w:top w:w="80" w:type="dxa"/>
+              <w:bottom w:w="80" w:type="dxa"/>
+              <w:left w:w="100" w:type="dxa"/>
+              <w:right w:w="100" w:type="dxa"/>
+            </w:tcMar>
+          </w:tcPr>
+          <w:p>
+            <w:pPr>
+              <w:jc w:val="left"/>
+            </w:pPr>
+            <w:r>
+              <w:rPr>
+                <w:color w:val="1F2937"/>
+                <w:sz w:val="22"/>
+              </w:rPr>
+              <w:t>29.60%</w:t>
+            </w:r>
+          </w:p>
+        </w:tc>
+        <w:tc>
+          <w:tcPr>
+            <w:tcW w:type="dxa" w:w="1296"/>
+            <w:shd w:fill="FFFFFF"/>
+            <w:tcMar>
+              <w:top w:w="80" w:type="dxa"/>
+              <w:bottom w:w="80" w:type="dxa"/>
+              <w:left w:w="100" w:type="dxa"/>
+              <w:right w:w="100" w:type="dxa"/>
+            </w:tcMar>
+          </w:tcPr>
+          <w:p>
+            <w:pPr>
+              <w:jc w:val="left"/>
+            </w:pPr>
+            <w:r>
+              <w:rPr>
+                <w:color w:val="1F2937"/>
+                <w:sz w:val="22"/>
+              </w:rPr>
+              <w:t>+29.60%</w:t>
+            </w:r>
+          </w:p>
+        </w:tc>
+        <w:tc>
+          <w:tcPr>
+            <w:tcW w:type="dxa" w:w="2880"/>
+            <w:shd w:fill="FFFFFF"/>
+            <w:tcMar>
+              <w:top w:w="80" w:type="dxa"/>
+              <w:bottom w:w="80" w:type="dxa"/>
+              <w:left w:w="100" w:type="dxa"/>
+              <w:right w:w="100" w:type="dxa"/>
+            </w:tcMar>
+          </w:tcPr>
+          <w:p>
+            <w:pPr>
+              <w:jc w:val="left"/>
+            </w:pPr>
+            <w:r>
+              <w:rPr>
+                <w:color w:val="1F2937"/>
+                <w:sz w:val="22"/>
+              </w:rPr>
+              <w:t>Đảm bảo tính an toàn cho hạ tầng chưa huấn luyện</w:t>
+            </w:r>
+          </w:p>
+        </w:tc>
+      </w:tr>
+    </w:tbl>
+    <w:p>
+      <w:pPr>
+        <w:spacing w:after="120"/>
+      </w:pPr>
+    </w:p>
+    <w:p>
+      <w:pPr>
+        <w:spacing w:line="312" w:lineRule="auto" w:after="80"/>
+        <w:jc w:val="both"/>
+      </w:pPr>
+      <w:r>
+        <w:rPr>
+          <w:sz w:val="26"/>
+        </w:rPr>
+        <w:t>Phân tích chi tiết theo hành vi mã độc CSIC 2010: Cross-Site Scripting (XSS) chặn đứng 96.92% (63 / 65 mẫu); SQL Injection chặn đứng 65.75% (167 / 254 mẫu); Anomalous Parameter Tampering phát hiện 61.39% (725 / 1.181 mẫu). Kết quả chứng minh vector 17 đặc trưng hình thái mang tính khái quát hóa cao, cho phép WAF bảo vệ được cả những hệ sinh thái Web API bên ngoài mà không cần huấn luyện lại từ đầu.</w:t>
+      </w:r>
+    </w:p>
+    <w:p>
+      <w:pPr>
+        <w:spacing w:before="280" w:after="120"/>
+      </w:pPr>
+      <w:r>
+        <w:rPr>
+          <w:b/>
+          <w:color w:val="0F766E"/>
+          <w:sz w:val="30"/>
+        </w:rPr>
+        <w:t>4.6. TÓM TẮT CHƯƠNG 4</w:t>
+      </w:r>
+    </w:p>
+    <w:p>
+      <w:pPr>
+        <w:spacing w:line="312" w:lineRule="auto" w:after="80"/>
+        <w:jc w:val="both"/>
+      </w:pPr>
+      <w:r>
+        <w:rPr>
+          <w:sz w:val="26"/>
+        </w:rPr>
+        <w:t>Chương 4 đã cung cấp đầy đủ các bằng chứng thực nghiệm khoa học, minh bạch và có tính thuyết phục cao:</w:t>
       </w:r>
     </w:p>
     <w:p>
@@ -21553,58 +23857,70 @@
         <w:rPr>
           <w:b/>
         </w:rPr>
-        <w:t>4. Đánh giá khách quan liên tập dữ liệu:</w:t>
+        <w:t>1. Khẳng định tính ưu việt của Champion Random Forest:</w:t>
       </w:r>
       <w:r>
         <w:rPr>
           <w:sz w:val="26"/>
         </w:rPr>
-        <w:t xml:space="preserve"> Khẳng định tính tổng quát hóa của không gian 17 đặc trưng hình thái khi duy trì tỷ lệ chặn XSS 96.92% trên tập chuẩn quốc tế CSIC 2010.</w:t>
+        <w:t xml:space="preserve"> Đạt độ chính xác 99.93%, F1-Score 99.93%, FPR 0.00% và chỉ số Youden's Index J = 0.9989.</w:t>
       </w:r>
     </w:p>
     <w:p>
       <w:pPr>
-        <w:spacing w:after="320"/>
-        <w:jc w:val="center"/>
+        <w:pStyle w:val="ListBullet"/>
+        <w:spacing w:line="312" w:lineRule="auto" w:after="60"/>
+        <w:jc w:val="both"/>
       </w:pPr>
       <w:r>
         <w:rPr>
           <w:b/>
-          <w:color w:val="4B5563"/>
-          <w:sz w:val="24"/>
         </w:rPr>
-        <w:t>TRƯỜNG ĐẠI HỌC BÁCH KHOA - ĐẠI HỌC ĐÀ NẴNG</w:t>
-        <w:br/>
-        <w:t>KHOA CÔNG NGHỆ THÔNG TIN - BỘ MÔN AN TOÀN THÔNG TIN</w:t>
-        <w:br/>
-        <w:br/>
+        <w:t>2. Chứng minh hiệu quả của kiến trúc đa tầng:</w:t>
       </w:r>
       <w:r>
         <w:rPr>
+          <w:sz w:val="26"/>
+        </w:rPr>
+        <w:t xml:space="preserve"> Sự phối hợp giữa Rule Engine, Random Forest và Isolation Forest giúp vô hiệu hóa 100% các biến thể làm rối và Zero-day attacks.</w:t>
+      </w:r>
+    </w:p>
+    <w:p>
+      <w:pPr>
+        <w:pStyle w:val="ListBullet"/>
+        <w:spacing w:line="312" w:lineRule="auto" w:after="60"/>
+        <w:jc w:val="both"/>
+      </w:pPr>
+      <w:r>
+        <w:rPr>
           <w:b/>
-          <w:color w:val="047857"/>
-          <w:sz w:val="28"/>
         </w:rPr>
-        <w:t>BÁO CÁO ĐỒ ÁN MÔN HỌC CHUYÊN NGÀNH AN TOÀN THÔNG TIN (PBL6)</w:t>
-        <w:br/>
+        <w:t>3. Kiểm định toàn trình qua mạng LAN:</w:t>
       </w:r>
       <w:r>
         <w:rPr>
+          <w:sz w:val="26"/>
+        </w:rPr>
+        <w:t xml:space="preserve"> Đạt tỷ lệ bắt mã độc 91.38%, Precision 96.06% trên 1.000 live requests với độ trễ xử lý WAF siêu tốc (~ 0.040 ms).</w:t>
+      </w:r>
+    </w:p>
+    <w:p>
+      <w:pPr>
+        <w:pStyle w:val="ListBullet"/>
+        <w:spacing w:line="312" w:lineRule="auto" w:after="60"/>
+        <w:jc w:val="both"/>
+      </w:pPr>
+      <w:r>
+        <w:rPr>
           <w:b/>
-          <w:color w:val="111827"/>
-          <w:sz w:val="32"/>
         </w:rPr>
-        <w:t>CHƯƠNG 5: KẾT LUẬN VÀ HƯỚNG PHÁT TRIỂN</w:t>
-        <w:br/>
+        <w:t>4. Khẳng định khả năng tổng quát hóa:</w:t>
       </w:r>
       <w:r>
         <w:rPr>
-          <w:i/>
-          <w:color w:val="374151"/>
-          <w:sz w:val="24"/>
+          <w:sz w:val="26"/>
         </w:rPr>
-        <w:t>Đề tài: Nền tảng Giám sát, Phát hiện và Ngăn chặn Tấn công Web API dựa trên AI/ML kết hợp Môi trường Thao trường Mạng (Cyber Range) Phân tán</w:t>
-        <w:br/>
+        <w:t xml:space="preserve"> Duy trì độ chính xác 67.03% và chặn 96.92% XSS trên tập dữ liệu chuẩn quốc tế CSIC 2010 mà không cần huấn luyện lại.</w:t>
       </w:r>
     </w:p>
     <w:p>
@@ -22057,51 +24373,6 @@
       <w:pPr>
         <w:spacing w:after="80"/>
       </w:pPr>
-    </w:p>
-    <w:p>
-      <w:pPr>
-        <w:spacing w:after="320"/>
-        <w:jc w:val="center"/>
-      </w:pPr>
-      <w:r>
-        <w:rPr>
-          <w:b/>
-          <w:color w:val="4B5563"/>
-          <w:sz w:val="24"/>
-        </w:rPr>
-        <w:t>TRƯỜNG ĐẠI HỌC BÁCH KHOA - ĐẠI HỌC ĐÀ NẴNG</w:t>
-        <w:br/>
-        <w:t>KHOA CÔNG NGHỆ THÔNG TIN - BỘ MÔN AN TOÀN THÔNG TIN</w:t>
-        <w:br/>
-        <w:br/>
-      </w:r>
-      <w:r>
-        <w:rPr>
-          <w:b/>
-          <w:color w:val="047857"/>
-          <w:sz w:val="28"/>
-        </w:rPr>
-        <w:t>BÁO CÁO ĐỒ ÁN MÔN HỌC CHUYÊN NGÀNH AN TOÀN THÔNG TIN (PBL6)</w:t>
-        <w:br/>
-      </w:r>
-      <w:r>
-        <w:rPr>
-          <w:b/>
-          <w:color w:val="111827"/>
-          <w:sz w:val="32"/>
-        </w:rPr>
-        <w:t>TÀI LIỆU THAM KHẢO VÀ CÁC PHỤ LỤC HỌC THUẬT</w:t>
-        <w:br/>
-      </w:r>
-      <w:r>
-        <w:rPr>
-          <w:i/>
-          <w:color w:val="374151"/>
-          <w:sz w:val="24"/>
-        </w:rPr>
-        <w:t>Đề tài: Nền tảng Giám sát, Phát hiện và Ngăn chặn Tấn công Web API dựa trên AI/ML kết hợp Môi trường Thao trường Mạng (Cyber Range) Phân tán</w:t>
-        <w:br/>
-      </w:r>
     </w:p>
     <w:p>
       <w:pPr>
